--- a/20260905/pde5_harness/sample_run/report/report_pde5.docx
+++ b/20260905/pde5_harness/sample_run/report/report_pde5.docx
@@ -11,7 +11,7 @@
           <w:rFonts w:ascii="Malgun Gothic" w:hAnsi="Malgun Gothic"/>
           <w:color w:val="0B2A4A"/>
         </w:rPr>
-        <w:t>검증 게이트를 갖춘 신약탐색 에이전트 하네스의 단일 실행 기록</w:t>
+        <w:t>도킹 점수는 PDE5A 저해제의 실측 역가를 예측하는가</w:t>
       </w:r>
     </w:p>
     <w:p>
@@ -23,7 +23,7 @@
           <w:rFonts w:ascii="Malgun Gothic" w:hAnsi="Malgun Gothic"/>
           <w:color w:val="0B2A4A"/>
         </w:rPr>
-        <w:t>그리고 그 게이트 중 둘이 반증 불가능했다는 발견</w:t>
+        <w:t>결정 구조 기반 재채점과 스코어 항 회귀</w:t>
       </w:r>
     </w:p>
     <w:p>
@@ -57,7 +57,7 @@
           <w:b w:val="0"/>
           <w:sz w:val="21"/>
         </w:rPr>
-        <w:t xml:space="preserve"> 2.0 (1차 리뷰 반영) · </w:t>
+        <w:t xml:space="preserve"> 1.0 · </w:t>
       </w:r>
       <w:r>
         <w:rPr>
@@ -73,7 +73,7 @@
           <w:b w:val="0"/>
           <w:sz w:val="21"/>
         </w:rPr>
-        <w:t xml:space="preserve"> sample_run/run_stdout.json (SHA-256 앞 16자리 a3ba8468fddc8355), sample_run/run_gatelog.txt (a7d3df2602cabb01)</w:t>
+        <w:t xml:space="preserve"> sample_run/ (dataset30 7f8e1038cb919322, docking fc9d699be0a187c8, regression c46716a1d45a024b)</w:t>
       </w:r>
     </w:p>
     <w:p>
@@ -83,7 +83,7 @@
       <w:r>
         <w:drawing>
           <wp:inline xmlns:a="http://schemas.openxmlformats.org/drawingml/2006/main" xmlns:pic="http://schemas.openxmlformats.org/drawingml/2006/picture">
-            <wp:extent cx="5760720" cy="3295132"/>
+            <wp:extent cx="5760720" cy="3234145"/>
             <wp:docPr id="1" name="Picture 1"/>
             <wp:cNvGraphicFramePr>
               <a:graphicFrameLocks noChangeAspect="1"/>
@@ -104,7 +104,7 @@
                   <pic:spPr>
                     <a:xfrm>
                       <a:off x="0" y="0"/>
-                      <a:ext cx="5760720" cy="3295132"/>
+                      <a:ext cx="5760720" cy="3234145"/>
                     </a:xfrm>
                     <a:prstGeom prst="rect"/>
                   </pic:spPr>
@@ -123,14 +123,6 @@
           <w:sz w:val="21"/>
         </w:rPr>
         <w:t>Figure 1. Graphical abstract.</w:t>
-      </w:r>
-      <w:r>
-        <w:rPr>
-          <w:rFonts w:ascii="Malgun Gothic" w:hAnsi="Malgun Gothic"/>
-          <w:b w:val="0"/>
-          <w:sz w:val="21"/>
-        </w:rPr>
-        <w:t xml:space="preserve"> 개념도이며 수치는 실행 요약만 포함한다.</w:t>
       </w:r>
     </w:p>
     <w:p>
@@ -160,7 +152,7 @@
           <w:b w:val="0"/>
           <w:sz w:val="21"/>
         </w:rPr>
-        <w:t xml:space="preserve"> 언어모델이 도구 없이 수치와 식별자를 지어내는 문제는 실측된 현상이다 [7-10]. 프롬프트로 금지하는 방식은 지켜졌는지 확인할 수단이 없어, 규약을 실행 가능한 검사로 옮기는 접근이 제안되어 왔다 [11-14].</w:t>
+        <w:t xml:space="preserve"> 구조 기반 가상 스크리닝은 도킹 점수로 화합물의 우선순위를 정한다. 그러나 점수가 실측 역가를 얼마나 반영하는지는 표적과 계열마다 다르다.</w:t>
       </w:r>
     </w:p>
     <w:p>
@@ -178,7 +170,7 @@
           <w:b w:val="0"/>
           <w:sz w:val="21"/>
         </w:rPr>
-        <w:t xml:space="preserve"> 규약을 CLAUDE.md 에 적고, 도구가 공통 봉투 {result, provenance, verification} 를 반환하며, 단계마다 gate() 가 verification.passed 를 읽는 하네스를 PDE5A (O76074) 저해제 선별에 적용해 1회 실행했다 [6,5]. 물성은 RDKit 으로 계산했다 [4].</w:t>
+        <w:t xml:space="preserve"> PDE5A 결정 구조(PDB 1UDT, 공결정 리간드 VIA)에 ChEMBL 30건을 도킹했다. 화합물은 역가로 층화해 뽑았다 (강함 10 · 중간 10 · 약함 10, pIC50 4.00–10.52). 공결정 리간드 재도킹을 대조로 두고, 점수를 구성하는 5개 항으로 pIC50 회귀를 적합해 단일 점수와 비교했다.</w:t>
       </w:r>
     </w:p>
     <w:p>
@@ -196,7 +188,23 @@
           <w:b w:val="0"/>
           <w:sz w:val="21"/>
         </w:rPr>
-        <w:t xml:space="preserve"> 게이트 로그는 4단계 전부 PASSED 였다. 그러나 로그만으로는 강제 여부를 알 수 없었다. 코드를 검토한 결과 (i) selectivity 게이트는 반환값이 버려져 실패해도 차단하지 않았고, (ii) 그 게이트의 검사 항목이 전부 모듈 상수를 읽어 어떤 입력으로도 실패할 수 없었으며, (iii) 계약이 규정한 다섯 번째 게이트의 판정 함수는 호출되는 곳이 없었다. 세 결함을 수정한 뒤 음성 대조를 실행해 실패 봉투가 실제로 다음 단계를 막는 것을 처음으로 관측했다. 화합물 10건 중 약물성 게이트를 4건이 통과했다.</w:t>
+        <w:t xml:space="preserve"> 재도킹 대조에서 </w:t>
+      </w:r>
+      <w:r>
+        <w:rPr>
+          <w:rFonts w:ascii="Malgun Gothic" w:hAnsi="Malgun Gothic"/>
+          <w:b/>
+          <w:sz w:val="21"/>
+        </w:rPr>
+        <w:t>샘플링은 결정 자세를 재현했으나 (1.02 Å) 채점 함수는 그 자세를 1위로 올리지 못했다 (2.984 Å).</w:t>
+      </w:r>
+      <w:r>
+        <w:rPr>
+          <w:rFonts w:ascii="Malgun Gothic" w:hAnsi="Malgun Gothic"/>
+          <w:b w:val="0"/>
+          <w:sz w:val="21"/>
+        </w:rPr>
+        <w:t xml:space="preserve"> 실측 역가와 도킹 점수의 순위상관은 -0.498 였다. 항 회귀는 적합 R² +0.121, 교차검증 Q² -0.545 였고 라벨을 섞었을 때의 R² 중앙값은 +0.166 였다.</w:t>
       </w:r>
     </w:p>
     <w:p>
@@ -214,25 +222,7 @@
           <w:b w:val="0"/>
           <w:sz w:val="21"/>
         </w:rPr>
-        <w:t xml:space="preserve"> 게이트 통과 로그는 그 자체로 강제의 증거가 아니다. 실패가 관측 가능해야 통과가 정보를 갖는다. 본 연구는 문서-전용 조건과의 비교를 수행하지 않았으므로 "문서보다 코드가 낫다"는 일반 명제는 주장하지 않는다.</w:t>
-      </w:r>
-    </w:p>
-    <w:p>
-      <w:r>
-        <w:rPr>
-          <w:rFonts w:ascii="Malgun Gothic" w:hAnsi="Malgun Gothic"/>
-          <w:b/>
-          <w:sz w:val="21"/>
-        </w:rPr>
-        <w:t>핵심어</w:t>
-      </w:r>
-      <w:r>
-        <w:rPr>
-          <w:rFonts w:ascii="Malgun Gothic" w:hAnsi="Malgun Gothic"/>
-          <w:b w:val="0"/>
-          <w:sz w:val="21"/>
-        </w:rPr>
-        <w:t xml:space="preserve"> 에이전트 하네스 · 검증 게이트 · 반증 가능성 · 음성 대조 · PDE5A</w:t>
+        <w:t xml:space="preserve"> 자세 생성은 작동했고 채점이 작동하지 않았다. 항 재가중은 개선을 주지 못했으며 교차검증 기준으로 악화되었다. 도킹 결과를 쓰기 전에 재도킹 대조로 두 실패 모드를 구분해야 한다.</w:t>
       </w:r>
     </w:p>
     <w:p>
@@ -254,7 +244,39 @@
           <w:b w:val="0"/>
           <w:sz w:val="21"/>
         </w:rPr>
-        <w:t>언어모델이 존재하지 않는 문헌과 수치를 그럴듯하게 생성하는 현상은 여러 분야에서 정량적으로 보고되었다 [7-10]. 완화책으로 출력 스키마 강제 [11], 자기 검증 [12], 도구 호출 [13] 이 제안되었고, 소프트웨어 공학에서는 계약을 코드로 표현하는 오래된 전통이 있다 [14]. 최근의 자율 과학 에이전트 연구는 이런 장치를 실제 실험 파이프라인에 붙이기 시작했다 [15-17].</w:t>
+        <w:t xml:space="preserve">구조 기반 가상 스크리닝은 표적 단백질의 결합 부위에 화합물을 계산으로 끼워 넣고, 그때 얻어지는 점수로 우선순위를 정한다. 이 접근이 성립하려면 두 가지가 따로 참이어야 한다. 첫째 </w:t>
+      </w:r>
+      <w:r>
+        <w:rPr>
+          <w:rFonts w:ascii="Malgun Gothic" w:hAnsi="Malgun Gothic"/>
+          <w:b/>
+          <w:sz w:val="21"/>
+        </w:rPr>
+        <w:t>자세 예측</w:t>
+      </w:r>
+      <w:r>
+        <w:rPr>
+          <w:rFonts w:ascii="Malgun Gothic" w:hAnsi="Malgun Gothic"/>
+          <w:b w:val="0"/>
+          <w:sz w:val="21"/>
+        </w:rPr>
+        <w:t xml:space="preserve"> — 프로그램이 실제 결합 자세를 만들어낼 수 있어야 한다. 둘째 </w:t>
+      </w:r>
+      <w:r>
+        <w:rPr>
+          <w:rFonts w:ascii="Malgun Gothic" w:hAnsi="Malgun Gothic"/>
+          <w:b/>
+          <w:sz w:val="21"/>
+        </w:rPr>
+        <w:t>채점</w:t>
+      </w:r>
+      <w:r>
+        <w:rPr>
+          <w:rFonts w:ascii="Malgun Gothic" w:hAnsi="Malgun Gothic"/>
+          <w:b w:val="0"/>
+          <w:sz w:val="21"/>
+        </w:rPr>
+        <w:t xml:space="preserve"> — 그 자세에 매기는 점수가 실측 친화도와 같은 방향으로 움직여야 한다. 두 조건은 독립이며, 전자가 성립해도 후자는 실패할 수 있다.</w:t>
       </w:r>
     </w:p>
     <w:p>
@@ -264,23 +286,17 @@
           <w:b w:val="0"/>
           <w:sz w:val="21"/>
         </w:rPr>
-        <w:t xml:space="preserve">본 보고는 그런 하네스 하나를 PDE5A 저해제 선별에 적용해 1회 실행하고, </w:t>
+        <w:t>PDE5A 는 이 질문을 던지기에 좋은 표적이다. 결정 구조가 여러 개 공개되어 있고, 결합 부위가 잘 정의되어 있으며, ChEMBL 에 폭넓은 역가 범위의 실측 활성 데이터가 축적되어 있다.</w:t>
       </w:r>
-      <w:r>
-        <w:rPr>
-          <w:rFonts w:ascii="Malgun Gothic" w:hAnsi="Malgun Gothic"/>
-          <w:b/>
-          <w:sz w:val="21"/>
-        </w:rPr>
-        <w:t>게이트가 실제로 강제되는지</w:t>
-      </w:r>
+    </w:p>
+    <w:p>
       <w:r>
         <w:rPr>
           <w:rFonts w:ascii="Malgun Gothic" w:hAnsi="Malgun Gothic"/>
           <w:b w:val="0"/>
           <w:sz w:val="21"/>
         </w:rPr>
-        <w:t>를 검사한 기록이다. 결과적으로 초기 판정은 부정적이었고, 그 발견이 이 보고의 주된 내용이 되었다.</w:t>
+        <w:t>본 보고는 두 가지를 묻는다. 첫째, PDE5A 결정 구조에 대한 도킹 점수가 실측 역가의 순위를 재현하는가. 둘째, 점수를 단일 값으로 쓰지 않고 그것을 구성하는 개별 항으로 분해해 다시 가중하면 예측이 개선되는가. 두 번째 질문은 첫 번째가 부정적일 때 흔히 제시되는 처방이며, 그 처방이 실제로 듣는지를 같은 데이터에서 검정한다.</w:t>
       </w:r>
     </w:p>
     <w:p>
@@ -297,12 +313,24 @@
     </w:p>
     <w:p>
       <w:pPr>
+        <w:pStyle w:val="Heading3"/>
+      </w:pPr>
+      <w:r>
+        <w:rPr>
+          <w:rFonts w:ascii="Malgun Gothic" w:hAnsi="Malgun Gothic"/>
+          <w:color w:val="0B2A4A"/>
+        </w:rPr>
+        <w:t>2.1 표적과 구조</w:t>
+      </w:r>
+    </w:p>
+    <w:p>
+      <w:pPr>
         <w:jc w:val="center"/>
       </w:pPr>
       <w:r>
         <w:drawing>
           <wp:inline xmlns:a="http://schemas.openxmlformats.org/drawingml/2006/main" xmlns:pic="http://schemas.openxmlformats.org/drawingml/2006/picture">
-            <wp:extent cx="5760720" cy="3032306"/>
+            <wp:extent cx="5760720" cy="2496020"/>
             <wp:docPr id="2" name="Picture 2"/>
             <wp:cNvGraphicFramePr>
               <a:graphicFrameLocks noChangeAspect="1"/>
@@ -311,7 +339,7 @@
               <a:graphicData uri="http://schemas.openxmlformats.org/drawingml/2006/picture">
                 <pic:pic>
                   <pic:nvPicPr>
-                    <pic:cNvPr id="0" name="fig2_pipeline.png"/>
+                    <pic:cNvPr id="0" name="fig2_pathway.png"/>
                     <pic:cNvPicPr/>
                   </pic:nvPicPr>
                   <pic:blipFill>
@@ -323,7 +351,7 @@
                   <pic:spPr>
                     <a:xfrm>
                       <a:off x="0" y="0"/>
-                      <a:ext cx="5760720" cy="3032306"/>
+                      <a:ext cx="5760720" cy="2496020"/>
                     </a:xfrm>
                     <a:prstGeom prst="rect"/>
                   </pic:spPr>
@@ -341,7 +369,15 @@
           <w:b/>
           <w:sz w:val="21"/>
         </w:rPr>
-        <w:t>Figure 2. 하네스 구조.</w:t>
+        <w:t>Figure 5. 표적 맥락.</w:t>
+      </w:r>
+      <w:r>
+        <w:rPr>
+          <w:rFonts w:ascii="Malgun Gothic" w:hAnsi="Malgun Gothic"/>
+          <w:b w:val="0"/>
+          <w:sz w:val="21"/>
+        </w:rPr>
+        <w:t xml:space="preserve"> PDE5A 가 cGMP 를 분해하고 저해제가 이를 막는다. UniProt O76074 (PDE5A, 875 잔기). 수용체는 PDB 1UDT 이며 공결정 리간드는 VIA 다.</w:t>
       </w:r>
     </w:p>
     <w:p>
@@ -353,272 +389,17 @@
           <w:rFonts w:ascii="Malgun Gothic" w:hAnsi="Malgun Gothic"/>
           <w:color w:val="0B2A4A"/>
         </w:rPr>
-        <w:t>2.1 계약 계층</w:t>
+        <w:t>2.2 화합물 선정</w:t>
       </w:r>
     </w:p>
-    <w:tbl>
-      <w:tblPr>
-        <w:tblStyle w:val="LightGrid-Accent1"/>
-        <w:tblW w:type="auto" w:w="0"/>
-        <w:tblLook w:firstColumn="1" w:firstRow="1" w:lastColumn="0" w:lastRow="0" w:noHBand="0" w:noVBand="1" w:val="04A0"/>
-      </w:tblPr>
-      <w:tblGrid>
-        <w:gridCol w:w="2880"/>
-        <w:gridCol w:w="2880"/>
-        <w:gridCol w:w="2880"/>
-      </w:tblGrid>
-      <w:tr>
-        <w:tc>
-          <w:tcPr>
-            <w:tcW w:type="dxa" w:w="2880"/>
-          </w:tcPr>
-          <w:p>
-            <w:r>
-              <w:rPr>
-                <w:rFonts w:ascii="Malgun Gothic" w:hAnsi="Malgun Gothic"/>
-                <w:b/>
-                <w:sz w:val="17"/>
-              </w:rPr>
-              <w:t>파일</w:t>
-            </w:r>
-          </w:p>
-        </w:tc>
-        <w:tc>
-          <w:tcPr>
-            <w:tcW w:type="dxa" w:w="2880"/>
-          </w:tcPr>
-          <w:p>
-            <w:r>
-              <w:rPr>
-                <w:rFonts w:ascii="Malgun Gothic" w:hAnsi="Malgun Gothic"/>
-                <w:b/>
-                <w:sz w:val="17"/>
-              </w:rPr>
-              <w:t>기록 내용</w:t>
-            </w:r>
-          </w:p>
-        </w:tc>
-        <w:tc>
-          <w:tcPr>
-            <w:tcW w:type="dxa" w:w="2880"/>
-          </w:tcPr>
-          <w:p>
-            <w:r>
-              <w:rPr>
-                <w:rFonts w:ascii="Malgun Gothic" w:hAnsi="Malgun Gothic"/>
-                <w:b/>
-                <w:sz w:val="17"/>
-              </w:rPr>
-              <w:t>강제력</w:t>
-            </w:r>
-          </w:p>
-        </w:tc>
-      </w:tr>
-      <w:tr>
-        <w:tc>
-          <w:tcPr>
-            <w:tcW w:type="dxa" w:w="2880"/>
-          </w:tcPr>
-          <w:p>
-            <w:r>
-              <w:rPr>
-                <w:rFonts w:ascii="Malgun Gothic" w:hAnsi="Malgun Gothic"/>
-                <w:b w:val="0"/>
-                <w:sz w:val="17"/>
-              </w:rPr>
-              <w:t>CLAUDE.md</w:t>
-            </w:r>
-          </w:p>
-        </w:tc>
-        <w:tc>
-          <w:tcPr>
-            <w:tcW w:type="dxa" w:w="2880"/>
-          </w:tcPr>
-          <w:p>
-            <w:r>
-              <w:rPr>
-                <w:rFonts w:ascii="Malgun Gothic" w:hAnsi="Malgun Gothic"/>
-                <w:b w:val="0"/>
-                <w:sz w:val="17"/>
-              </w:rPr>
-              <w:t>워크플로 순서, 단계별 통과 조건, 무-날조 규칙</w:t>
-            </w:r>
-          </w:p>
-        </w:tc>
-        <w:tc>
-          <w:tcPr>
-            <w:tcW w:type="dxa" w:w="2880"/>
-          </w:tcPr>
-          <w:p>
-            <w:r>
-              <w:rPr>
-                <w:rFonts w:ascii="Malgun Gothic" w:hAnsi="Malgun Gothic"/>
-                <w:b w:val="0"/>
-                <w:sz w:val="17"/>
-              </w:rPr>
-              <w:t>문서 — 강제력 없음</w:t>
-            </w:r>
-          </w:p>
-        </w:tc>
-      </w:tr>
-      <w:tr>
-        <w:tc>
-          <w:tcPr>
-            <w:tcW w:type="dxa" w:w="2880"/>
-          </w:tcPr>
-          <w:p>
-            <w:r>
-              <w:rPr>
-                <w:rFonts w:ascii="Malgun Gothic" w:hAnsi="Malgun Gothic"/>
-                <w:b w:val="0"/>
-                <w:sz w:val="17"/>
-              </w:rPr>
-              <w:t>.claude/skills/*/SKILL.md</w:t>
-            </w:r>
-          </w:p>
-        </w:tc>
-        <w:tc>
-          <w:tcPr>
-            <w:tcW w:type="dxa" w:w="2880"/>
-          </w:tcPr>
-          <w:p>
-            <w:r>
-              <w:rPr>
-                <w:rFonts w:ascii="Malgun Gothic" w:hAnsi="Malgun Gothic"/>
-                <w:b w:val="0"/>
-                <w:sz w:val="17"/>
-              </w:rPr>
-              <w:t>도구별 호출 시점·명령·검증 항목 (11종)</w:t>
-            </w:r>
-          </w:p>
-        </w:tc>
-        <w:tc>
-          <w:tcPr>
-            <w:tcW w:type="dxa" w:w="2880"/>
-          </w:tcPr>
-          <w:p>
-            <w:r>
-              <w:rPr>
-                <w:rFonts w:ascii="Malgun Gothic" w:hAnsi="Malgun Gothic"/>
-                <w:b w:val="0"/>
-                <w:sz w:val="17"/>
-              </w:rPr>
-              <w:t>문서 — 강제력 없음</w:t>
-            </w:r>
-          </w:p>
-        </w:tc>
-      </w:tr>
-      <w:tr>
-        <w:tc>
-          <w:tcPr>
-            <w:tcW w:type="dxa" w:w="2880"/>
-          </w:tcPr>
-          <w:p>
-            <w:r>
-              <w:rPr>
-                <w:rFonts w:ascii="Malgun Gothic" w:hAnsi="Malgun Gothic"/>
-                <w:b w:val="0"/>
-                <w:sz w:val="17"/>
-              </w:rPr>
-              <w:t>.claude/settings.json + 훅 2종</w:t>
-            </w:r>
-          </w:p>
-        </w:tc>
-        <w:tc>
-          <w:tcPr>
-            <w:tcW w:type="dxa" w:w="2880"/>
-          </w:tcPr>
-          <w:p>
-            <w:r>
-              <w:rPr>
-                <w:rFonts w:ascii="Malgun Gothic" w:hAnsi="Malgun Gothic"/>
-                <w:b w:val="0"/>
-                <w:sz w:val="17"/>
-              </w:rPr>
-              <w:t>PostToolUse 리마인더</w:t>
-            </w:r>
-          </w:p>
-        </w:tc>
-        <w:tc>
-          <w:tcPr>
-            <w:tcW w:type="dxa" w:w="2880"/>
-          </w:tcPr>
-          <w:p>
-            <w:r>
-              <w:rPr>
-                <w:rFonts w:ascii="Malgun Gothic" w:hAnsi="Malgun Gothic"/>
-                <w:b w:val="0"/>
-                <w:sz w:val="17"/>
-              </w:rPr>
-              <w:t>비차단 경고. 두 훅 모두 모든 경로에서 exit 0 이며, CLI 실행에서는 발화하지 않는다</w:t>
-            </w:r>
-          </w:p>
-        </w:tc>
-      </w:tr>
-      <w:tr>
-        <w:tc>
-          <w:tcPr>
-            <w:tcW w:type="dxa" w:w="2880"/>
-          </w:tcPr>
-          <w:p>
-            <w:r>
-              <w:rPr>
-                <w:rFonts w:ascii="Malgun Gothic" w:hAnsi="Malgun Gothic"/>
-                <w:b w:val="0"/>
-                <w:sz w:val="17"/>
-              </w:rPr>
-              <w:t>scripts/verify.py gate()</w:t>
-            </w:r>
-          </w:p>
-        </w:tc>
-        <w:tc>
-          <w:tcPr>
-            <w:tcW w:type="dxa" w:w="2880"/>
-          </w:tcPr>
-          <w:p>
-            <w:r>
-              <w:rPr>
-                <w:rFonts w:ascii="Malgun Gothic" w:hAnsi="Malgun Gothic"/>
-                <w:b w:val="0"/>
-                <w:sz w:val="17"/>
-              </w:rPr>
-              <w:t>verification.passed 판정</w:t>
-            </w:r>
-          </w:p>
-        </w:tc>
-        <w:tc>
-          <w:tcPr>
-            <w:tcW w:type="dxa" w:w="2880"/>
-          </w:tcPr>
-          <w:p>
-            <w:r>
-              <w:rPr>
-                <w:rFonts w:ascii="Malgun Gothic" w:hAnsi="Malgun Gothic"/>
-                <w:b w:val="0"/>
-                <w:sz w:val="17"/>
-              </w:rPr>
-              <w:t>bool 반환. 차단은 호출자 책임</w:t>
-            </w:r>
-          </w:p>
-        </w:tc>
-      </w:tr>
-    </w:tbl>
     <w:p>
-      <w:r>
-        <w:rPr>
-          <w:rFonts w:ascii="Malgun Gothic" w:hAnsi="Malgun Gothic"/>
-          <w:b/>
-          <w:sz w:val="21"/>
-        </w:rPr>
-        <w:t>Table 1. 계약 계층과 실제 강제력.</w:t>
-      </w:r>
       <w:r>
         <w:rPr>
           <w:rFonts w:ascii="Malgun Gothic" w:hAnsi="Malgun Gothic"/>
           <w:b w:val="0"/>
           <w:sz w:val="21"/>
         </w:rPr>
-        <w:t xml:space="preserve"> 네 층 중 실행 시점에 강제력을 갖는 것은 마지막 하나뿐이며, 그것도 호출자가 반환값을 검사할 때만 작동한다.</w:t>
+        <w:t>target=CHEMBL1827; type in (IC50,Ki); relation='='; pchembl not null; 층화 ['strong', 'medium', 'weak'] 각 10건; 정렬 후 균등 간격 선택</w:t>
       </w:r>
     </w:p>
     <w:p>
@@ -630,7 +411,7 @@
           <w:rFonts w:ascii="Malgun Gothic" w:hAnsi="Malgun Gothic"/>
           <w:color w:val="0B2A4A"/>
         </w:rPr>
-        <w:t>2.2 대상 선정</w:t>
+        <w:t>2.3 도킹과 대조</w:t>
       </w:r>
     </w:p>
     <w:p>
@@ -640,45 +421,7 @@
           <w:b w:val="0"/>
           <w:sz w:val="21"/>
         </w:rPr>
-        <w:t xml:space="preserve">표적은 UniProt O76074 조회로 확인했다 [6]. 후보는 ChEMBL CHEMBL1827 의 활성 레코드 10건이다 [5]. </w:t>
-      </w:r>
-      <w:r>
-        <w:rPr>
-          <w:rFonts w:ascii="Malgun Gothic" w:hAnsi="Malgun Gothic"/>
-          <w:b/>
-          <w:sz w:val="21"/>
-        </w:rPr>
-        <w:t>정렬을 지정하지 않은 조회 결과의 앞에서부터 10건을 취한 것이며 무작위 추출도 대표 추출도 아니다.</w:t>
-      </w:r>
-    </w:p>
-    <w:p>
-      <w:r>
-        <w:rPr>
-          <w:rFonts w:ascii="Malgun Gothic" w:hAnsi="Malgun Gothic"/>
-          <w:b w:val="0"/>
-          <w:sz w:val="21"/>
-        </w:rPr>
-        <w:t>제외 기준은 세 가지다 (scripts/chembl_actives.py:27-28).</w:t>
-      </w:r>
-    </w:p>
-    <w:p>
-      <w:r>
-        <w:rPr>
-          <w:rFonts w:ascii="Malgun Gothic" w:hAnsi="Malgun Gothic"/>
-          <w:b w:val="0"/>
-          <w:sz w:val="21"/>
-        </w:rPr>
-        <w:t>- standard_type 이 IC50 또는 Ki 인 레코드만 — Kd, EC50, 퍼센트 저해는 제외 - standard_relation 이 등호인 레코드만 — 부등호 보고치 제외 - pchembl_value 가 결측이 아닌 레코드만</w:t>
-      </w:r>
-    </w:p>
-    <w:p>
-      <w:r>
-        <w:rPr>
-          <w:rFonts w:ascii="Malgun Gothic" w:hAnsi="Malgun Gothic"/>
-          <w:b w:val="0"/>
-          <w:sz w:val="21"/>
-        </w:rPr>
-        <w:t>이 필터들은 잘 특성화된 화합물 쪽으로 코호트를 좁힌다. 조회 시각과 질의는 sample_run/envelopes/chembl-actives.json 의 provenance 에 있으나, 그 query 문자열은 위 세 필터 중 첫 번째만 담고 있어 불완전하다.</w:t>
+        <w:t>smina (AutoDock Vina 1.1.2 scoring), exhaustiveness 16, seed 42. 자세 선택 규칙: reference-guided: 상위 모드 중 공결정 리간드와의 MCS-RMSD 가 최소인 자세. C2 채점 대조가 실패했으므로 점수 1위를 쓰지 않는다.</w:t>
       </w:r>
     </w:p>
     <w:p>
@@ -690,7 +433,7 @@
           <w:rFonts w:ascii="Malgun Gothic" w:hAnsi="Malgun Gothic"/>
           <w:color w:val="0B2A4A"/>
         </w:rPr>
-        <w:t>2.3 게이트 규칙</w:t>
+        <w:t>2.4 회귀</w:t>
       </w:r>
     </w:p>
     <w:p>
@@ -700,109 +443,7 @@
           <w:b w:val="0"/>
           <w:sz w:val="21"/>
         </w:rPr>
-        <w:t>약물성 게이트는 Ro5 위반 1개까지 허용 AND QED &gt;= 0.5 AND SA &lt;= 6.0 이다. Ro5 는 Lipinski 규칙 [2], QED 는 Bickerton 등의 지표 [1], SA 는 Ertl 과 Schuffenhauer 의 합성 접근성 점수 [3] 이며 계산은 RDKit 구현을 따랐다 [4]. 두 임계값은 scripts/mol_properties.py 의 상수이고 주석에 "데모 임계(교육용)"로 표기되어 있다.</w:t>
-      </w:r>
-    </w:p>
-    <w:p>
-      <w:pPr>
-        <w:pStyle w:val="Heading3"/>
-      </w:pPr>
-      <w:r>
-        <w:rPr>
-          <w:rFonts w:ascii="Malgun Gothic" w:hAnsi="Malgun Gothic"/>
-          <w:color w:val="0B2A4A"/>
-        </w:rPr>
-        <w:t>2.4 재현 정보</w:t>
-      </w:r>
-    </w:p>
-    <w:p>
-      <w:r>
-        <w:rPr>
-          <w:rFonts w:ascii="Malgun Gothic" w:hAnsi="Malgun Gothic"/>
-          <w:b w:val="0"/>
-          <w:sz w:val="21"/>
-        </w:rPr>
-        <w:t xml:space="preserve">python run_harness.py run 을 </w:t>
-      </w:r>
-      <w:r>
-        <w:rPr>
-          <w:rFonts w:ascii="Malgun Gothic" w:hAnsi="Malgun Gothic"/>
-          <w:b/>
-          <w:sz w:val="21"/>
-        </w:rPr>
-        <w:t>두 번</w:t>
-      </w:r>
-      <w:r>
-        <w:rPr>
-          <w:rFonts w:ascii="Malgun Gothic" w:hAnsi="Malgun Gothic"/>
-          <w:b w:val="0"/>
-          <w:sz w:val="21"/>
-        </w:rPr>
-        <w:t xml:space="preserve"> 실행했다. 1회차는 §3.2 의 결함을 발견하기 전, 2회차는 결함을 고친 뒤다. 두 실행의 화합물 10건은 동일하다(SMILES·QED 전수 대조).</w:t>
-      </w:r>
-    </w:p>
-    <w:p>
-      <w:r>
-        <w:rPr>
-          <w:rFonts w:ascii="Malgun Gothic" w:hAnsi="Malgun Gothic"/>
-          <w:b/>
-          <w:sz w:val="21"/>
-        </w:rPr>
-        <w:t>문서 머리의 해시와 §3.1 의 게이트 로그는 수정 후 2회차 실행본이다.</w:t>
-      </w:r>
-      <w:r>
-        <w:rPr>
-          <w:rFonts w:ascii="Malgun Gothic" w:hAnsi="Malgun Gothic"/>
-          <w:b w:val="0"/>
-          <w:sz w:val="21"/>
-        </w:rPr>
-        <w:t xml:space="preserve"> §3.2 가 서술하는 결함은 1회차 코드에 있던 것이며, 그때의 selectivity 봉투는 sample_run/selectivity_envelope.json 에 따로 보존했다. 그 파일에는 수정 전 검사 4개가 그대로 남아 있어 결함을 직접 확인할 수 있다. 저장소는 git 으로 관리하며 수정 후 상태를 커밋 c312b5a 로 고정했다. 수정 전 코드는 커밋되지 않았으므로 그 시점의 증거는 위 봉투 파일과 sample_run/REVIEW_LOG.md 가 유일한 감사 경로다. 단계별 봉투 전문은 sample_run/envelopes/ 에 있다.</w:t>
-      </w:r>
-    </w:p>
-    <w:p>
-      <w:r>
-        <w:rPr>
-          <w:rFonts w:ascii="Malgun Gothic" w:hAnsi="Malgun Gothic"/>
-          <w:b w:val="0"/>
-          <w:sz w:val="21"/>
-        </w:rPr>
-        <w:t xml:space="preserve">실행 환경은 rdkit 2026.3.5 · chembl-webresource-client 0.10.9 · requests 2.32.3 · matplotlib 3.11.1 · numpy 1.26.4 · python 3.12.3 이며 sample_run/environment.json 에 기록했다. 데이터베이스는 </w:t>
-      </w:r>
-      <w:r>
-        <w:rPr>
-          <w:rFonts w:ascii="Malgun Gothic" w:hAnsi="Malgun Gothic"/>
-          <w:b/>
-          <w:sz w:val="21"/>
-        </w:rPr>
-        <w:t>ChEMBL_37</w:t>
-      </w:r>
-      <w:r>
-        <w:rPr>
-          <w:rFonts w:ascii="Malgun Gothic" w:hAnsi="Malgun Gothic"/>
-          <w:b w:val="0"/>
-          <w:sz w:val="21"/>
-        </w:rPr>
-        <w:t xml:space="preserve"> 이다 (sample_run/chembl_status.json). QED 와 SA 는 RDKit 버전에 의존하고 조회 결과는 ChEMBL 릴리스에 의존하므로, 이 두 값을 맞추지 않으면 Table 3 이 그대로 재현되지 않는다.</w:t>
-      </w:r>
-    </w:p>
-    <w:p>
-      <w:r>
-        <w:rPr>
-          <w:rFonts w:ascii="Malgun Gothic" w:hAnsi="Malgun Gothic"/>
-          <w:b w:val="0"/>
-          <w:sz w:val="21"/>
-        </w:rPr>
-        <w:t>저장소의 Dockerfile 도 같은 파이썬 버전을 고정하도록 맞췄다(이전에는 3.10 을 고정해 실제 실행 환경과 어긋나 있었다).</w:t>
-      </w:r>
-    </w:p>
-    <w:p>
-      <w:r>
-        <w:rPr>
-          <w:rFonts w:ascii="Malgun Gothic" w:hAnsi="Malgun Gothic"/>
-          <w:b w:val="0"/>
-          <w:sz w:val="21"/>
-        </w:rPr>
-        <w:t>그림 6장은 위 원자료로 생성했으며 각 PNG 옆 .meta.json 의 source_sha256 이 문서 머리의 원자료 해시와 일치한다. 그림과 본문이 같은 데이터를 가리키는지 기계적으로 확인할 수 있다.</w:t>
+        <w:t>항 gauss1, gauss2, repulsion, hydrophobic, hbond. n=30, 파라미터 6개. LOO 교차검증과 라벨 섞기 200회를 함께 보고한다.</w:t>
       </w:r>
     </w:p>
     <w:p>
@@ -826,55 +467,7 @@
           <w:rFonts w:ascii="Malgun Gothic" w:hAnsi="Malgun Gothic"/>
           <w:color w:val="0B2A4A"/>
         </w:rPr>
-        <w:t>3.1 게이트 로그와 그 해석의 한계</w:t>
-      </w:r>
-    </w:p>
-    <w:p>
-      <w:r>
-        <w:rPr>
-          <w:rFonts w:ascii="Consolas" w:hAnsi="Consolas"/>
-          <w:color w:val="5A636B"/>
-          <w:sz w:val="18"/>
-        </w:rPr>
-        <w:t>[VERIFY-GATE:target-lookup] PASSED</w:t>
-        <w:br/>
-        <w:t>[VERIFY-GATE:chembl-actives] PASSED</w:t>
-        <w:br/>
-        <w:t>[VERIFY-GATE:mol-properties] PASSED</w:t>
-        <w:br/>
-        <w:t>[VERIFY-GATE:selectivity-check] PASSED</w:t>
-      </w:r>
-    </w:p>
-    <w:p>
-      <w:r>
-        <w:rPr>
-          <w:rFonts w:ascii="Malgun Gothic" w:hAnsi="Malgun Gothic"/>
-          <w:b w:val="0"/>
-          <w:sz w:val="21"/>
-        </w:rPr>
-        <w:t>4단계 전부 PASSED 다. 그러나 이 로그만으로는 강제 여부를 판정할 수 없다. 실패가 한 건도 없는 관측은 "게이트가 작동한다"는 가설과 "게이트가 실패할 수 없다"는 가설이 똑같이 예측하기 때문이다 (논의는 §4.1).</w:t>
-      </w:r>
-    </w:p>
-    <w:p>
-      <w:pPr>
-        <w:pStyle w:val="Heading3"/>
-      </w:pPr>
-      <w:r>
-        <w:rPr>
-          <w:rFonts w:ascii="Malgun Gothic" w:hAnsi="Malgun Gothic"/>
-          <w:color w:val="0B2A4A"/>
-        </w:rPr>
-        <w:t>3.2 강제력 실사</w:t>
-      </w:r>
-    </w:p>
-    <w:p>
-      <w:r>
-        <w:rPr>
-          <w:rFonts w:ascii="Malgun Gothic" w:hAnsi="Malgun Gothic"/>
-          <w:b w:val="0"/>
-          <w:sz w:val="21"/>
-        </w:rPr>
-        <w:t>코드를 단계별로 검사한 결과는 다음과 같다.</w:t>
+        <w:t>3.1 대조</w:t>
       </w:r>
     </w:p>
     <w:tbl>
@@ -900,7 +493,7 @@
                 <w:b/>
                 <w:sz w:val="17"/>
               </w:rPr>
-              <w:t>검사 대상</w:t>
+              <w:t>항목</w:t>
             </w:r>
           </w:p>
         </w:tc>
@@ -915,7 +508,7 @@
                 <w:b/>
                 <w:sz w:val="17"/>
               </w:rPr>
-              <w:t>실행 시점 강제</w:t>
+              <w:t>값</w:t>
             </w:r>
           </w:p>
         </w:tc>
@@ -930,7 +523,7 @@
                 <w:b/>
                 <w:sz w:val="17"/>
               </w:rPr>
-              <w:t>근거</w:t>
+              <w:t>판정</w:t>
             </w:r>
           </w:p>
         </w:tc>
@@ -947,7 +540,7 @@
                 <w:b w:val="0"/>
                 <w:sz w:val="17"/>
               </w:rPr>
-              <w:t>target-lookup 게이트</w:t>
+              <w:t>재도킹 점수</w:t>
             </w:r>
           </w:p>
         </w:tc>
@@ -962,7 +555,7 @@
                 <w:b w:val="0"/>
                 <w:sz w:val="17"/>
               </w:rPr>
-              <w:t>차단함</w:t>
+              <w:t>-9.6 kcal/mol</w:t>
             </w:r>
           </w:p>
         </w:tc>
@@ -977,7 +570,7 @@
                 <w:b w:val="0"/>
                 <w:sz w:val="17"/>
               </w:rPr>
-              <w:t>if env is None or not gate(...): return 1</w:t>
+              <w:t>—</w:t>
             </w:r>
           </w:p>
         </w:tc>
@@ -994,7 +587,7 @@
                 <w:b w:val="0"/>
                 <w:sz w:val="17"/>
               </w:rPr>
-              <w:t>chembl-actives 게이트</w:t>
+              <w:t>C1 샘플링 (상위 모드 최선 RMSD)</w:t>
             </w:r>
           </w:p>
         </w:tc>
@@ -1009,7 +602,7 @@
                 <w:b w:val="0"/>
                 <w:sz w:val="17"/>
               </w:rPr>
-              <w:t>차단함</w:t>
+              <w:t>1.02 Å</w:t>
             </w:r>
           </w:p>
         </w:tc>
@@ -1024,7 +617,7 @@
                 <w:b w:val="0"/>
                 <w:sz w:val="17"/>
               </w:rPr>
-              <w:t>동일</w:t>
+              <w:t>PASS</w:t>
             </w:r>
           </w:p>
         </w:tc>
@@ -1041,7 +634,7 @@
                 <w:b w:val="0"/>
                 <w:sz w:val="17"/>
               </w:rPr>
-              <w:t>mol-properties 게이트</w:t>
+              <w:t>C2 채점 (1위 자세 RMSD)</w:t>
             </w:r>
           </w:p>
         </w:tc>
@@ -1056,7 +649,7 @@
                 <w:b w:val="0"/>
                 <w:sz w:val="17"/>
               </w:rPr>
-              <w:t>차단함</w:t>
+              <w:t>2.984 Å</w:t>
             </w:r>
           </w:p>
         </w:tc>
@@ -1071,195 +664,7 @@
                 <w:b w:val="0"/>
                 <w:sz w:val="17"/>
               </w:rPr>
-              <w:t>동일. 단 약물성 판정(gate_pass)은 verification.passed 에 포함되지 않아 10건 전부 탈락해도 이 단계는 통과한다</w:t>
-            </w:r>
-          </w:p>
-        </w:tc>
-      </w:tr>
-      <w:tr>
-        <w:tc>
-          <w:tcPr>
-            <w:tcW w:type="dxa" w:w="2880"/>
-          </w:tcPr>
-          <w:p>
-            <w:r>
-              <w:rPr>
-                <w:rFonts w:ascii="Malgun Gothic" w:hAnsi="Malgun Gothic"/>
-                <w:b w:val="0"/>
-                <w:sz w:val="17"/>
-              </w:rPr>
-              <w:t>selectivity 게이트</w:t>
-            </w:r>
-          </w:p>
-        </w:tc>
-        <w:tc>
-          <w:tcPr>
-            <w:tcW w:type="dxa" w:w="2880"/>
-          </w:tcPr>
-          <w:p>
-            <w:r>
-              <w:rPr>
-                <w:rFonts w:ascii="Malgun Gothic" w:hAnsi="Malgun Gothic"/>
-                <w:b w:val="0"/>
-                <w:sz w:val="17"/>
-              </w:rPr>
-              <w:t>차단하지 않았음</w:t>
-            </w:r>
-          </w:p>
-        </w:tc>
-        <w:tc>
-          <w:tcPr>
-            <w:tcW w:type="dxa" w:w="2880"/>
-          </w:tcPr>
-          <w:p>
-            <w:r>
-              <w:rPr>
-                <w:rFonts w:ascii="Malgun Gothic" w:hAnsi="Malgun Gothic"/>
-                <w:b w:val="0"/>
-                <w:sz w:val="17"/>
-              </w:rPr>
-              <w:t>반환값을 버림 (if env is not None: gate(...))</w:t>
-            </w:r>
-          </w:p>
-        </w:tc>
-      </w:tr>
-      <w:tr>
-        <w:tc>
-          <w:tcPr>
-            <w:tcW w:type="dxa" w:w="2880"/>
-          </w:tcPr>
-          <w:p>
-            <w:r>
-              <w:rPr>
-                <w:rFonts w:ascii="Malgun Gothic" w:hAnsi="Malgun Gothic"/>
-                <w:b w:val="0"/>
-                <w:sz w:val="17"/>
-              </w:rPr>
-              <w:t>selectivity 검사 항목</w:t>
-            </w:r>
-          </w:p>
-        </w:tc>
-        <w:tc>
-          <w:tcPr>
-            <w:tcW w:type="dxa" w:w="2880"/>
-          </w:tcPr>
-          <w:p>
-            <w:r>
-              <w:rPr>
-                <w:rFonts w:ascii="Malgun Gothic" w:hAnsi="Malgun Gothic"/>
-                <w:b w:val="0"/>
-                <w:sz w:val="17"/>
-              </w:rPr>
-              <w:t>반증 불가능했음</w:t>
-            </w:r>
-          </w:p>
-        </w:tc>
-        <w:tc>
-          <w:tcPr>
-            <w:tcW w:type="dxa" w:w="2880"/>
-          </w:tcPr>
-          <w:p>
-            <w:r>
-              <w:rPr>
-                <w:rFonts w:ascii="Malgun Gothic" w:hAnsi="Malgun Gothic"/>
-                <w:b w:val="0"/>
-                <w:sz w:val="17"/>
-              </w:rPr>
-              <w:t>4개 항목이 전부 모듈 리터럴 상수를 읽음. 쓰레기 SMILES 입력으로도 passed=True</w:t>
-            </w:r>
-          </w:p>
-        </w:tc>
-      </w:tr>
-      <w:tr>
-        <w:tc>
-          <w:tcPr>
-            <w:tcW w:type="dxa" w:w="2880"/>
-          </w:tcPr>
-          <w:p>
-            <w:r>
-              <w:rPr>
-                <w:rFonts w:ascii="Malgun Gothic" w:hAnsi="Malgun Gothic"/>
-                <w:b w:val="0"/>
-                <w:sz w:val="17"/>
-              </w:rPr>
-              <w:t>report 게이트 (numbers_backed)</w:t>
-            </w:r>
-          </w:p>
-        </w:tc>
-        <w:tc>
-          <w:tcPr>
-            <w:tcW w:type="dxa" w:w="2880"/>
-          </w:tcPr>
-          <w:p>
-            <w:r>
-              <w:rPr>
-                <w:rFonts w:ascii="Malgun Gothic" w:hAnsi="Malgun Gothic"/>
-                <w:b w:val="0"/>
-                <w:sz w:val="17"/>
-              </w:rPr>
-              <w:t>실행되지 않음</w:t>
-            </w:r>
-          </w:p>
-        </w:tc>
-        <w:tc>
-          <w:tcPr>
-            <w:tcW w:type="dxa" w:w="2880"/>
-          </w:tcPr>
-          <w:p>
-            <w:r>
-              <w:rPr>
-                <w:rFonts w:ascii="Malgun Gothic" w:hAnsi="Malgun Gothic"/>
-                <w:b w:val="0"/>
-                <w:sz w:val="17"/>
-              </w:rPr>
-              <w:t>실행 코드에 호출자 0곳</w:t>
-            </w:r>
-          </w:p>
-        </w:tc>
-      </w:tr>
-      <w:tr>
-        <w:tc>
-          <w:tcPr>
-            <w:tcW w:type="dxa" w:w="2880"/>
-          </w:tcPr>
-          <w:p>
-            <w:r>
-              <w:rPr>
-                <w:rFonts w:ascii="Malgun Gothic" w:hAnsi="Malgun Gothic"/>
-                <w:b w:val="0"/>
-                <w:sz w:val="17"/>
-              </w:rPr>
-              <w:t>PostToolUse 훅 2종</w:t>
-            </w:r>
-          </w:p>
-        </w:tc>
-        <w:tc>
-          <w:tcPr>
-            <w:tcW w:type="dxa" w:w="2880"/>
-          </w:tcPr>
-          <w:p>
-            <w:r>
-              <w:rPr>
-                <w:rFonts w:ascii="Malgun Gothic" w:hAnsi="Malgun Gothic"/>
-                <w:b w:val="0"/>
-                <w:sz w:val="17"/>
-              </w:rPr>
-              <w:t>강제 아님</w:t>
-            </w:r>
-          </w:p>
-        </w:tc>
-        <w:tc>
-          <w:tcPr>
-            <w:tcW w:type="dxa" w:w="2880"/>
-          </w:tcPr>
-          <w:p>
-            <w:r>
-              <w:rPr>
-                <w:rFonts w:ascii="Malgun Gothic" w:hAnsi="Malgun Gothic"/>
-                <w:b w:val="0"/>
-                <w:sz w:val="17"/>
-              </w:rPr>
-              <w:t>비차단 리마인더, 모든 경로 exit 0, CLI 실행에서 미발화</w:t>
+              <w:t>FAIL</w:t>
             </w:r>
           </w:p>
         </w:tc>
@@ -1272,7 +677,7 @@
           <w:b/>
           <w:sz w:val="21"/>
         </w:rPr>
-        <w:t>Table 2. 강제력 실사 결과.</w:t>
+        <w:t>Table 1. 재도킹 대조.</w:t>
       </w:r>
       <w:r>
         <w:rPr>
@@ -1280,127 +685,7 @@
           <w:b w:val="0"/>
           <w:sz w:val="21"/>
         </w:rPr>
-        <w:t xml:space="preserve"> 계약이 규정한 검사 다섯 중 셋만 실행 시점에 차단력을 가졌다.</w:t>
-      </w:r>
-    </w:p>
-    <w:p>
-      <w:pPr>
-        <w:pStyle w:val="Heading3"/>
-      </w:pPr>
-      <w:r>
-        <w:rPr>
-          <w:rFonts w:ascii="Malgun Gothic" w:hAnsi="Malgun Gothic"/>
-          <w:color w:val="0B2A4A"/>
-        </w:rPr>
-        <w:t>3.3 수정과 음성 대조</w:t>
-      </w:r>
-    </w:p>
-    <w:p>
-      <w:r>
-        <w:rPr>
-          <w:rFonts w:ascii="Malgun Gothic" w:hAnsi="Malgun Gothic"/>
-          <w:b w:val="0"/>
-          <w:sz w:val="21"/>
-        </w:rPr>
-        <w:t>세 결함을 고쳤다. selectivity 게이트가 반환값을 검사하도록 바꾸고, 그 검사 항목을 산출물 전수 스캔과 입력 SMILES 파싱으로 교체했으며, gate() 의 docstring 을 실제 동작에 맞게 정정하고, 봉투 전문을 아카이브하도록 했다.</w:t>
-      </w:r>
-    </w:p>
-    <w:p>
-      <w:r>
-        <w:rPr>
-          <w:rFonts w:ascii="Malgun Gothic" w:hAnsi="Malgun Gothic"/>
-          <w:b w:val="0"/>
-          <w:sz w:val="21"/>
-        </w:rPr>
-        <w:t>수정 후 음성 대조를 실행했다.</w:t>
-      </w:r>
-    </w:p>
-    <w:p>
-      <w:r>
-        <w:rPr>
-          <w:rFonts w:ascii="Consolas" w:hAnsi="Consolas"/>
-          <w:color w:val="5A636B"/>
-          <w:sz w:val="18"/>
-        </w:rPr>
-        <w:t>[VERIFY-GATE:target-lookup] PASSED</w:t>
-        <w:br/>
-        <w:t>[VERIFY-GATE:selectivity-check(주입)] FAILED → 다음 단계 진행 금지. 실패 항목: ['입력 SMILES 유효성 — 파싱 실패']</w:t>
-      </w:r>
-    </w:p>
-    <w:p>
-      <w:r>
-        <w:rPr>
-          <w:rFonts w:ascii="Malgun Gothic" w:hAnsi="Malgun Gothic"/>
-          <w:b w:val="0"/>
-          <w:sz w:val="21"/>
-        </w:rPr>
-        <w:t>세 가지를 관측했다. (A) mol_properties.py 에 파싱 불가 SMILES 를 주자 실제 도구가 passed=false 봉투를 만들었다. (B) 수정된 selectivity.py 에 쓰레기 SMILES 를 주자 입력 SMILES 유효성 — 파싱 실패 로 처음으로 실패했다. (C) 그 실패 봉투를 게이트에 넣자 다음 단계가 실행되지 않았다.</w:t>
-      </w:r>
-    </w:p>
-    <w:p>
-      <w:r>
-        <w:rPr>
-          <w:rFonts w:ascii="Malgun Gothic" w:hAnsi="Malgun Gothic"/>
-          <w:b/>
-          <w:sz w:val="21"/>
-        </w:rPr>
-        <w:t>단서</w:t>
-      </w:r>
-      <w:r>
-        <w:rPr>
-          <w:rFonts w:ascii="Malgun Gothic" w:hAnsi="Malgun Gothic"/>
-          <w:b w:val="0"/>
-          <w:sz w:val="21"/>
-        </w:rPr>
-        <w:t>: (C) 는 run_harness 의 게이트 호출 규약을 재현한 것이며 run_harness.py 프로세스를 실패 입력으로 끝까지 돌린 것은 아니다.</w:t>
-      </w:r>
-    </w:p>
-    <w:p>
-      <w:r>
-        <w:rPr>
-          <w:rFonts w:ascii="Malgun Gothic" w:hAnsi="Malgun Gothic"/>
-          <w:b w:val="0"/>
-          <w:sz w:val="21"/>
-        </w:rPr>
-        <w:t xml:space="preserve">더 중요한 단서가 있다. 파이프라인은 selectivity.py 를 SMILES 인자 없이 호출하고 그때 result 는 여전히 상수만 담는다. 그 결과 </w:t>
-      </w:r>
-      <w:r>
-        <w:rPr>
-          <w:rFonts w:ascii="Malgun Gothic" w:hAnsi="Malgun Gothic"/>
-          <w:b/>
-          <w:sz w:val="21"/>
-        </w:rPr>
-        <w:t>보고된 실행에서는 수정 후에도 그 단계의 검사 다섯 개가 전부 공허하게 통과한다</w:t>
-      </w:r>
-      <w:r>
-        <w:rPr>
-          <w:rFonts w:ascii="Malgun Gothic" w:hAnsi="Malgun Gothic"/>
-          <w:b w:val="0"/>
-          <w:sz w:val="21"/>
-        </w:rPr>
-        <w:t xml:space="preserve"> — 입력 SMILES 검사는 "입력 없음(해당 없음)" 으로, fold 스캔은 상수 딕셔너리를 훑어 0건으로 통과한다. 수정의 효력은 수동 호출에서만 확인된 상태이며, 파이프라인에 결선하려면 run_harness.py 가 화합물 SMILES 를 전달하도록 바꿔야 한다. 이 관측이 왜 필요했는지는 §4.1 에서 논한다.</w:t>
-      </w:r>
-    </w:p>
-    <w:p>
-      <w:pPr>
-        <w:pStyle w:val="Heading3"/>
-      </w:pPr>
-      <w:r>
-        <w:rPr>
-          <w:rFonts w:ascii="Malgun Gothic" w:hAnsi="Malgun Gothic"/>
-          <w:color w:val="0B2A4A"/>
-        </w:rPr>
-        <w:t>3.4 표적과 화합물</w:t>
-      </w:r>
-    </w:p>
-    <w:p>
-      <w:r>
-        <w:rPr>
-          <w:rFonts w:ascii="Malgun Gothic" w:hAnsi="Malgun Gothic"/>
-          <w:b w:val="0"/>
-          <w:sz w:val="21"/>
-        </w:rPr>
-        <w:t>UniProt 조회 결과는 accession O76074, 유전자 PDE5A, 단백질 cGMP-specific 3',5'-cyclic phosphodiesterase, 길이 875 잔기다.</w:t>
+        <w:t xml:space="preserve"> 기준 2.0 Å.</w:t>
       </w:r>
     </w:p>
     <w:p>
@@ -1410,7 +695,7 @@
       <w:r>
         <w:drawing>
           <wp:inline xmlns:a="http://schemas.openxmlformats.org/drawingml/2006/main" xmlns:pic="http://schemas.openxmlformats.org/drawingml/2006/picture">
-            <wp:extent cx="5760720" cy="2071754"/>
+            <wp:extent cx="5760720" cy="2057821"/>
             <wp:docPr id="3" name="Picture 3"/>
             <wp:cNvGraphicFramePr>
               <a:graphicFrameLocks noChangeAspect="1"/>
@@ -1419,7 +704,7 @@
               <a:graphicData uri="http://schemas.openxmlformats.org/drawingml/2006/picture">
                 <pic:pic>
                   <pic:nvPicPr>
-                    <pic:cNvPr id="0" name="fig3_property_space.png"/>
+                    <pic:cNvPr id="0" name="fig12_redock_control.png"/>
                     <pic:cNvPicPr/>
                   </pic:nvPicPr>
                   <pic:blipFill>
@@ -1431,7 +716,7 @@
                   <pic:spPr>
                     <a:xfrm>
                       <a:off x="0" y="0"/>
-                      <a:ext cx="5760720" cy="2071754"/>
+                      <a:ext cx="5760720" cy="2057821"/>
                     </a:xfrm>
                     <a:prstGeom prst="rect"/>
                   </pic:spPr>
@@ -1449,7 +734,3965 @@
           <w:b/>
           <w:sz w:val="21"/>
         </w:rPr>
-        <w:t>Figure 3. 물성 공간과 게이트 결과.</w:t>
+        <w:t>Figure 2. 모드별 결정 자세 재현도.</w:t>
+      </w:r>
+      <w:r>
+        <w:rPr>
+          <w:rFonts w:ascii="Malgun Gothic" w:hAnsi="Malgun Gothic"/>
+          <w:b w:val="0"/>
+          <w:sz w:val="21"/>
+        </w:rPr>
+        <w:t xml:space="preserve"> 막대는 각 도킹 모드의 결정 자세 대비 RMSD 이며 가로축은 점수 순위다. 기준을 만족하는 자세가 존재하지만 1위가 아니다.</w:t>
+      </w:r>
+    </w:p>
+    <w:p>
+      <w:pPr>
+        <w:pStyle w:val="Heading3"/>
+      </w:pPr>
+      <w:r>
+        <w:rPr>
+          <w:rFonts w:ascii="Malgun Gothic" w:hAnsi="Malgun Gothic"/>
+          <w:color w:val="0B2A4A"/>
+        </w:rPr>
+        <w:t>3.2 도킹 결과</w:t>
+      </w:r>
+    </w:p>
+    <w:tbl>
+      <w:tblPr>
+        <w:tblStyle w:val="LightGrid-Accent1"/>
+        <w:tblW w:type="auto" w:w="0"/>
+        <w:tblLook w:firstColumn="1" w:firstRow="1" w:lastColumn="0" w:lastRow="0" w:noHBand="0" w:noVBand="1" w:val="04A0"/>
+      </w:tblPr>
+      <w:tblGrid>
+        <w:gridCol w:w="1080"/>
+        <w:gridCol w:w="1080"/>
+        <w:gridCol w:w="1080"/>
+        <w:gridCol w:w="1080"/>
+        <w:gridCol w:w="1080"/>
+        <w:gridCol w:w="1080"/>
+        <w:gridCol w:w="1080"/>
+        <w:gridCol w:w="1080"/>
+      </w:tblGrid>
+      <w:tr>
+        <w:tc>
+          <w:tcPr>
+            <w:tcW w:type="dxa" w:w="1080"/>
+          </w:tcPr>
+          <w:p>
+            <w:r>
+              <w:rPr>
+                <w:rFonts w:ascii="Malgun Gothic" w:hAnsi="Malgun Gothic"/>
+                <w:b/>
+                <w:sz w:val="17"/>
+              </w:rPr>
+              <w:t>ChEMBL ID</w:t>
+            </w:r>
+          </w:p>
+        </w:tc>
+        <w:tc>
+          <w:tcPr>
+            <w:tcW w:type="dxa" w:w="1080"/>
+          </w:tcPr>
+          <w:p>
+            <w:r>
+              <w:rPr>
+                <w:rFonts w:ascii="Malgun Gothic" w:hAnsi="Malgun Gothic"/>
+                <w:b/>
+                <w:sz w:val="17"/>
+              </w:rPr>
+              <w:t>층</w:t>
+            </w:r>
+          </w:p>
+        </w:tc>
+        <w:tc>
+          <w:tcPr>
+            <w:tcW w:type="dxa" w:w="1080"/>
+          </w:tcPr>
+          <w:p>
+            <w:r>
+              <w:rPr>
+                <w:rFonts w:ascii="Malgun Gothic" w:hAnsi="Malgun Gothic"/>
+                <w:b/>
+                <w:sz w:val="17"/>
+              </w:rPr>
+              <w:t>IC50 (nM)</w:t>
+            </w:r>
+          </w:p>
+        </w:tc>
+        <w:tc>
+          <w:tcPr>
+            <w:tcW w:type="dxa" w:w="1080"/>
+          </w:tcPr>
+          <w:p>
+            <w:r>
+              <w:rPr>
+                <w:rFonts w:ascii="Malgun Gothic" w:hAnsi="Malgun Gothic"/>
+                <w:b/>
+                <w:sz w:val="17"/>
+              </w:rPr>
+              <w:t>pIC50</w:t>
+            </w:r>
+          </w:p>
+        </w:tc>
+        <w:tc>
+          <w:tcPr>
+            <w:tcW w:type="dxa" w:w="1080"/>
+          </w:tcPr>
+          <w:p>
+            <w:r>
+              <w:rPr>
+                <w:rFonts w:ascii="Malgun Gothic" w:hAnsi="Malgun Gothic"/>
+                <w:b/>
+                <w:sz w:val="17"/>
+              </w:rPr>
+              <w:t>선택 자세 점수</w:t>
+            </w:r>
+          </w:p>
+        </w:tc>
+        <w:tc>
+          <w:tcPr>
+            <w:tcW w:type="dxa" w:w="1080"/>
+          </w:tcPr>
+          <w:p>
+            <w:r>
+              <w:rPr>
+                <w:rFonts w:ascii="Malgun Gothic" w:hAnsi="Malgun Gothic"/>
+                <w:b/>
+                <w:sz w:val="17"/>
+              </w:rPr>
+              <w:t>1위 자세 점수</w:t>
+            </w:r>
+          </w:p>
+        </w:tc>
+        <w:tc>
+          <w:tcPr>
+            <w:tcW w:type="dxa" w:w="1080"/>
+          </w:tcPr>
+          <w:p>
+            <w:r>
+              <w:rPr>
+                <w:rFonts w:ascii="Malgun Gothic" w:hAnsi="Malgun Gothic"/>
+                <w:b/>
+                <w:sz w:val="17"/>
+              </w:rPr>
+              <w:t>모드</w:t>
+            </w:r>
+          </w:p>
+        </w:tc>
+        <w:tc>
+          <w:tcPr>
+            <w:tcW w:type="dxa" w:w="1080"/>
+          </w:tcPr>
+          <w:p>
+            <w:r>
+              <w:rPr>
+                <w:rFonts w:ascii="Malgun Gothic" w:hAnsi="Malgun Gothic"/>
+                <w:b/>
+                <w:sz w:val="17"/>
+              </w:rPr>
+              <w:t>MCS-RMSD (Å)</w:t>
+            </w:r>
+          </w:p>
+        </w:tc>
+      </w:tr>
+      <w:tr>
+        <w:tc>
+          <w:tcPr>
+            <w:tcW w:type="dxa" w:w="1080"/>
+          </w:tcPr>
+          <w:p>
+            <w:r>
+              <w:rPr>
+                <w:rFonts w:ascii="Malgun Gothic" w:hAnsi="Malgun Gothic"/>
+                <w:b w:val="0"/>
+                <w:sz w:val="17"/>
+              </w:rPr>
+              <w:t>CHEMBL410215</w:t>
+            </w:r>
+          </w:p>
+        </w:tc>
+        <w:tc>
+          <w:tcPr>
+            <w:tcW w:type="dxa" w:w="1080"/>
+          </w:tcPr>
+          <w:p>
+            <w:r>
+              <w:rPr>
+                <w:rFonts w:ascii="Malgun Gothic" w:hAnsi="Malgun Gothic"/>
+                <w:b w:val="0"/>
+                <w:sz w:val="17"/>
+              </w:rPr>
+              <w:t>strong</w:t>
+            </w:r>
+          </w:p>
+        </w:tc>
+        <w:tc>
+          <w:tcPr>
+            <w:tcW w:type="dxa" w:w="1080"/>
+          </w:tcPr>
+          <w:p>
+            <w:r>
+              <w:rPr>
+                <w:rFonts w:ascii="Malgun Gothic" w:hAnsi="Malgun Gothic"/>
+                <w:b w:val="0"/>
+                <w:sz w:val="17"/>
+              </w:rPr>
+              <w:t>0.03</w:t>
+            </w:r>
+          </w:p>
+        </w:tc>
+        <w:tc>
+          <w:tcPr>
+            <w:tcW w:type="dxa" w:w="1080"/>
+          </w:tcPr>
+          <w:p>
+            <w:r>
+              <w:rPr>
+                <w:rFonts w:ascii="Malgun Gothic" w:hAnsi="Malgun Gothic"/>
+                <w:b w:val="0"/>
+                <w:sz w:val="17"/>
+              </w:rPr>
+              <w:t>10.52</w:t>
+            </w:r>
+          </w:p>
+        </w:tc>
+        <w:tc>
+          <w:tcPr>
+            <w:tcW w:type="dxa" w:w="1080"/>
+          </w:tcPr>
+          <w:p>
+            <w:r>
+              <w:rPr>
+                <w:rFonts w:ascii="Malgun Gothic" w:hAnsi="Malgun Gothic"/>
+                <w:b w:val="0"/>
+                <w:sz w:val="17"/>
+              </w:rPr>
+              <w:t>-9.50</w:t>
+            </w:r>
+          </w:p>
+        </w:tc>
+        <w:tc>
+          <w:tcPr>
+            <w:tcW w:type="dxa" w:w="1080"/>
+          </w:tcPr>
+          <w:p>
+            <w:r>
+              <w:rPr>
+                <w:rFonts w:ascii="Malgun Gothic" w:hAnsi="Malgun Gothic"/>
+                <w:b w:val="0"/>
+                <w:sz w:val="17"/>
+              </w:rPr>
+              <w:t>-11.40</w:t>
+            </w:r>
+          </w:p>
+        </w:tc>
+        <w:tc>
+          <w:tcPr>
+            <w:tcW w:type="dxa" w:w="1080"/>
+          </w:tcPr>
+          <w:p>
+            <w:r>
+              <w:rPr>
+                <w:rFonts w:ascii="Malgun Gothic" w:hAnsi="Malgun Gothic"/>
+                <w:b w:val="0"/>
+                <w:sz w:val="17"/>
+              </w:rPr>
+              <w:t>8</w:t>
+            </w:r>
+          </w:p>
+        </w:tc>
+        <w:tc>
+          <w:tcPr>
+            <w:tcW w:type="dxa" w:w="1080"/>
+          </w:tcPr>
+          <w:p>
+            <w:r>
+              <w:rPr>
+                <w:rFonts w:ascii="Malgun Gothic" w:hAnsi="Malgun Gothic"/>
+                <w:b w:val="0"/>
+                <w:sz w:val="17"/>
+              </w:rPr>
+              <w:t>3.599</w:t>
+            </w:r>
+          </w:p>
+        </w:tc>
+      </w:tr>
+      <w:tr>
+        <w:tc>
+          <w:tcPr>
+            <w:tcW w:type="dxa" w:w="1080"/>
+          </w:tcPr>
+          <w:p>
+            <w:r>
+              <w:rPr>
+                <w:rFonts w:ascii="Malgun Gothic" w:hAnsi="Malgun Gothic"/>
+                <w:b w:val="0"/>
+                <w:sz w:val="17"/>
+              </w:rPr>
+              <w:t>CHEMBL553075</w:t>
+            </w:r>
+          </w:p>
+        </w:tc>
+        <w:tc>
+          <w:tcPr>
+            <w:tcW w:type="dxa" w:w="1080"/>
+          </w:tcPr>
+          <w:p>
+            <w:r>
+              <w:rPr>
+                <w:rFonts w:ascii="Malgun Gothic" w:hAnsi="Malgun Gothic"/>
+                <w:b w:val="0"/>
+                <w:sz w:val="17"/>
+              </w:rPr>
+              <w:t>strong</w:t>
+            </w:r>
+          </w:p>
+        </w:tc>
+        <w:tc>
+          <w:tcPr>
+            <w:tcW w:type="dxa" w:w="1080"/>
+          </w:tcPr>
+          <w:p>
+            <w:r>
+              <w:rPr>
+                <w:rFonts w:ascii="Malgun Gothic" w:hAnsi="Malgun Gothic"/>
+                <w:b w:val="0"/>
+                <w:sz w:val="17"/>
+              </w:rPr>
+              <w:t>0.53</w:t>
+            </w:r>
+          </w:p>
+        </w:tc>
+        <w:tc>
+          <w:tcPr>
+            <w:tcW w:type="dxa" w:w="1080"/>
+          </w:tcPr>
+          <w:p>
+            <w:r>
+              <w:rPr>
+                <w:rFonts w:ascii="Malgun Gothic" w:hAnsi="Malgun Gothic"/>
+                <w:b w:val="0"/>
+                <w:sz w:val="17"/>
+              </w:rPr>
+              <w:t>9.28</w:t>
+            </w:r>
+          </w:p>
+        </w:tc>
+        <w:tc>
+          <w:tcPr>
+            <w:tcW w:type="dxa" w:w="1080"/>
+          </w:tcPr>
+          <w:p>
+            <w:r>
+              <w:rPr>
+                <w:rFonts w:ascii="Malgun Gothic" w:hAnsi="Malgun Gothic"/>
+                <w:b w:val="0"/>
+                <w:sz w:val="17"/>
+              </w:rPr>
+              <w:t>-9.90</w:t>
+            </w:r>
+          </w:p>
+        </w:tc>
+        <w:tc>
+          <w:tcPr>
+            <w:tcW w:type="dxa" w:w="1080"/>
+          </w:tcPr>
+          <w:p>
+            <w:r>
+              <w:rPr>
+                <w:rFonts w:ascii="Malgun Gothic" w:hAnsi="Malgun Gothic"/>
+                <w:b w:val="0"/>
+                <w:sz w:val="17"/>
+              </w:rPr>
+              <w:t>-10.30</w:t>
+            </w:r>
+          </w:p>
+        </w:tc>
+        <w:tc>
+          <w:tcPr>
+            <w:tcW w:type="dxa" w:w="1080"/>
+          </w:tcPr>
+          <w:p>
+            <w:r>
+              <w:rPr>
+                <w:rFonts w:ascii="Malgun Gothic" w:hAnsi="Malgun Gothic"/>
+                <w:b w:val="0"/>
+                <w:sz w:val="17"/>
+              </w:rPr>
+              <w:t>5</w:t>
+            </w:r>
+          </w:p>
+        </w:tc>
+        <w:tc>
+          <w:tcPr>
+            <w:tcW w:type="dxa" w:w="1080"/>
+          </w:tcPr>
+          <w:p>
+            <w:r>
+              <w:rPr>
+                <w:rFonts w:ascii="Malgun Gothic" w:hAnsi="Malgun Gothic"/>
+                <w:b w:val="0"/>
+                <w:sz w:val="17"/>
+              </w:rPr>
+              <w:t>2.675</w:t>
+            </w:r>
+          </w:p>
+        </w:tc>
+      </w:tr>
+      <w:tr>
+        <w:tc>
+          <w:tcPr>
+            <w:tcW w:type="dxa" w:w="1080"/>
+          </w:tcPr>
+          <w:p>
+            <w:r>
+              <w:rPr>
+                <w:rFonts w:ascii="Malgun Gothic" w:hAnsi="Malgun Gothic"/>
+                <w:b w:val="0"/>
+                <w:sz w:val="17"/>
+              </w:rPr>
+              <w:t>CHEMBL361582</w:t>
+            </w:r>
+          </w:p>
+        </w:tc>
+        <w:tc>
+          <w:tcPr>
+            <w:tcW w:type="dxa" w:w="1080"/>
+          </w:tcPr>
+          <w:p>
+            <w:r>
+              <w:rPr>
+                <w:rFonts w:ascii="Malgun Gothic" w:hAnsi="Malgun Gothic"/>
+                <w:b w:val="0"/>
+                <w:sz w:val="17"/>
+              </w:rPr>
+              <w:t>strong</w:t>
+            </w:r>
+          </w:p>
+        </w:tc>
+        <w:tc>
+          <w:tcPr>
+            <w:tcW w:type="dxa" w:w="1080"/>
+          </w:tcPr>
+          <w:p>
+            <w:r>
+              <w:rPr>
+                <w:rFonts w:ascii="Malgun Gothic" w:hAnsi="Malgun Gothic"/>
+                <w:b w:val="0"/>
+                <w:sz w:val="17"/>
+              </w:rPr>
+              <w:t>1</w:t>
+            </w:r>
+          </w:p>
+        </w:tc>
+        <w:tc>
+          <w:tcPr>
+            <w:tcW w:type="dxa" w:w="1080"/>
+          </w:tcPr>
+          <w:p>
+            <w:r>
+              <w:rPr>
+                <w:rFonts w:ascii="Malgun Gothic" w:hAnsi="Malgun Gothic"/>
+                <w:b w:val="0"/>
+                <w:sz w:val="17"/>
+              </w:rPr>
+              <w:t>9.00</w:t>
+            </w:r>
+          </w:p>
+        </w:tc>
+        <w:tc>
+          <w:tcPr>
+            <w:tcW w:type="dxa" w:w="1080"/>
+          </w:tcPr>
+          <w:p>
+            <w:r>
+              <w:rPr>
+                <w:rFonts w:ascii="Malgun Gothic" w:hAnsi="Malgun Gothic"/>
+                <w:b w:val="0"/>
+                <w:sz w:val="17"/>
+              </w:rPr>
+              <w:t>-10.20</w:t>
+            </w:r>
+          </w:p>
+        </w:tc>
+        <w:tc>
+          <w:tcPr>
+            <w:tcW w:type="dxa" w:w="1080"/>
+          </w:tcPr>
+          <w:p>
+            <w:r>
+              <w:rPr>
+                <w:rFonts w:ascii="Malgun Gothic" w:hAnsi="Malgun Gothic"/>
+                <w:b w:val="0"/>
+                <w:sz w:val="17"/>
+              </w:rPr>
+              <w:t>-10.60</w:t>
+            </w:r>
+          </w:p>
+        </w:tc>
+        <w:tc>
+          <w:tcPr>
+            <w:tcW w:type="dxa" w:w="1080"/>
+          </w:tcPr>
+          <w:p>
+            <w:r>
+              <w:rPr>
+                <w:rFonts w:ascii="Malgun Gothic" w:hAnsi="Malgun Gothic"/>
+                <w:b w:val="0"/>
+                <w:sz w:val="17"/>
+              </w:rPr>
+              <w:t>3</w:t>
+            </w:r>
+          </w:p>
+        </w:tc>
+        <w:tc>
+          <w:tcPr>
+            <w:tcW w:type="dxa" w:w="1080"/>
+          </w:tcPr>
+          <w:p>
+            <w:r>
+              <w:rPr>
+                <w:rFonts w:ascii="Malgun Gothic" w:hAnsi="Malgun Gothic"/>
+                <w:b w:val="0"/>
+                <w:sz w:val="17"/>
+              </w:rPr>
+              <w:t>1.798</w:t>
+            </w:r>
+          </w:p>
+        </w:tc>
+      </w:tr>
+      <w:tr>
+        <w:tc>
+          <w:tcPr>
+            <w:tcW w:type="dxa" w:w="1080"/>
+          </w:tcPr>
+          <w:p>
+            <w:r>
+              <w:rPr>
+                <w:rFonts w:ascii="Malgun Gothic" w:hAnsi="Malgun Gothic"/>
+                <w:b w:val="0"/>
+                <w:sz w:val="17"/>
+              </w:rPr>
+              <w:t>CHEMBL136498</w:t>
+            </w:r>
+          </w:p>
+        </w:tc>
+        <w:tc>
+          <w:tcPr>
+            <w:tcW w:type="dxa" w:w="1080"/>
+          </w:tcPr>
+          <w:p>
+            <w:r>
+              <w:rPr>
+                <w:rFonts w:ascii="Malgun Gothic" w:hAnsi="Malgun Gothic"/>
+                <w:b w:val="0"/>
+                <w:sz w:val="17"/>
+              </w:rPr>
+              <w:t>strong</w:t>
+            </w:r>
+          </w:p>
+        </w:tc>
+        <w:tc>
+          <w:tcPr>
+            <w:tcW w:type="dxa" w:w="1080"/>
+          </w:tcPr>
+          <w:p>
+            <w:r>
+              <w:rPr>
+                <w:rFonts w:ascii="Malgun Gothic" w:hAnsi="Malgun Gothic"/>
+                <w:b w:val="0"/>
+                <w:sz w:val="17"/>
+              </w:rPr>
+              <w:t>1.74</w:t>
+            </w:r>
+          </w:p>
+        </w:tc>
+        <w:tc>
+          <w:tcPr>
+            <w:tcW w:type="dxa" w:w="1080"/>
+          </w:tcPr>
+          <w:p>
+            <w:r>
+              <w:rPr>
+                <w:rFonts w:ascii="Malgun Gothic" w:hAnsi="Malgun Gothic"/>
+                <w:b w:val="0"/>
+                <w:sz w:val="17"/>
+              </w:rPr>
+              <w:t>8.76</w:t>
+            </w:r>
+          </w:p>
+        </w:tc>
+        <w:tc>
+          <w:tcPr>
+            <w:tcW w:type="dxa" w:w="1080"/>
+          </w:tcPr>
+          <w:p>
+            <w:r>
+              <w:rPr>
+                <w:rFonts w:ascii="Malgun Gothic" w:hAnsi="Malgun Gothic"/>
+                <w:b w:val="0"/>
+                <w:sz w:val="17"/>
+              </w:rPr>
+              <w:t>-12.40</w:t>
+            </w:r>
+          </w:p>
+        </w:tc>
+        <w:tc>
+          <w:tcPr>
+            <w:tcW w:type="dxa" w:w="1080"/>
+          </w:tcPr>
+          <w:p>
+            <w:r>
+              <w:rPr>
+                <w:rFonts w:ascii="Malgun Gothic" w:hAnsi="Malgun Gothic"/>
+                <w:b w:val="0"/>
+                <w:sz w:val="17"/>
+              </w:rPr>
+              <w:t>-13.70</w:t>
+            </w:r>
+          </w:p>
+        </w:tc>
+        <w:tc>
+          <w:tcPr>
+            <w:tcW w:type="dxa" w:w="1080"/>
+          </w:tcPr>
+          <w:p>
+            <w:r>
+              <w:rPr>
+                <w:rFonts w:ascii="Malgun Gothic" w:hAnsi="Malgun Gothic"/>
+                <w:b w:val="0"/>
+                <w:sz w:val="17"/>
+              </w:rPr>
+              <w:t>2</w:t>
+            </w:r>
+          </w:p>
+        </w:tc>
+        <w:tc>
+          <w:tcPr>
+            <w:tcW w:type="dxa" w:w="1080"/>
+          </w:tcPr>
+          <w:p>
+            <w:r>
+              <w:rPr>
+                <w:rFonts w:ascii="Malgun Gothic" w:hAnsi="Malgun Gothic"/>
+                <w:b w:val="0"/>
+                <w:sz w:val="17"/>
+              </w:rPr>
+              <w:t>2.475</w:t>
+            </w:r>
+          </w:p>
+        </w:tc>
+      </w:tr>
+      <w:tr>
+        <w:tc>
+          <w:tcPr>
+            <w:tcW w:type="dxa" w:w="1080"/>
+          </w:tcPr>
+          <w:p>
+            <w:r>
+              <w:rPr>
+                <w:rFonts w:ascii="Malgun Gothic" w:hAnsi="Malgun Gothic"/>
+                <w:b w:val="0"/>
+                <w:sz w:val="17"/>
+              </w:rPr>
+              <w:t>CHEMBL544310</w:t>
+            </w:r>
+          </w:p>
+        </w:tc>
+        <w:tc>
+          <w:tcPr>
+            <w:tcW w:type="dxa" w:w="1080"/>
+          </w:tcPr>
+          <w:p>
+            <w:r>
+              <w:rPr>
+                <w:rFonts w:ascii="Malgun Gothic" w:hAnsi="Malgun Gothic"/>
+                <w:b w:val="0"/>
+                <w:sz w:val="17"/>
+              </w:rPr>
+              <w:t>strong</w:t>
+            </w:r>
+          </w:p>
+        </w:tc>
+        <w:tc>
+          <w:tcPr>
+            <w:tcW w:type="dxa" w:w="1080"/>
+          </w:tcPr>
+          <w:p>
+            <w:r>
+              <w:rPr>
+                <w:rFonts w:ascii="Malgun Gothic" w:hAnsi="Malgun Gothic"/>
+                <w:b w:val="0"/>
+                <w:sz w:val="17"/>
+              </w:rPr>
+              <w:t>2.7</w:t>
+            </w:r>
+          </w:p>
+        </w:tc>
+        <w:tc>
+          <w:tcPr>
+            <w:tcW w:type="dxa" w:w="1080"/>
+          </w:tcPr>
+          <w:p>
+            <w:r>
+              <w:rPr>
+                <w:rFonts w:ascii="Malgun Gothic" w:hAnsi="Malgun Gothic"/>
+                <w:b w:val="0"/>
+                <w:sz w:val="17"/>
+              </w:rPr>
+              <w:t>8.57</w:t>
+            </w:r>
+          </w:p>
+        </w:tc>
+        <w:tc>
+          <w:tcPr>
+            <w:tcW w:type="dxa" w:w="1080"/>
+          </w:tcPr>
+          <w:p>
+            <w:r>
+              <w:rPr>
+                <w:rFonts w:ascii="Malgun Gothic" w:hAnsi="Malgun Gothic"/>
+                <w:b w:val="0"/>
+                <w:sz w:val="17"/>
+              </w:rPr>
+              <w:t>-9.80</w:t>
+            </w:r>
+          </w:p>
+        </w:tc>
+        <w:tc>
+          <w:tcPr>
+            <w:tcW w:type="dxa" w:w="1080"/>
+          </w:tcPr>
+          <w:p>
+            <w:r>
+              <w:rPr>
+                <w:rFonts w:ascii="Malgun Gothic" w:hAnsi="Malgun Gothic"/>
+                <w:b w:val="0"/>
+                <w:sz w:val="17"/>
+              </w:rPr>
+              <w:t>-10.20</w:t>
+            </w:r>
+          </w:p>
+        </w:tc>
+        <w:tc>
+          <w:tcPr>
+            <w:tcW w:type="dxa" w:w="1080"/>
+          </w:tcPr>
+          <w:p>
+            <w:r>
+              <w:rPr>
+                <w:rFonts w:ascii="Malgun Gothic" w:hAnsi="Malgun Gothic"/>
+                <w:b w:val="0"/>
+                <w:sz w:val="17"/>
+              </w:rPr>
+              <w:t>2</w:t>
+            </w:r>
+          </w:p>
+        </w:tc>
+        <w:tc>
+          <w:tcPr>
+            <w:tcW w:type="dxa" w:w="1080"/>
+          </w:tcPr>
+          <w:p>
+            <w:r>
+              <w:rPr>
+                <w:rFonts w:ascii="Malgun Gothic" w:hAnsi="Malgun Gothic"/>
+                <w:b w:val="0"/>
+                <w:sz w:val="17"/>
+              </w:rPr>
+              <w:t>3.106</w:t>
+            </w:r>
+          </w:p>
+        </w:tc>
+      </w:tr>
+      <w:tr>
+        <w:tc>
+          <w:tcPr>
+            <w:tcW w:type="dxa" w:w="1080"/>
+          </w:tcPr>
+          <w:p>
+            <w:r>
+              <w:rPr>
+                <w:rFonts w:ascii="Malgun Gothic" w:hAnsi="Malgun Gothic"/>
+                <w:b w:val="0"/>
+                <w:sz w:val="17"/>
+              </w:rPr>
+              <w:t>CHEMBL434135</w:t>
+            </w:r>
+          </w:p>
+        </w:tc>
+        <w:tc>
+          <w:tcPr>
+            <w:tcW w:type="dxa" w:w="1080"/>
+          </w:tcPr>
+          <w:p>
+            <w:r>
+              <w:rPr>
+                <w:rFonts w:ascii="Malgun Gothic" w:hAnsi="Malgun Gothic"/>
+                <w:b w:val="0"/>
+                <w:sz w:val="17"/>
+              </w:rPr>
+              <w:t>strong</w:t>
+            </w:r>
+          </w:p>
+        </w:tc>
+        <w:tc>
+          <w:tcPr>
+            <w:tcW w:type="dxa" w:w="1080"/>
+          </w:tcPr>
+          <w:p>
+            <w:r>
+              <w:rPr>
+                <w:rFonts w:ascii="Malgun Gothic" w:hAnsi="Malgun Gothic"/>
+                <w:b w:val="0"/>
+                <w:sz w:val="17"/>
+              </w:rPr>
+              <w:t>5</w:t>
+            </w:r>
+          </w:p>
+        </w:tc>
+        <w:tc>
+          <w:tcPr>
+            <w:tcW w:type="dxa" w:w="1080"/>
+          </w:tcPr>
+          <w:p>
+            <w:r>
+              <w:rPr>
+                <w:rFonts w:ascii="Malgun Gothic" w:hAnsi="Malgun Gothic"/>
+                <w:b w:val="0"/>
+                <w:sz w:val="17"/>
+              </w:rPr>
+              <w:t>8.30</w:t>
+            </w:r>
+          </w:p>
+        </w:tc>
+        <w:tc>
+          <w:tcPr>
+            <w:tcW w:type="dxa" w:w="1080"/>
+          </w:tcPr>
+          <w:p>
+            <w:r>
+              <w:rPr>
+                <w:rFonts w:ascii="Malgun Gothic" w:hAnsi="Malgun Gothic"/>
+                <w:b w:val="0"/>
+                <w:sz w:val="17"/>
+              </w:rPr>
+              <w:t>-9.90</w:t>
+            </w:r>
+          </w:p>
+        </w:tc>
+        <w:tc>
+          <w:tcPr>
+            <w:tcW w:type="dxa" w:w="1080"/>
+          </w:tcPr>
+          <w:p>
+            <w:r>
+              <w:rPr>
+                <w:rFonts w:ascii="Malgun Gothic" w:hAnsi="Malgun Gothic"/>
+                <w:b w:val="0"/>
+                <w:sz w:val="17"/>
+              </w:rPr>
+              <w:t>-10.40</w:t>
+            </w:r>
+          </w:p>
+        </w:tc>
+        <w:tc>
+          <w:tcPr>
+            <w:tcW w:type="dxa" w:w="1080"/>
+          </w:tcPr>
+          <w:p>
+            <w:r>
+              <w:rPr>
+                <w:rFonts w:ascii="Malgun Gothic" w:hAnsi="Malgun Gothic"/>
+                <w:b w:val="0"/>
+                <w:sz w:val="17"/>
+              </w:rPr>
+              <w:t>3</w:t>
+            </w:r>
+          </w:p>
+        </w:tc>
+        <w:tc>
+          <w:tcPr>
+            <w:tcW w:type="dxa" w:w="1080"/>
+          </w:tcPr>
+          <w:p>
+            <w:r>
+              <w:rPr>
+                <w:rFonts w:ascii="Malgun Gothic" w:hAnsi="Malgun Gothic"/>
+                <w:b w:val="0"/>
+                <w:sz w:val="17"/>
+              </w:rPr>
+              <w:t>1.124</w:t>
+            </w:r>
+          </w:p>
+        </w:tc>
+      </w:tr>
+      <w:tr>
+        <w:tc>
+          <w:tcPr>
+            <w:tcW w:type="dxa" w:w="1080"/>
+          </w:tcPr>
+          <w:p>
+            <w:r>
+              <w:rPr>
+                <w:rFonts w:ascii="Malgun Gothic" w:hAnsi="Malgun Gothic"/>
+                <w:b w:val="0"/>
+                <w:sz w:val="17"/>
+              </w:rPr>
+              <w:t>CHEMBL183150</w:t>
+            </w:r>
+          </w:p>
+        </w:tc>
+        <w:tc>
+          <w:tcPr>
+            <w:tcW w:type="dxa" w:w="1080"/>
+          </w:tcPr>
+          <w:p>
+            <w:r>
+              <w:rPr>
+                <w:rFonts w:ascii="Malgun Gothic" w:hAnsi="Malgun Gothic"/>
+                <w:b w:val="0"/>
+                <w:sz w:val="17"/>
+              </w:rPr>
+              <w:t>strong</w:t>
+            </w:r>
+          </w:p>
+        </w:tc>
+        <w:tc>
+          <w:tcPr>
+            <w:tcW w:type="dxa" w:w="1080"/>
+          </w:tcPr>
+          <w:p>
+            <w:r>
+              <w:rPr>
+                <w:rFonts w:ascii="Malgun Gothic" w:hAnsi="Malgun Gothic"/>
+                <w:b w:val="0"/>
+                <w:sz w:val="17"/>
+              </w:rPr>
+              <w:t>10</w:t>
+            </w:r>
+          </w:p>
+        </w:tc>
+        <w:tc>
+          <w:tcPr>
+            <w:tcW w:type="dxa" w:w="1080"/>
+          </w:tcPr>
+          <w:p>
+            <w:r>
+              <w:rPr>
+                <w:rFonts w:ascii="Malgun Gothic" w:hAnsi="Malgun Gothic"/>
+                <w:b w:val="0"/>
+                <w:sz w:val="17"/>
+              </w:rPr>
+              <w:t>8.00</w:t>
+            </w:r>
+          </w:p>
+        </w:tc>
+        <w:tc>
+          <w:tcPr>
+            <w:tcW w:type="dxa" w:w="1080"/>
+          </w:tcPr>
+          <w:p>
+            <w:r>
+              <w:rPr>
+                <w:rFonts w:ascii="Malgun Gothic" w:hAnsi="Malgun Gothic"/>
+                <w:b w:val="0"/>
+                <w:sz w:val="17"/>
+              </w:rPr>
+              <w:t>-9.70</w:t>
+            </w:r>
+          </w:p>
+        </w:tc>
+        <w:tc>
+          <w:tcPr>
+            <w:tcW w:type="dxa" w:w="1080"/>
+          </w:tcPr>
+          <w:p>
+            <w:r>
+              <w:rPr>
+                <w:rFonts w:ascii="Malgun Gothic" w:hAnsi="Malgun Gothic"/>
+                <w:b w:val="0"/>
+                <w:sz w:val="17"/>
+              </w:rPr>
+              <w:t>-10.70</w:t>
+            </w:r>
+          </w:p>
+        </w:tc>
+        <w:tc>
+          <w:tcPr>
+            <w:tcW w:type="dxa" w:w="1080"/>
+          </w:tcPr>
+          <w:p>
+            <w:r>
+              <w:rPr>
+                <w:rFonts w:ascii="Malgun Gothic" w:hAnsi="Malgun Gothic"/>
+                <w:b w:val="0"/>
+                <w:sz w:val="17"/>
+              </w:rPr>
+              <w:t>7</w:t>
+            </w:r>
+          </w:p>
+        </w:tc>
+        <w:tc>
+          <w:tcPr>
+            <w:tcW w:type="dxa" w:w="1080"/>
+          </w:tcPr>
+          <w:p>
+            <w:r>
+              <w:rPr>
+                <w:rFonts w:ascii="Malgun Gothic" w:hAnsi="Malgun Gothic"/>
+                <w:b w:val="0"/>
+                <w:sz w:val="17"/>
+              </w:rPr>
+              <w:t>1.643</w:t>
+            </w:r>
+          </w:p>
+        </w:tc>
+      </w:tr>
+      <w:tr>
+        <w:tc>
+          <w:tcPr>
+            <w:tcW w:type="dxa" w:w="1080"/>
+          </w:tcPr>
+          <w:p>
+            <w:r>
+              <w:rPr>
+                <w:rFonts w:ascii="Malgun Gothic" w:hAnsi="Malgun Gothic"/>
+                <w:b w:val="0"/>
+                <w:sz w:val="17"/>
+              </w:rPr>
+              <w:t>CHEMBL370241</w:t>
+            </w:r>
+          </w:p>
+        </w:tc>
+        <w:tc>
+          <w:tcPr>
+            <w:tcW w:type="dxa" w:w="1080"/>
+          </w:tcPr>
+          <w:p>
+            <w:r>
+              <w:rPr>
+                <w:rFonts w:ascii="Malgun Gothic" w:hAnsi="Malgun Gothic"/>
+                <w:b w:val="0"/>
+                <w:sz w:val="17"/>
+              </w:rPr>
+              <w:t>strong</w:t>
+            </w:r>
+          </w:p>
+        </w:tc>
+        <w:tc>
+          <w:tcPr>
+            <w:tcW w:type="dxa" w:w="1080"/>
+          </w:tcPr>
+          <w:p>
+            <w:r>
+              <w:rPr>
+                <w:rFonts w:ascii="Malgun Gothic" w:hAnsi="Malgun Gothic"/>
+                <w:b w:val="0"/>
+                <w:sz w:val="17"/>
+              </w:rPr>
+              <w:t>22</w:t>
+            </w:r>
+          </w:p>
+        </w:tc>
+        <w:tc>
+          <w:tcPr>
+            <w:tcW w:type="dxa" w:w="1080"/>
+          </w:tcPr>
+          <w:p>
+            <w:r>
+              <w:rPr>
+                <w:rFonts w:ascii="Malgun Gothic" w:hAnsi="Malgun Gothic"/>
+                <w:b w:val="0"/>
+                <w:sz w:val="17"/>
+              </w:rPr>
+              <w:t>7.66</w:t>
+            </w:r>
+          </w:p>
+        </w:tc>
+        <w:tc>
+          <w:tcPr>
+            <w:tcW w:type="dxa" w:w="1080"/>
+          </w:tcPr>
+          <w:p>
+            <w:r>
+              <w:rPr>
+                <w:rFonts w:ascii="Malgun Gothic" w:hAnsi="Malgun Gothic"/>
+                <w:b w:val="0"/>
+                <w:sz w:val="17"/>
+              </w:rPr>
+              <w:t>-10.90</w:t>
+            </w:r>
+          </w:p>
+        </w:tc>
+        <w:tc>
+          <w:tcPr>
+            <w:tcW w:type="dxa" w:w="1080"/>
+          </w:tcPr>
+          <w:p>
+            <w:r>
+              <w:rPr>
+                <w:rFonts w:ascii="Malgun Gothic" w:hAnsi="Malgun Gothic"/>
+                <w:b w:val="0"/>
+                <w:sz w:val="17"/>
+              </w:rPr>
+              <w:t>-10.90</w:t>
+            </w:r>
+          </w:p>
+        </w:tc>
+        <w:tc>
+          <w:tcPr>
+            <w:tcW w:type="dxa" w:w="1080"/>
+          </w:tcPr>
+          <w:p>
+            <w:r>
+              <w:rPr>
+                <w:rFonts w:ascii="Malgun Gothic" w:hAnsi="Malgun Gothic"/>
+                <w:b w:val="0"/>
+                <w:sz w:val="17"/>
+              </w:rPr>
+              <w:t>1</w:t>
+            </w:r>
+          </w:p>
+        </w:tc>
+        <w:tc>
+          <w:tcPr>
+            <w:tcW w:type="dxa" w:w="1080"/>
+          </w:tcPr>
+          <w:p>
+            <w:r>
+              <w:rPr>
+                <w:rFonts w:ascii="Malgun Gothic" w:hAnsi="Malgun Gothic"/>
+                <w:b w:val="0"/>
+                <w:sz w:val="17"/>
+              </w:rPr>
+              <w:t>2.272</w:t>
+            </w:r>
+          </w:p>
+        </w:tc>
+      </w:tr>
+      <w:tr>
+        <w:tc>
+          <w:tcPr>
+            <w:tcW w:type="dxa" w:w="1080"/>
+          </w:tcPr>
+          <w:p>
+            <w:r>
+              <w:rPr>
+                <w:rFonts w:ascii="Malgun Gothic" w:hAnsi="Malgun Gothic"/>
+                <w:b w:val="0"/>
+                <w:sz w:val="17"/>
+              </w:rPr>
+              <w:t>CHEMBL115152</w:t>
+            </w:r>
+          </w:p>
+        </w:tc>
+        <w:tc>
+          <w:tcPr>
+            <w:tcW w:type="dxa" w:w="1080"/>
+          </w:tcPr>
+          <w:p>
+            <w:r>
+              <w:rPr>
+                <w:rFonts w:ascii="Malgun Gothic" w:hAnsi="Malgun Gothic"/>
+                <w:b w:val="0"/>
+                <w:sz w:val="17"/>
+              </w:rPr>
+              <w:t>strong</w:t>
+            </w:r>
+          </w:p>
+        </w:tc>
+        <w:tc>
+          <w:tcPr>
+            <w:tcW w:type="dxa" w:w="1080"/>
+          </w:tcPr>
+          <w:p>
+            <w:r>
+              <w:rPr>
+                <w:rFonts w:ascii="Malgun Gothic" w:hAnsi="Malgun Gothic"/>
+                <w:b w:val="0"/>
+                <w:sz w:val="17"/>
+              </w:rPr>
+              <w:t>54</w:t>
+            </w:r>
+          </w:p>
+        </w:tc>
+        <w:tc>
+          <w:tcPr>
+            <w:tcW w:type="dxa" w:w="1080"/>
+          </w:tcPr>
+          <w:p>
+            <w:r>
+              <w:rPr>
+                <w:rFonts w:ascii="Malgun Gothic" w:hAnsi="Malgun Gothic"/>
+                <w:b w:val="0"/>
+                <w:sz w:val="17"/>
+              </w:rPr>
+              <w:t>7.27</w:t>
+            </w:r>
+          </w:p>
+        </w:tc>
+        <w:tc>
+          <w:tcPr>
+            <w:tcW w:type="dxa" w:w="1080"/>
+          </w:tcPr>
+          <w:p>
+            <w:r>
+              <w:rPr>
+                <w:rFonts w:ascii="Malgun Gothic" w:hAnsi="Malgun Gothic"/>
+                <w:b w:val="0"/>
+                <w:sz w:val="17"/>
+              </w:rPr>
+              <w:t>-8.90</w:t>
+            </w:r>
+          </w:p>
+        </w:tc>
+        <w:tc>
+          <w:tcPr>
+            <w:tcW w:type="dxa" w:w="1080"/>
+          </w:tcPr>
+          <w:p>
+            <w:r>
+              <w:rPr>
+                <w:rFonts w:ascii="Malgun Gothic" w:hAnsi="Malgun Gothic"/>
+                <w:b w:val="0"/>
+                <w:sz w:val="17"/>
+              </w:rPr>
+              <w:t>-9.30</w:t>
+            </w:r>
+          </w:p>
+        </w:tc>
+        <w:tc>
+          <w:tcPr>
+            <w:tcW w:type="dxa" w:w="1080"/>
+          </w:tcPr>
+          <w:p>
+            <w:r>
+              <w:rPr>
+                <w:rFonts w:ascii="Malgun Gothic" w:hAnsi="Malgun Gothic"/>
+                <w:b w:val="0"/>
+                <w:sz w:val="17"/>
+              </w:rPr>
+              <w:t>4</w:t>
+            </w:r>
+          </w:p>
+        </w:tc>
+        <w:tc>
+          <w:tcPr>
+            <w:tcW w:type="dxa" w:w="1080"/>
+          </w:tcPr>
+          <w:p>
+            <w:r>
+              <w:rPr>
+                <w:rFonts w:ascii="Malgun Gothic" w:hAnsi="Malgun Gothic"/>
+                <w:b w:val="0"/>
+                <w:sz w:val="17"/>
+              </w:rPr>
+              <w:t>3.164</w:t>
+            </w:r>
+          </w:p>
+        </w:tc>
+      </w:tr>
+      <w:tr>
+        <w:tc>
+          <w:tcPr>
+            <w:tcW w:type="dxa" w:w="1080"/>
+          </w:tcPr>
+          <w:p>
+            <w:r>
+              <w:rPr>
+                <w:rFonts w:ascii="Malgun Gothic" w:hAnsi="Malgun Gothic"/>
+                <w:b w:val="0"/>
+                <w:sz w:val="17"/>
+              </w:rPr>
+              <w:t>CHEMBL86602</w:t>
+            </w:r>
+          </w:p>
+        </w:tc>
+        <w:tc>
+          <w:tcPr>
+            <w:tcW w:type="dxa" w:w="1080"/>
+          </w:tcPr>
+          <w:p>
+            <w:r>
+              <w:rPr>
+                <w:rFonts w:ascii="Malgun Gothic" w:hAnsi="Malgun Gothic"/>
+                <w:b w:val="0"/>
+                <w:sz w:val="17"/>
+              </w:rPr>
+              <w:t>strong</w:t>
+            </w:r>
+          </w:p>
+        </w:tc>
+        <w:tc>
+          <w:tcPr>
+            <w:tcW w:type="dxa" w:w="1080"/>
+          </w:tcPr>
+          <w:p>
+            <w:r>
+              <w:rPr>
+                <w:rFonts w:ascii="Malgun Gothic" w:hAnsi="Malgun Gothic"/>
+                <w:b w:val="0"/>
+                <w:sz w:val="17"/>
+              </w:rPr>
+              <w:t>100</w:t>
+            </w:r>
+          </w:p>
+        </w:tc>
+        <w:tc>
+          <w:tcPr>
+            <w:tcW w:type="dxa" w:w="1080"/>
+          </w:tcPr>
+          <w:p>
+            <w:r>
+              <w:rPr>
+                <w:rFonts w:ascii="Malgun Gothic" w:hAnsi="Malgun Gothic"/>
+                <w:b w:val="0"/>
+                <w:sz w:val="17"/>
+              </w:rPr>
+              <w:t>7.00</w:t>
+            </w:r>
+          </w:p>
+        </w:tc>
+        <w:tc>
+          <w:tcPr>
+            <w:tcW w:type="dxa" w:w="1080"/>
+          </w:tcPr>
+          <w:p>
+            <w:r>
+              <w:rPr>
+                <w:rFonts w:ascii="Malgun Gothic" w:hAnsi="Malgun Gothic"/>
+                <w:b w:val="0"/>
+                <w:sz w:val="17"/>
+              </w:rPr>
+              <w:t>-9.50</w:t>
+            </w:r>
+          </w:p>
+        </w:tc>
+        <w:tc>
+          <w:tcPr>
+            <w:tcW w:type="dxa" w:w="1080"/>
+          </w:tcPr>
+          <w:p>
+            <w:r>
+              <w:rPr>
+                <w:rFonts w:ascii="Malgun Gothic" w:hAnsi="Malgun Gothic"/>
+                <w:b w:val="0"/>
+                <w:sz w:val="17"/>
+              </w:rPr>
+              <w:t>-9.50</w:t>
+            </w:r>
+          </w:p>
+        </w:tc>
+        <w:tc>
+          <w:tcPr>
+            <w:tcW w:type="dxa" w:w="1080"/>
+          </w:tcPr>
+          <w:p>
+            <w:r>
+              <w:rPr>
+                <w:rFonts w:ascii="Malgun Gothic" w:hAnsi="Malgun Gothic"/>
+                <w:b w:val="0"/>
+                <w:sz w:val="17"/>
+              </w:rPr>
+              <w:t>2</w:t>
+            </w:r>
+          </w:p>
+        </w:tc>
+        <w:tc>
+          <w:tcPr>
+            <w:tcW w:type="dxa" w:w="1080"/>
+          </w:tcPr>
+          <w:p>
+            <w:r>
+              <w:rPr>
+                <w:rFonts w:ascii="Malgun Gothic" w:hAnsi="Malgun Gothic"/>
+                <w:b w:val="0"/>
+                <w:sz w:val="17"/>
+              </w:rPr>
+              <w:t>1.412</w:t>
+            </w:r>
+          </w:p>
+        </w:tc>
+      </w:tr>
+      <w:tr>
+        <w:tc>
+          <w:tcPr>
+            <w:tcW w:type="dxa" w:w="1080"/>
+          </w:tcPr>
+          <w:p>
+            <w:r>
+              <w:rPr>
+                <w:rFonts w:ascii="Malgun Gothic" w:hAnsi="Malgun Gothic"/>
+                <w:b w:val="0"/>
+                <w:sz w:val="17"/>
+              </w:rPr>
+              <w:t>CHEMBL2180661</w:t>
+            </w:r>
+          </w:p>
+        </w:tc>
+        <w:tc>
+          <w:tcPr>
+            <w:tcW w:type="dxa" w:w="1080"/>
+          </w:tcPr>
+          <w:p>
+            <w:r>
+              <w:rPr>
+                <w:rFonts w:ascii="Malgun Gothic" w:hAnsi="Malgun Gothic"/>
+                <w:b w:val="0"/>
+                <w:sz w:val="17"/>
+              </w:rPr>
+              <w:t>medium</w:t>
+            </w:r>
+          </w:p>
+        </w:tc>
+        <w:tc>
+          <w:tcPr>
+            <w:tcW w:type="dxa" w:w="1080"/>
+          </w:tcPr>
+          <w:p>
+            <w:r>
+              <w:rPr>
+                <w:rFonts w:ascii="Malgun Gothic" w:hAnsi="Malgun Gothic"/>
+                <w:b w:val="0"/>
+                <w:sz w:val="17"/>
+              </w:rPr>
+              <w:t>104</w:t>
+            </w:r>
+          </w:p>
+        </w:tc>
+        <w:tc>
+          <w:tcPr>
+            <w:tcW w:type="dxa" w:w="1080"/>
+          </w:tcPr>
+          <w:p>
+            <w:r>
+              <w:rPr>
+                <w:rFonts w:ascii="Malgun Gothic" w:hAnsi="Malgun Gothic"/>
+                <w:b w:val="0"/>
+                <w:sz w:val="17"/>
+              </w:rPr>
+              <w:t>6.98</w:t>
+            </w:r>
+          </w:p>
+        </w:tc>
+        <w:tc>
+          <w:tcPr>
+            <w:tcW w:type="dxa" w:w="1080"/>
+          </w:tcPr>
+          <w:p>
+            <w:r>
+              <w:rPr>
+                <w:rFonts w:ascii="Malgun Gothic" w:hAnsi="Malgun Gothic"/>
+                <w:b w:val="0"/>
+                <w:sz w:val="17"/>
+              </w:rPr>
+              <w:t>-10.50</w:t>
+            </w:r>
+          </w:p>
+        </w:tc>
+        <w:tc>
+          <w:tcPr>
+            <w:tcW w:type="dxa" w:w="1080"/>
+          </w:tcPr>
+          <w:p>
+            <w:r>
+              <w:rPr>
+                <w:rFonts w:ascii="Malgun Gothic" w:hAnsi="Malgun Gothic"/>
+                <w:b w:val="0"/>
+                <w:sz w:val="17"/>
+              </w:rPr>
+              <w:t>-10.50</w:t>
+            </w:r>
+          </w:p>
+        </w:tc>
+        <w:tc>
+          <w:tcPr>
+            <w:tcW w:type="dxa" w:w="1080"/>
+          </w:tcPr>
+          <w:p>
+            <w:r>
+              <w:rPr>
+                <w:rFonts w:ascii="Malgun Gothic" w:hAnsi="Malgun Gothic"/>
+                <w:b w:val="0"/>
+                <w:sz w:val="17"/>
+              </w:rPr>
+              <w:t>1</w:t>
+            </w:r>
+          </w:p>
+        </w:tc>
+        <w:tc>
+          <w:tcPr>
+            <w:tcW w:type="dxa" w:w="1080"/>
+          </w:tcPr>
+          <w:p>
+            <w:r>
+              <w:rPr>
+                <w:rFonts w:ascii="Malgun Gothic" w:hAnsi="Malgun Gothic"/>
+                <w:b w:val="0"/>
+                <w:sz w:val="17"/>
+              </w:rPr>
+              <w:t>1.205</w:t>
+            </w:r>
+          </w:p>
+        </w:tc>
+      </w:tr>
+      <w:tr>
+        <w:tc>
+          <w:tcPr>
+            <w:tcW w:type="dxa" w:w="1080"/>
+          </w:tcPr>
+          <w:p>
+            <w:r>
+              <w:rPr>
+                <w:rFonts w:ascii="Malgun Gothic" w:hAnsi="Malgun Gothic"/>
+                <w:b w:val="0"/>
+                <w:sz w:val="17"/>
+              </w:rPr>
+              <w:t>CHEMBL5871683</w:t>
+            </w:r>
+          </w:p>
+        </w:tc>
+        <w:tc>
+          <w:tcPr>
+            <w:tcW w:type="dxa" w:w="1080"/>
+          </w:tcPr>
+          <w:p>
+            <w:r>
+              <w:rPr>
+                <w:rFonts w:ascii="Malgun Gothic" w:hAnsi="Malgun Gothic"/>
+                <w:b w:val="0"/>
+                <w:sz w:val="17"/>
+              </w:rPr>
+              <w:t>medium</w:t>
+            </w:r>
+          </w:p>
+        </w:tc>
+        <w:tc>
+          <w:tcPr>
+            <w:tcW w:type="dxa" w:w="1080"/>
+          </w:tcPr>
+          <w:p>
+            <w:r>
+              <w:rPr>
+                <w:rFonts w:ascii="Malgun Gothic" w:hAnsi="Malgun Gothic"/>
+                <w:b w:val="0"/>
+                <w:sz w:val="17"/>
+              </w:rPr>
+              <w:t>140</w:t>
+            </w:r>
+          </w:p>
+        </w:tc>
+        <w:tc>
+          <w:tcPr>
+            <w:tcW w:type="dxa" w:w="1080"/>
+          </w:tcPr>
+          <w:p>
+            <w:r>
+              <w:rPr>
+                <w:rFonts w:ascii="Malgun Gothic" w:hAnsi="Malgun Gothic"/>
+                <w:b w:val="0"/>
+                <w:sz w:val="17"/>
+              </w:rPr>
+              <w:t>6.85</w:t>
+            </w:r>
+          </w:p>
+        </w:tc>
+        <w:tc>
+          <w:tcPr>
+            <w:tcW w:type="dxa" w:w="1080"/>
+          </w:tcPr>
+          <w:p>
+            <w:r>
+              <w:rPr>
+                <w:rFonts w:ascii="Malgun Gothic" w:hAnsi="Malgun Gothic"/>
+                <w:b w:val="0"/>
+                <w:sz w:val="17"/>
+              </w:rPr>
+              <w:t>-11.00</w:t>
+            </w:r>
+          </w:p>
+        </w:tc>
+        <w:tc>
+          <w:tcPr>
+            <w:tcW w:type="dxa" w:w="1080"/>
+          </w:tcPr>
+          <w:p>
+            <w:r>
+              <w:rPr>
+                <w:rFonts w:ascii="Malgun Gothic" w:hAnsi="Malgun Gothic"/>
+                <w:b w:val="0"/>
+                <w:sz w:val="17"/>
+              </w:rPr>
+              <w:t>-11.10</w:t>
+            </w:r>
+          </w:p>
+        </w:tc>
+        <w:tc>
+          <w:tcPr>
+            <w:tcW w:type="dxa" w:w="1080"/>
+          </w:tcPr>
+          <w:p>
+            <w:r>
+              <w:rPr>
+                <w:rFonts w:ascii="Malgun Gothic" w:hAnsi="Malgun Gothic"/>
+                <w:b w:val="0"/>
+                <w:sz w:val="17"/>
+              </w:rPr>
+              <w:t>3</w:t>
+            </w:r>
+          </w:p>
+        </w:tc>
+        <w:tc>
+          <w:tcPr>
+            <w:tcW w:type="dxa" w:w="1080"/>
+          </w:tcPr>
+          <w:p>
+            <w:r>
+              <w:rPr>
+                <w:rFonts w:ascii="Malgun Gothic" w:hAnsi="Malgun Gothic"/>
+                <w:b w:val="0"/>
+                <w:sz w:val="17"/>
+              </w:rPr>
+              <w:t>2.944</w:t>
+            </w:r>
+          </w:p>
+        </w:tc>
+      </w:tr>
+      <w:tr>
+        <w:tc>
+          <w:tcPr>
+            <w:tcW w:type="dxa" w:w="1080"/>
+          </w:tcPr>
+          <w:p>
+            <w:r>
+              <w:rPr>
+                <w:rFonts w:ascii="Malgun Gothic" w:hAnsi="Malgun Gothic"/>
+                <w:b w:val="0"/>
+                <w:sz w:val="17"/>
+              </w:rPr>
+              <w:t>CHEMBL371451</w:t>
+            </w:r>
+          </w:p>
+        </w:tc>
+        <w:tc>
+          <w:tcPr>
+            <w:tcW w:type="dxa" w:w="1080"/>
+          </w:tcPr>
+          <w:p>
+            <w:r>
+              <w:rPr>
+                <w:rFonts w:ascii="Malgun Gothic" w:hAnsi="Malgun Gothic"/>
+                <w:b w:val="0"/>
+                <w:sz w:val="17"/>
+              </w:rPr>
+              <w:t>medium</w:t>
+            </w:r>
+          </w:p>
+        </w:tc>
+        <w:tc>
+          <w:tcPr>
+            <w:tcW w:type="dxa" w:w="1080"/>
+          </w:tcPr>
+          <w:p>
+            <w:r>
+              <w:rPr>
+                <w:rFonts w:ascii="Malgun Gothic" w:hAnsi="Malgun Gothic"/>
+                <w:b w:val="0"/>
+                <w:sz w:val="17"/>
+              </w:rPr>
+              <w:t>180</w:t>
+            </w:r>
+          </w:p>
+        </w:tc>
+        <w:tc>
+          <w:tcPr>
+            <w:tcW w:type="dxa" w:w="1080"/>
+          </w:tcPr>
+          <w:p>
+            <w:r>
+              <w:rPr>
+                <w:rFonts w:ascii="Malgun Gothic" w:hAnsi="Malgun Gothic"/>
+                <w:b w:val="0"/>
+                <w:sz w:val="17"/>
+              </w:rPr>
+              <w:t>6.75</w:t>
+            </w:r>
+          </w:p>
+        </w:tc>
+        <w:tc>
+          <w:tcPr>
+            <w:tcW w:type="dxa" w:w="1080"/>
+          </w:tcPr>
+          <w:p>
+            <w:r>
+              <w:rPr>
+                <w:rFonts w:ascii="Malgun Gothic" w:hAnsi="Malgun Gothic"/>
+                <w:b w:val="0"/>
+                <w:sz w:val="17"/>
+              </w:rPr>
+              <w:t>-10.70</w:t>
+            </w:r>
+          </w:p>
+        </w:tc>
+        <w:tc>
+          <w:tcPr>
+            <w:tcW w:type="dxa" w:w="1080"/>
+          </w:tcPr>
+          <w:p>
+            <w:r>
+              <w:rPr>
+                <w:rFonts w:ascii="Malgun Gothic" w:hAnsi="Malgun Gothic"/>
+                <w:b w:val="0"/>
+                <w:sz w:val="17"/>
+              </w:rPr>
+              <w:t>-12.10</w:t>
+            </w:r>
+          </w:p>
+        </w:tc>
+        <w:tc>
+          <w:tcPr>
+            <w:tcW w:type="dxa" w:w="1080"/>
+          </w:tcPr>
+          <w:p>
+            <w:r>
+              <w:rPr>
+                <w:rFonts w:ascii="Malgun Gothic" w:hAnsi="Malgun Gothic"/>
+                <w:b w:val="0"/>
+                <w:sz w:val="17"/>
+              </w:rPr>
+              <w:t>5</w:t>
+            </w:r>
+          </w:p>
+        </w:tc>
+        <w:tc>
+          <w:tcPr>
+            <w:tcW w:type="dxa" w:w="1080"/>
+          </w:tcPr>
+          <w:p>
+            <w:r>
+              <w:rPr>
+                <w:rFonts w:ascii="Malgun Gothic" w:hAnsi="Malgun Gothic"/>
+                <w:b w:val="0"/>
+                <w:sz w:val="17"/>
+              </w:rPr>
+              <w:t>3.86</w:t>
+            </w:r>
+          </w:p>
+        </w:tc>
+      </w:tr>
+      <w:tr>
+        <w:tc>
+          <w:tcPr>
+            <w:tcW w:type="dxa" w:w="1080"/>
+          </w:tcPr>
+          <w:p>
+            <w:r>
+              <w:rPr>
+                <w:rFonts w:ascii="Malgun Gothic" w:hAnsi="Malgun Gothic"/>
+                <w:b w:val="0"/>
+                <w:sz w:val="17"/>
+              </w:rPr>
+              <w:t>CHEMBL4278092</w:t>
+            </w:r>
+          </w:p>
+        </w:tc>
+        <w:tc>
+          <w:tcPr>
+            <w:tcW w:type="dxa" w:w="1080"/>
+          </w:tcPr>
+          <w:p>
+            <w:r>
+              <w:rPr>
+                <w:rFonts w:ascii="Malgun Gothic" w:hAnsi="Malgun Gothic"/>
+                <w:b w:val="0"/>
+                <w:sz w:val="17"/>
+              </w:rPr>
+              <w:t>medium</w:t>
+            </w:r>
+          </w:p>
+        </w:tc>
+        <w:tc>
+          <w:tcPr>
+            <w:tcW w:type="dxa" w:w="1080"/>
+          </w:tcPr>
+          <w:p>
+            <w:r>
+              <w:rPr>
+                <w:rFonts w:ascii="Malgun Gothic" w:hAnsi="Malgun Gothic"/>
+                <w:b w:val="0"/>
+                <w:sz w:val="17"/>
+              </w:rPr>
+              <w:t>240</w:t>
+            </w:r>
+          </w:p>
+        </w:tc>
+        <w:tc>
+          <w:tcPr>
+            <w:tcW w:type="dxa" w:w="1080"/>
+          </w:tcPr>
+          <w:p>
+            <w:r>
+              <w:rPr>
+                <w:rFonts w:ascii="Malgun Gothic" w:hAnsi="Malgun Gothic"/>
+                <w:b w:val="0"/>
+                <w:sz w:val="17"/>
+              </w:rPr>
+              <w:t>6.62</w:t>
+            </w:r>
+          </w:p>
+        </w:tc>
+        <w:tc>
+          <w:tcPr>
+            <w:tcW w:type="dxa" w:w="1080"/>
+          </w:tcPr>
+          <w:p>
+            <w:r>
+              <w:rPr>
+                <w:rFonts w:ascii="Malgun Gothic" w:hAnsi="Malgun Gothic"/>
+                <w:b w:val="0"/>
+                <w:sz w:val="17"/>
+              </w:rPr>
+              <w:t>-10.30</w:t>
+            </w:r>
+          </w:p>
+        </w:tc>
+        <w:tc>
+          <w:tcPr>
+            <w:tcW w:type="dxa" w:w="1080"/>
+          </w:tcPr>
+          <w:p>
+            <w:r>
+              <w:rPr>
+                <w:rFonts w:ascii="Malgun Gothic" w:hAnsi="Malgun Gothic"/>
+                <w:b w:val="0"/>
+                <w:sz w:val="17"/>
+              </w:rPr>
+              <w:t>-10.40</w:t>
+            </w:r>
+          </w:p>
+        </w:tc>
+        <w:tc>
+          <w:tcPr>
+            <w:tcW w:type="dxa" w:w="1080"/>
+          </w:tcPr>
+          <w:p>
+            <w:r>
+              <w:rPr>
+                <w:rFonts w:ascii="Malgun Gothic" w:hAnsi="Malgun Gothic"/>
+                <w:b w:val="0"/>
+                <w:sz w:val="17"/>
+              </w:rPr>
+              <w:t>3</w:t>
+            </w:r>
+          </w:p>
+        </w:tc>
+        <w:tc>
+          <w:tcPr>
+            <w:tcW w:type="dxa" w:w="1080"/>
+          </w:tcPr>
+          <w:p>
+            <w:r>
+              <w:rPr>
+                <w:rFonts w:ascii="Malgun Gothic" w:hAnsi="Malgun Gothic"/>
+                <w:b w:val="0"/>
+                <w:sz w:val="17"/>
+              </w:rPr>
+              <w:t>2.389</w:t>
+            </w:r>
+          </w:p>
+        </w:tc>
+      </w:tr>
+      <w:tr>
+        <w:tc>
+          <w:tcPr>
+            <w:tcW w:type="dxa" w:w="1080"/>
+          </w:tcPr>
+          <w:p>
+            <w:r>
+              <w:rPr>
+                <w:rFonts w:ascii="Malgun Gothic" w:hAnsi="Malgun Gothic"/>
+                <w:b w:val="0"/>
+                <w:sz w:val="17"/>
+              </w:rPr>
+              <w:t>CHEMBL2180662</w:t>
+            </w:r>
+          </w:p>
+        </w:tc>
+        <w:tc>
+          <w:tcPr>
+            <w:tcW w:type="dxa" w:w="1080"/>
+          </w:tcPr>
+          <w:p>
+            <w:r>
+              <w:rPr>
+                <w:rFonts w:ascii="Malgun Gothic" w:hAnsi="Malgun Gothic"/>
+                <w:b w:val="0"/>
+                <w:sz w:val="17"/>
+              </w:rPr>
+              <w:t>medium</w:t>
+            </w:r>
+          </w:p>
+        </w:tc>
+        <w:tc>
+          <w:tcPr>
+            <w:tcW w:type="dxa" w:w="1080"/>
+          </w:tcPr>
+          <w:p>
+            <w:r>
+              <w:rPr>
+                <w:rFonts w:ascii="Malgun Gothic" w:hAnsi="Malgun Gothic"/>
+                <w:b w:val="0"/>
+                <w:sz w:val="17"/>
+              </w:rPr>
+              <w:t>312</w:t>
+            </w:r>
+          </w:p>
+        </w:tc>
+        <w:tc>
+          <w:tcPr>
+            <w:tcW w:type="dxa" w:w="1080"/>
+          </w:tcPr>
+          <w:p>
+            <w:r>
+              <w:rPr>
+                <w:rFonts w:ascii="Malgun Gothic" w:hAnsi="Malgun Gothic"/>
+                <w:b w:val="0"/>
+                <w:sz w:val="17"/>
+              </w:rPr>
+              <w:t>6.51</w:t>
+            </w:r>
+          </w:p>
+        </w:tc>
+        <w:tc>
+          <w:tcPr>
+            <w:tcW w:type="dxa" w:w="1080"/>
+          </w:tcPr>
+          <w:p>
+            <w:r>
+              <w:rPr>
+                <w:rFonts w:ascii="Malgun Gothic" w:hAnsi="Malgun Gothic"/>
+                <w:b w:val="0"/>
+                <w:sz w:val="17"/>
+              </w:rPr>
+              <w:t>-9.50</w:t>
+            </w:r>
+          </w:p>
+        </w:tc>
+        <w:tc>
+          <w:tcPr>
+            <w:tcW w:type="dxa" w:w="1080"/>
+          </w:tcPr>
+          <w:p>
+            <w:r>
+              <w:rPr>
+                <w:rFonts w:ascii="Malgun Gothic" w:hAnsi="Malgun Gothic"/>
+                <w:b w:val="0"/>
+                <w:sz w:val="17"/>
+              </w:rPr>
+              <w:t>-10.00</w:t>
+            </w:r>
+          </w:p>
+        </w:tc>
+        <w:tc>
+          <w:tcPr>
+            <w:tcW w:type="dxa" w:w="1080"/>
+          </w:tcPr>
+          <w:p>
+            <w:r>
+              <w:rPr>
+                <w:rFonts w:ascii="Malgun Gothic" w:hAnsi="Malgun Gothic"/>
+                <w:b w:val="0"/>
+                <w:sz w:val="17"/>
+              </w:rPr>
+              <w:t>6</w:t>
+            </w:r>
+          </w:p>
+        </w:tc>
+        <w:tc>
+          <w:tcPr>
+            <w:tcW w:type="dxa" w:w="1080"/>
+          </w:tcPr>
+          <w:p>
+            <w:r>
+              <w:rPr>
+                <w:rFonts w:ascii="Malgun Gothic" w:hAnsi="Malgun Gothic"/>
+                <w:b w:val="0"/>
+                <w:sz w:val="17"/>
+              </w:rPr>
+              <w:t>1.416</w:t>
+            </w:r>
+          </w:p>
+        </w:tc>
+      </w:tr>
+      <w:tr>
+        <w:tc>
+          <w:tcPr>
+            <w:tcW w:type="dxa" w:w="1080"/>
+          </w:tcPr>
+          <w:p>
+            <w:r>
+              <w:rPr>
+                <w:rFonts w:ascii="Malgun Gothic" w:hAnsi="Malgun Gothic"/>
+                <w:b w:val="0"/>
+                <w:sz w:val="17"/>
+              </w:rPr>
+              <w:t>CHEMBL70837</w:t>
+            </w:r>
+          </w:p>
+        </w:tc>
+        <w:tc>
+          <w:tcPr>
+            <w:tcW w:type="dxa" w:w="1080"/>
+          </w:tcPr>
+          <w:p>
+            <w:r>
+              <w:rPr>
+                <w:rFonts w:ascii="Malgun Gothic" w:hAnsi="Malgun Gothic"/>
+                <w:b w:val="0"/>
+                <w:sz w:val="17"/>
+              </w:rPr>
+              <w:t>medium</w:t>
+            </w:r>
+          </w:p>
+        </w:tc>
+        <w:tc>
+          <w:tcPr>
+            <w:tcW w:type="dxa" w:w="1080"/>
+          </w:tcPr>
+          <w:p>
+            <w:r>
+              <w:rPr>
+                <w:rFonts w:ascii="Malgun Gothic" w:hAnsi="Malgun Gothic"/>
+                <w:b w:val="0"/>
+                <w:sz w:val="17"/>
+              </w:rPr>
+              <w:t>400</w:t>
+            </w:r>
+          </w:p>
+        </w:tc>
+        <w:tc>
+          <w:tcPr>
+            <w:tcW w:type="dxa" w:w="1080"/>
+          </w:tcPr>
+          <w:p>
+            <w:r>
+              <w:rPr>
+                <w:rFonts w:ascii="Malgun Gothic" w:hAnsi="Malgun Gothic"/>
+                <w:b w:val="0"/>
+                <w:sz w:val="17"/>
+              </w:rPr>
+              <w:t>6.40</w:t>
+            </w:r>
+          </w:p>
+        </w:tc>
+        <w:tc>
+          <w:tcPr>
+            <w:tcW w:type="dxa" w:w="1080"/>
+          </w:tcPr>
+          <w:p>
+            <w:r>
+              <w:rPr>
+                <w:rFonts w:ascii="Malgun Gothic" w:hAnsi="Malgun Gothic"/>
+                <w:b w:val="0"/>
+                <w:sz w:val="17"/>
+              </w:rPr>
+              <w:t>-9.40</w:t>
+            </w:r>
+          </w:p>
+        </w:tc>
+        <w:tc>
+          <w:tcPr>
+            <w:tcW w:type="dxa" w:w="1080"/>
+          </w:tcPr>
+          <w:p>
+            <w:r>
+              <w:rPr>
+                <w:rFonts w:ascii="Malgun Gothic" w:hAnsi="Malgun Gothic"/>
+                <w:b w:val="0"/>
+                <w:sz w:val="17"/>
+              </w:rPr>
+              <w:t>-10.10</w:t>
+            </w:r>
+          </w:p>
+        </w:tc>
+        <w:tc>
+          <w:tcPr>
+            <w:tcW w:type="dxa" w:w="1080"/>
+          </w:tcPr>
+          <w:p>
+            <w:r>
+              <w:rPr>
+                <w:rFonts w:ascii="Malgun Gothic" w:hAnsi="Malgun Gothic"/>
+                <w:b w:val="0"/>
+                <w:sz w:val="17"/>
+              </w:rPr>
+              <w:t>6</w:t>
+            </w:r>
+          </w:p>
+        </w:tc>
+        <w:tc>
+          <w:tcPr>
+            <w:tcW w:type="dxa" w:w="1080"/>
+          </w:tcPr>
+          <w:p>
+            <w:r>
+              <w:rPr>
+                <w:rFonts w:ascii="Malgun Gothic" w:hAnsi="Malgun Gothic"/>
+                <w:b w:val="0"/>
+                <w:sz w:val="17"/>
+              </w:rPr>
+              <w:t>3.233</w:t>
+            </w:r>
+          </w:p>
+        </w:tc>
+      </w:tr>
+      <w:tr>
+        <w:tc>
+          <w:tcPr>
+            <w:tcW w:type="dxa" w:w="1080"/>
+          </w:tcPr>
+          <w:p>
+            <w:r>
+              <w:rPr>
+                <w:rFonts w:ascii="Malgun Gothic" w:hAnsi="Malgun Gothic"/>
+                <w:b w:val="0"/>
+                <w:sz w:val="17"/>
+              </w:rPr>
+              <w:t>CHEMBL361481</w:t>
+            </w:r>
+          </w:p>
+        </w:tc>
+        <w:tc>
+          <w:tcPr>
+            <w:tcW w:type="dxa" w:w="1080"/>
+          </w:tcPr>
+          <w:p>
+            <w:r>
+              <w:rPr>
+                <w:rFonts w:ascii="Malgun Gothic" w:hAnsi="Malgun Gothic"/>
+                <w:b w:val="0"/>
+                <w:sz w:val="17"/>
+              </w:rPr>
+              <w:t>medium</w:t>
+            </w:r>
+          </w:p>
+        </w:tc>
+        <w:tc>
+          <w:tcPr>
+            <w:tcW w:type="dxa" w:w="1080"/>
+          </w:tcPr>
+          <w:p>
+            <w:r>
+              <w:rPr>
+                <w:rFonts w:ascii="Malgun Gothic" w:hAnsi="Malgun Gothic"/>
+                <w:b w:val="0"/>
+                <w:sz w:val="17"/>
+              </w:rPr>
+              <w:t>520</w:t>
+            </w:r>
+          </w:p>
+        </w:tc>
+        <w:tc>
+          <w:tcPr>
+            <w:tcW w:type="dxa" w:w="1080"/>
+          </w:tcPr>
+          <w:p>
+            <w:r>
+              <w:rPr>
+                <w:rFonts w:ascii="Malgun Gothic" w:hAnsi="Malgun Gothic"/>
+                <w:b w:val="0"/>
+                <w:sz w:val="17"/>
+              </w:rPr>
+              <w:t>6.28</w:t>
+            </w:r>
+          </w:p>
+        </w:tc>
+        <w:tc>
+          <w:tcPr>
+            <w:tcW w:type="dxa" w:w="1080"/>
+          </w:tcPr>
+          <w:p>
+            <w:r>
+              <w:rPr>
+                <w:rFonts w:ascii="Malgun Gothic" w:hAnsi="Malgun Gothic"/>
+                <w:b w:val="0"/>
+                <w:sz w:val="17"/>
+              </w:rPr>
+              <w:t>-9.80</w:t>
+            </w:r>
+          </w:p>
+        </w:tc>
+        <w:tc>
+          <w:tcPr>
+            <w:tcW w:type="dxa" w:w="1080"/>
+          </w:tcPr>
+          <w:p>
+            <w:r>
+              <w:rPr>
+                <w:rFonts w:ascii="Malgun Gothic" w:hAnsi="Malgun Gothic"/>
+                <w:b w:val="0"/>
+                <w:sz w:val="17"/>
+              </w:rPr>
+              <w:t>-10.50</w:t>
+            </w:r>
+          </w:p>
+        </w:tc>
+        <w:tc>
+          <w:tcPr>
+            <w:tcW w:type="dxa" w:w="1080"/>
+          </w:tcPr>
+          <w:p>
+            <w:r>
+              <w:rPr>
+                <w:rFonts w:ascii="Malgun Gothic" w:hAnsi="Malgun Gothic"/>
+                <w:b w:val="0"/>
+                <w:sz w:val="17"/>
+              </w:rPr>
+              <w:t>5</w:t>
+            </w:r>
+          </w:p>
+        </w:tc>
+        <w:tc>
+          <w:tcPr>
+            <w:tcW w:type="dxa" w:w="1080"/>
+          </w:tcPr>
+          <w:p>
+            <w:r>
+              <w:rPr>
+                <w:rFonts w:ascii="Malgun Gothic" w:hAnsi="Malgun Gothic"/>
+                <w:b w:val="0"/>
+                <w:sz w:val="17"/>
+              </w:rPr>
+              <w:t>3.232</w:t>
+            </w:r>
+          </w:p>
+        </w:tc>
+      </w:tr>
+      <w:tr>
+        <w:tc>
+          <w:tcPr>
+            <w:tcW w:type="dxa" w:w="1080"/>
+          </w:tcPr>
+          <w:p>
+            <w:r>
+              <w:rPr>
+                <w:rFonts w:ascii="Malgun Gothic" w:hAnsi="Malgun Gothic"/>
+                <w:b w:val="0"/>
+                <w:sz w:val="17"/>
+              </w:rPr>
+              <w:t>CHEMBL3703685</w:t>
+            </w:r>
+          </w:p>
+        </w:tc>
+        <w:tc>
+          <w:tcPr>
+            <w:tcW w:type="dxa" w:w="1080"/>
+          </w:tcPr>
+          <w:p>
+            <w:r>
+              <w:rPr>
+                <w:rFonts w:ascii="Malgun Gothic" w:hAnsi="Malgun Gothic"/>
+                <w:b w:val="0"/>
+                <w:sz w:val="17"/>
+              </w:rPr>
+              <w:t>medium</w:t>
+            </w:r>
+          </w:p>
+        </w:tc>
+        <w:tc>
+          <w:tcPr>
+            <w:tcW w:type="dxa" w:w="1080"/>
+          </w:tcPr>
+          <w:p>
+            <w:r>
+              <w:rPr>
+                <w:rFonts w:ascii="Malgun Gothic" w:hAnsi="Malgun Gothic"/>
+                <w:b w:val="0"/>
+                <w:sz w:val="17"/>
+              </w:rPr>
+              <w:t>690</w:t>
+            </w:r>
+          </w:p>
+        </w:tc>
+        <w:tc>
+          <w:tcPr>
+            <w:tcW w:type="dxa" w:w="1080"/>
+          </w:tcPr>
+          <w:p>
+            <w:r>
+              <w:rPr>
+                <w:rFonts w:ascii="Malgun Gothic" w:hAnsi="Malgun Gothic"/>
+                <w:b w:val="0"/>
+                <w:sz w:val="17"/>
+              </w:rPr>
+              <w:t>6.16</w:t>
+            </w:r>
+          </w:p>
+        </w:tc>
+        <w:tc>
+          <w:tcPr>
+            <w:tcW w:type="dxa" w:w="1080"/>
+          </w:tcPr>
+          <w:p>
+            <w:r>
+              <w:rPr>
+                <w:rFonts w:ascii="Malgun Gothic" w:hAnsi="Malgun Gothic"/>
+                <w:b w:val="0"/>
+                <w:sz w:val="17"/>
+              </w:rPr>
+              <w:t>-12.20</w:t>
+            </w:r>
+          </w:p>
+        </w:tc>
+        <w:tc>
+          <w:tcPr>
+            <w:tcW w:type="dxa" w:w="1080"/>
+          </w:tcPr>
+          <w:p>
+            <w:r>
+              <w:rPr>
+                <w:rFonts w:ascii="Malgun Gothic" w:hAnsi="Malgun Gothic"/>
+                <w:b w:val="0"/>
+                <w:sz w:val="17"/>
+              </w:rPr>
+              <w:t>-12.50</w:t>
+            </w:r>
+          </w:p>
+        </w:tc>
+        <w:tc>
+          <w:tcPr>
+            <w:tcW w:type="dxa" w:w="1080"/>
+          </w:tcPr>
+          <w:p>
+            <w:r>
+              <w:rPr>
+                <w:rFonts w:ascii="Malgun Gothic" w:hAnsi="Malgun Gothic"/>
+                <w:b w:val="0"/>
+                <w:sz w:val="17"/>
+              </w:rPr>
+              <w:t>7</w:t>
+            </w:r>
+          </w:p>
+        </w:tc>
+        <w:tc>
+          <w:tcPr>
+            <w:tcW w:type="dxa" w:w="1080"/>
+          </w:tcPr>
+          <w:p>
+            <w:r>
+              <w:rPr>
+                <w:rFonts w:ascii="Malgun Gothic" w:hAnsi="Malgun Gothic"/>
+                <w:b w:val="0"/>
+                <w:sz w:val="17"/>
+              </w:rPr>
+              <w:t>1.635</w:t>
+            </w:r>
+          </w:p>
+        </w:tc>
+      </w:tr>
+      <w:tr>
+        <w:tc>
+          <w:tcPr>
+            <w:tcW w:type="dxa" w:w="1080"/>
+          </w:tcPr>
+          <w:p>
+            <w:r>
+              <w:rPr>
+                <w:rFonts w:ascii="Malgun Gothic" w:hAnsi="Malgun Gothic"/>
+                <w:b w:val="0"/>
+                <w:sz w:val="17"/>
+              </w:rPr>
+              <w:t>CHEMBL4788965</w:t>
+            </w:r>
+          </w:p>
+        </w:tc>
+        <w:tc>
+          <w:tcPr>
+            <w:tcW w:type="dxa" w:w="1080"/>
+          </w:tcPr>
+          <w:p>
+            <w:r>
+              <w:rPr>
+                <w:rFonts w:ascii="Malgun Gothic" w:hAnsi="Malgun Gothic"/>
+                <w:b w:val="0"/>
+                <w:sz w:val="17"/>
+              </w:rPr>
+              <w:t>medium</w:t>
+            </w:r>
+          </w:p>
+        </w:tc>
+        <w:tc>
+          <w:tcPr>
+            <w:tcW w:type="dxa" w:w="1080"/>
+          </w:tcPr>
+          <w:p>
+            <w:r>
+              <w:rPr>
+                <w:rFonts w:ascii="Malgun Gothic" w:hAnsi="Malgun Gothic"/>
+                <w:b w:val="0"/>
+                <w:sz w:val="17"/>
+              </w:rPr>
+              <w:t>900</w:t>
+            </w:r>
+          </w:p>
+        </w:tc>
+        <w:tc>
+          <w:tcPr>
+            <w:tcW w:type="dxa" w:w="1080"/>
+          </w:tcPr>
+          <w:p>
+            <w:r>
+              <w:rPr>
+                <w:rFonts w:ascii="Malgun Gothic" w:hAnsi="Malgun Gothic"/>
+                <w:b w:val="0"/>
+                <w:sz w:val="17"/>
+              </w:rPr>
+              <w:t>6.05</w:t>
+            </w:r>
+          </w:p>
+        </w:tc>
+        <w:tc>
+          <w:tcPr>
+            <w:tcW w:type="dxa" w:w="1080"/>
+          </w:tcPr>
+          <w:p>
+            <w:r>
+              <w:rPr>
+                <w:rFonts w:ascii="Malgun Gothic" w:hAnsi="Malgun Gothic"/>
+                <w:b w:val="0"/>
+                <w:sz w:val="17"/>
+              </w:rPr>
+              <w:t>-9.50</w:t>
+            </w:r>
+          </w:p>
+        </w:tc>
+        <w:tc>
+          <w:tcPr>
+            <w:tcW w:type="dxa" w:w="1080"/>
+          </w:tcPr>
+          <w:p>
+            <w:r>
+              <w:rPr>
+                <w:rFonts w:ascii="Malgun Gothic" w:hAnsi="Malgun Gothic"/>
+                <w:b w:val="0"/>
+                <w:sz w:val="17"/>
+              </w:rPr>
+              <w:t>-9.80</w:t>
+            </w:r>
+          </w:p>
+        </w:tc>
+        <w:tc>
+          <w:tcPr>
+            <w:tcW w:type="dxa" w:w="1080"/>
+          </w:tcPr>
+          <w:p>
+            <w:r>
+              <w:rPr>
+                <w:rFonts w:ascii="Malgun Gothic" w:hAnsi="Malgun Gothic"/>
+                <w:b w:val="0"/>
+                <w:sz w:val="17"/>
+              </w:rPr>
+              <w:t>7</w:t>
+            </w:r>
+          </w:p>
+        </w:tc>
+        <w:tc>
+          <w:tcPr>
+            <w:tcW w:type="dxa" w:w="1080"/>
+          </w:tcPr>
+          <w:p>
+            <w:r>
+              <w:rPr>
+                <w:rFonts w:ascii="Malgun Gothic" w:hAnsi="Malgun Gothic"/>
+                <w:b w:val="0"/>
+                <w:sz w:val="17"/>
+              </w:rPr>
+              <w:t>3.452</w:t>
+            </w:r>
+          </w:p>
+        </w:tc>
+      </w:tr>
+      <w:tr>
+        <w:tc>
+          <w:tcPr>
+            <w:tcW w:type="dxa" w:w="1080"/>
+          </w:tcPr>
+          <w:p>
+            <w:r>
+              <w:rPr>
+                <w:rFonts w:ascii="Malgun Gothic" w:hAnsi="Malgun Gothic"/>
+                <w:b w:val="0"/>
+                <w:sz w:val="17"/>
+              </w:rPr>
+              <w:t>CHEMBL42713</w:t>
+            </w:r>
+          </w:p>
+        </w:tc>
+        <w:tc>
+          <w:tcPr>
+            <w:tcW w:type="dxa" w:w="1080"/>
+          </w:tcPr>
+          <w:p>
+            <w:r>
+              <w:rPr>
+                <w:rFonts w:ascii="Malgun Gothic" w:hAnsi="Malgun Gothic"/>
+                <w:b w:val="0"/>
+                <w:sz w:val="17"/>
+              </w:rPr>
+              <w:t>medium</w:t>
+            </w:r>
+          </w:p>
+        </w:tc>
+        <w:tc>
+          <w:tcPr>
+            <w:tcW w:type="dxa" w:w="1080"/>
+          </w:tcPr>
+          <w:p>
+            <w:r>
+              <w:rPr>
+                <w:rFonts w:ascii="Malgun Gothic" w:hAnsi="Malgun Gothic"/>
+                <w:b w:val="0"/>
+                <w:sz w:val="17"/>
+              </w:rPr>
+              <w:t>1e+03</w:t>
+            </w:r>
+          </w:p>
+        </w:tc>
+        <w:tc>
+          <w:tcPr>
+            <w:tcW w:type="dxa" w:w="1080"/>
+          </w:tcPr>
+          <w:p>
+            <w:r>
+              <w:rPr>
+                <w:rFonts w:ascii="Malgun Gothic" w:hAnsi="Malgun Gothic"/>
+                <w:b w:val="0"/>
+                <w:sz w:val="17"/>
+              </w:rPr>
+              <w:t>6.00</w:t>
+            </w:r>
+          </w:p>
+        </w:tc>
+        <w:tc>
+          <w:tcPr>
+            <w:tcW w:type="dxa" w:w="1080"/>
+          </w:tcPr>
+          <w:p>
+            <w:r>
+              <w:rPr>
+                <w:rFonts w:ascii="Malgun Gothic" w:hAnsi="Malgun Gothic"/>
+                <w:b w:val="0"/>
+                <w:sz w:val="17"/>
+              </w:rPr>
+              <w:t>-7.90</w:t>
+            </w:r>
+          </w:p>
+        </w:tc>
+        <w:tc>
+          <w:tcPr>
+            <w:tcW w:type="dxa" w:w="1080"/>
+          </w:tcPr>
+          <w:p>
+            <w:r>
+              <w:rPr>
+                <w:rFonts w:ascii="Malgun Gothic" w:hAnsi="Malgun Gothic"/>
+                <w:b w:val="0"/>
+                <w:sz w:val="17"/>
+              </w:rPr>
+              <w:t>-8.40</w:t>
+            </w:r>
+          </w:p>
+        </w:tc>
+        <w:tc>
+          <w:tcPr>
+            <w:tcW w:type="dxa" w:w="1080"/>
+          </w:tcPr>
+          <w:p>
+            <w:r>
+              <w:rPr>
+                <w:rFonts w:ascii="Malgun Gothic" w:hAnsi="Malgun Gothic"/>
+                <w:b w:val="0"/>
+                <w:sz w:val="17"/>
+              </w:rPr>
+              <w:t>5</w:t>
+            </w:r>
+          </w:p>
+        </w:tc>
+        <w:tc>
+          <w:tcPr>
+            <w:tcW w:type="dxa" w:w="1080"/>
+          </w:tcPr>
+          <w:p>
+            <w:r>
+              <w:rPr>
+                <w:rFonts w:ascii="Malgun Gothic" w:hAnsi="Malgun Gothic"/>
+                <w:b w:val="0"/>
+                <w:sz w:val="17"/>
+              </w:rPr>
+              <w:t>0.343</w:t>
+            </w:r>
+          </w:p>
+        </w:tc>
+      </w:tr>
+      <w:tr>
+        <w:tc>
+          <w:tcPr>
+            <w:tcW w:type="dxa" w:w="1080"/>
+          </w:tcPr>
+          <w:p>
+            <w:r>
+              <w:rPr>
+                <w:rFonts w:ascii="Malgun Gothic" w:hAnsi="Malgun Gothic"/>
+                <w:b w:val="0"/>
+                <w:sz w:val="17"/>
+              </w:rPr>
+              <w:t>CHEMBL190773</w:t>
+            </w:r>
+          </w:p>
+        </w:tc>
+        <w:tc>
+          <w:tcPr>
+            <w:tcW w:type="dxa" w:w="1080"/>
+          </w:tcPr>
+          <w:p>
+            <w:r>
+              <w:rPr>
+                <w:rFonts w:ascii="Malgun Gothic" w:hAnsi="Malgun Gothic"/>
+                <w:b w:val="0"/>
+                <w:sz w:val="17"/>
+              </w:rPr>
+              <w:t>weak</w:t>
+            </w:r>
+          </w:p>
+        </w:tc>
+        <w:tc>
+          <w:tcPr>
+            <w:tcW w:type="dxa" w:w="1080"/>
+          </w:tcPr>
+          <w:p>
+            <w:r>
+              <w:rPr>
+                <w:rFonts w:ascii="Malgun Gothic" w:hAnsi="Malgun Gothic"/>
+                <w:b w:val="0"/>
+                <w:sz w:val="17"/>
+              </w:rPr>
+              <w:t>1.03e+03</w:t>
+            </w:r>
+          </w:p>
+        </w:tc>
+        <w:tc>
+          <w:tcPr>
+            <w:tcW w:type="dxa" w:w="1080"/>
+          </w:tcPr>
+          <w:p>
+            <w:r>
+              <w:rPr>
+                <w:rFonts w:ascii="Malgun Gothic" w:hAnsi="Malgun Gothic"/>
+                <w:b w:val="0"/>
+                <w:sz w:val="17"/>
+              </w:rPr>
+              <w:t>5.99</w:t>
+            </w:r>
+          </w:p>
+        </w:tc>
+        <w:tc>
+          <w:tcPr>
+            <w:tcW w:type="dxa" w:w="1080"/>
+          </w:tcPr>
+          <w:p>
+            <w:r>
+              <w:rPr>
+                <w:rFonts w:ascii="Malgun Gothic" w:hAnsi="Malgun Gothic"/>
+                <w:b w:val="0"/>
+                <w:sz w:val="17"/>
+              </w:rPr>
+              <w:t>-9.10</w:t>
+            </w:r>
+          </w:p>
+        </w:tc>
+        <w:tc>
+          <w:tcPr>
+            <w:tcW w:type="dxa" w:w="1080"/>
+          </w:tcPr>
+          <w:p>
+            <w:r>
+              <w:rPr>
+                <w:rFonts w:ascii="Malgun Gothic" w:hAnsi="Malgun Gothic"/>
+                <w:b w:val="0"/>
+                <w:sz w:val="17"/>
+              </w:rPr>
+              <w:t>-9.90</w:t>
+            </w:r>
+          </w:p>
+        </w:tc>
+        <w:tc>
+          <w:tcPr>
+            <w:tcW w:type="dxa" w:w="1080"/>
+          </w:tcPr>
+          <w:p>
+            <w:r>
+              <w:rPr>
+                <w:rFonts w:ascii="Malgun Gothic" w:hAnsi="Malgun Gothic"/>
+                <w:b w:val="0"/>
+                <w:sz w:val="17"/>
+              </w:rPr>
+              <w:t>8</w:t>
+            </w:r>
+          </w:p>
+        </w:tc>
+        <w:tc>
+          <w:tcPr>
+            <w:tcW w:type="dxa" w:w="1080"/>
+          </w:tcPr>
+          <w:p>
+            <w:r>
+              <w:rPr>
+                <w:rFonts w:ascii="Malgun Gothic" w:hAnsi="Malgun Gothic"/>
+                <w:b w:val="0"/>
+                <w:sz w:val="17"/>
+              </w:rPr>
+              <w:t>3.627</w:t>
+            </w:r>
+          </w:p>
+        </w:tc>
+      </w:tr>
+      <w:tr>
+        <w:tc>
+          <w:tcPr>
+            <w:tcW w:type="dxa" w:w="1080"/>
+          </w:tcPr>
+          <w:p>
+            <w:r>
+              <w:rPr>
+                <w:rFonts w:ascii="Malgun Gothic" w:hAnsi="Malgun Gothic"/>
+                <w:b w:val="0"/>
+                <w:sz w:val="17"/>
+              </w:rPr>
+              <w:t>CHEMBL63416</w:t>
+            </w:r>
+          </w:p>
+        </w:tc>
+        <w:tc>
+          <w:tcPr>
+            <w:tcW w:type="dxa" w:w="1080"/>
+          </w:tcPr>
+          <w:p>
+            <w:r>
+              <w:rPr>
+                <w:rFonts w:ascii="Malgun Gothic" w:hAnsi="Malgun Gothic"/>
+                <w:b w:val="0"/>
+                <w:sz w:val="17"/>
+              </w:rPr>
+              <w:t>weak</w:t>
+            </w:r>
+          </w:p>
+        </w:tc>
+        <w:tc>
+          <w:tcPr>
+            <w:tcW w:type="dxa" w:w="1080"/>
+          </w:tcPr>
+          <w:p>
+            <w:r>
+              <w:rPr>
+                <w:rFonts w:ascii="Malgun Gothic" w:hAnsi="Malgun Gothic"/>
+                <w:b w:val="0"/>
+                <w:sz w:val="17"/>
+              </w:rPr>
+              <w:t>1.6e+03</w:t>
+            </w:r>
+          </w:p>
+        </w:tc>
+        <w:tc>
+          <w:tcPr>
+            <w:tcW w:type="dxa" w:w="1080"/>
+          </w:tcPr>
+          <w:p>
+            <w:r>
+              <w:rPr>
+                <w:rFonts w:ascii="Malgun Gothic" w:hAnsi="Malgun Gothic"/>
+                <w:b w:val="0"/>
+                <w:sz w:val="17"/>
+              </w:rPr>
+              <w:t>5.80</w:t>
+            </w:r>
+          </w:p>
+        </w:tc>
+        <w:tc>
+          <w:tcPr>
+            <w:tcW w:type="dxa" w:w="1080"/>
+          </w:tcPr>
+          <w:p>
+            <w:r>
+              <w:rPr>
+                <w:rFonts w:ascii="Malgun Gothic" w:hAnsi="Malgun Gothic"/>
+                <w:b w:val="0"/>
+                <w:sz w:val="17"/>
+              </w:rPr>
+              <w:t>-9.50</w:t>
+            </w:r>
+          </w:p>
+        </w:tc>
+        <w:tc>
+          <w:tcPr>
+            <w:tcW w:type="dxa" w:w="1080"/>
+          </w:tcPr>
+          <w:p>
+            <w:r>
+              <w:rPr>
+                <w:rFonts w:ascii="Malgun Gothic" w:hAnsi="Malgun Gothic"/>
+                <w:b w:val="0"/>
+                <w:sz w:val="17"/>
+              </w:rPr>
+              <w:t>-9.50</w:t>
+            </w:r>
+          </w:p>
+        </w:tc>
+        <w:tc>
+          <w:tcPr>
+            <w:tcW w:type="dxa" w:w="1080"/>
+          </w:tcPr>
+          <w:p>
+            <w:r>
+              <w:rPr>
+                <w:rFonts w:ascii="Malgun Gothic" w:hAnsi="Malgun Gothic"/>
+                <w:b w:val="0"/>
+                <w:sz w:val="17"/>
+              </w:rPr>
+              <w:t>1</w:t>
+            </w:r>
+          </w:p>
+        </w:tc>
+        <w:tc>
+          <w:tcPr>
+            <w:tcW w:type="dxa" w:w="1080"/>
+          </w:tcPr>
+          <w:p>
+            <w:r>
+              <w:rPr>
+                <w:rFonts w:ascii="Malgun Gothic" w:hAnsi="Malgun Gothic"/>
+                <w:b w:val="0"/>
+                <w:sz w:val="17"/>
+              </w:rPr>
+              <w:t>None</w:t>
+            </w:r>
+          </w:p>
+        </w:tc>
+      </w:tr>
+      <w:tr>
+        <w:tc>
+          <w:tcPr>
+            <w:tcW w:type="dxa" w:w="1080"/>
+          </w:tcPr>
+          <w:p>
+            <w:r>
+              <w:rPr>
+                <w:rFonts w:ascii="Malgun Gothic" w:hAnsi="Malgun Gothic"/>
+                <w:b w:val="0"/>
+                <w:sz w:val="17"/>
+              </w:rPr>
+              <w:t>CHEMBL119506</w:t>
+            </w:r>
+          </w:p>
+        </w:tc>
+        <w:tc>
+          <w:tcPr>
+            <w:tcW w:type="dxa" w:w="1080"/>
+          </w:tcPr>
+          <w:p>
+            <w:r>
+              <w:rPr>
+                <w:rFonts w:ascii="Malgun Gothic" w:hAnsi="Malgun Gothic"/>
+                <w:b w:val="0"/>
+                <w:sz w:val="17"/>
+              </w:rPr>
+              <w:t>weak</w:t>
+            </w:r>
+          </w:p>
+        </w:tc>
+        <w:tc>
+          <w:tcPr>
+            <w:tcW w:type="dxa" w:w="1080"/>
+          </w:tcPr>
+          <w:p>
+            <w:r>
+              <w:rPr>
+                <w:rFonts w:ascii="Malgun Gothic" w:hAnsi="Malgun Gothic"/>
+                <w:b w:val="0"/>
+                <w:sz w:val="17"/>
+              </w:rPr>
+              <w:t>2.4e+03</w:t>
+            </w:r>
+          </w:p>
+        </w:tc>
+        <w:tc>
+          <w:tcPr>
+            <w:tcW w:type="dxa" w:w="1080"/>
+          </w:tcPr>
+          <w:p>
+            <w:r>
+              <w:rPr>
+                <w:rFonts w:ascii="Malgun Gothic" w:hAnsi="Malgun Gothic"/>
+                <w:b w:val="0"/>
+                <w:sz w:val="17"/>
+              </w:rPr>
+              <w:t>5.62</w:t>
+            </w:r>
+          </w:p>
+        </w:tc>
+        <w:tc>
+          <w:tcPr>
+            <w:tcW w:type="dxa" w:w="1080"/>
+          </w:tcPr>
+          <w:p>
+            <w:r>
+              <w:rPr>
+                <w:rFonts w:ascii="Malgun Gothic" w:hAnsi="Malgun Gothic"/>
+                <w:b w:val="0"/>
+                <w:sz w:val="17"/>
+              </w:rPr>
+              <w:t>-9.40</w:t>
+            </w:r>
+          </w:p>
+        </w:tc>
+        <w:tc>
+          <w:tcPr>
+            <w:tcW w:type="dxa" w:w="1080"/>
+          </w:tcPr>
+          <w:p>
+            <w:r>
+              <w:rPr>
+                <w:rFonts w:ascii="Malgun Gothic" w:hAnsi="Malgun Gothic"/>
+                <w:b w:val="0"/>
+                <w:sz w:val="17"/>
+              </w:rPr>
+              <w:t>-9.80</w:t>
+            </w:r>
+          </w:p>
+        </w:tc>
+        <w:tc>
+          <w:tcPr>
+            <w:tcW w:type="dxa" w:w="1080"/>
+          </w:tcPr>
+          <w:p>
+            <w:r>
+              <w:rPr>
+                <w:rFonts w:ascii="Malgun Gothic" w:hAnsi="Malgun Gothic"/>
+                <w:b w:val="0"/>
+                <w:sz w:val="17"/>
+              </w:rPr>
+              <w:t>4</w:t>
+            </w:r>
+          </w:p>
+        </w:tc>
+        <w:tc>
+          <w:tcPr>
+            <w:tcW w:type="dxa" w:w="1080"/>
+          </w:tcPr>
+          <w:p>
+            <w:r>
+              <w:rPr>
+                <w:rFonts w:ascii="Malgun Gothic" w:hAnsi="Malgun Gothic"/>
+                <w:b w:val="0"/>
+                <w:sz w:val="17"/>
+              </w:rPr>
+              <w:t>2.26</w:t>
+            </w:r>
+          </w:p>
+        </w:tc>
+      </w:tr>
+      <w:tr>
+        <w:tc>
+          <w:tcPr>
+            <w:tcW w:type="dxa" w:w="1080"/>
+          </w:tcPr>
+          <w:p>
+            <w:r>
+              <w:rPr>
+                <w:rFonts w:ascii="Malgun Gothic" w:hAnsi="Malgun Gothic"/>
+                <w:b w:val="0"/>
+                <w:sz w:val="17"/>
+              </w:rPr>
+              <w:t>CHEMBL187632</w:t>
+            </w:r>
+          </w:p>
+        </w:tc>
+        <w:tc>
+          <w:tcPr>
+            <w:tcW w:type="dxa" w:w="1080"/>
+          </w:tcPr>
+          <w:p>
+            <w:r>
+              <w:rPr>
+                <w:rFonts w:ascii="Malgun Gothic" w:hAnsi="Malgun Gothic"/>
+                <w:b w:val="0"/>
+                <w:sz w:val="17"/>
+              </w:rPr>
+              <w:t>weak</w:t>
+            </w:r>
+          </w:p>
+        </w:tc>
+        <w:tc>
+          <w:tcPr>
+            <w:tcW w:type="dxa" w:w="1080"/>
+          </w:tcPr>
+          <w:p>
+            <w:r>
+              <w:rPr>
+                <w:rFonts w:ascii="Malgun Gothic" w:hAnsi="Malgun Gothic"/>
+                <w:b w:val="0"/>
+                <w:sz w:val="17"/>
+              </w:rPr>
+              <w:t>3.5e+03</w:t>
+            </w:r>
+          </w:p>
+        </w:tc>
+        <w:tc>
+          <w:tcPr>
+            <w:tcW w:type="dxa" w:w="1080"/>
+          </w:tcPr>
+          <w:p>
+            <w:r>
+              <w:rPr>
+                <w:rFonts w:ascii="Malgun Gothic" w:hAnsi="Malgun Gothic"/>
+                <w:b w:val="0"/>
+                <w:sz w:val="17"/>
+              </w:rPr>
+              <w:t>5.46</w:t>
+            </w:r>
+          </w:p>
+        </w:tc>
+        <w:tc>
+          <w:tcPr>
+            <w:tcW w:type="dxa" w:w="1080"/>
+          </w:tcPr>
+          <w:p>
+            <w:r>
+              <w:rPr>
+                <w:rFonts w:ascii="Malgun Gothic" w:hAnsi="Malgun Gothic"/>
+                <w:b w:val="0"/>
+                <w:sz w:val="17"/>
+              </w:rPr>
+              <w:t>-9.60</w:t>
+            </w:r>
+          </w:p>
+        </w:tc>
+        <w:tc>
+          <w:tcPr>
+            <w:tcW w:type="dxa" w:w="1080"/>
+          </w:tcPr>
+          <w:p>
+            <w:r>
+              <w:rPr>
+                <w:rFonts w:ascii="Malgun Gothic" w:hAnsi="Malgun Gothic"/>
+                <w:b w:val="0"/>
+                <w:sz w:val="17"/>
+              </w:rPr>
+              <w:t>-10.30</w:t>
+            </w:r>
+          </w:p>
+        </w:tc>
+        <w:tc>
+          <w:tcPr>
+            <w:tcW w:type="dxa" w:w="1080"/>
+          </w:tcPr>
+          <w:p>
+            <w:r>
+              <w:rPr>
+                <w:rFonts w:ascii="Malgun Gothic" w:hAnsi="Malgun Gothic"/>
+                <w:b w:val="0"/>
+                <w:sz w:val="17"/>
+              </w:rPr>
+              <w:t>7</w:t>
+            </w:r>
+          </w:p>
+        </w:tc>
+        <w:tc>
+          <w:tcPr>
+            <w:tcW w:type="dxa" w:w="1080"/>
+          </w:tcPr>
+          <w:p>
+            <w:r>
+              <w:rPr>
+                <w:rFonts w:ascii="Malgun Gothic" w:hAnsi="Malgun Gothic"/>
+                <w:b w:val="0"/>
+                <w:sz w:val="17"/>
+              </w:rPr>
+              <w:t>3.744</w:t>
+            </w:r>
+          </w:p>
+        </w:tc>
+      </w:tr>
+      <w:tr>
+        <w:tc>
+          <w:tcPr>
+            <w:tcW w:type="dxa" w:w="1080"/>
+          </w:tcPr>
+          <w:p>
+            <w:r>
+              <w:rPr>
+                <w:rFonts w:ascii="Malgun Gothic" w:hAnsi="Malgun Gothic"/>
+                <w:b w:val="0"/>
+                <w:sz w:val="17"/>
+              </w:rPr>
+              <w:t>CHEMBL1778033</w:t>
+            </w:r>
+          </w:p>
+        </w:tc>
+        <w:tc>
+          <w:tcPr>
+            <w:tcW w:type="dxa" w:w="1080"/>
+          </w:tcPr>
+          <w:p>
+            <w:r>
+              <w:rPr>
+                <w:rFonts w:ascii="Malgun Gothic" w:hAnsi="Malgun Gothic"/>
+                <w:b w:val="0"/>
+                <w:sz w:val="17"/>
+              </w:rPr>
+              <w:t>weak</w:t>
+            </w:r>
+          </w:p>
+        </w:tc>
+        <w:tc>
+          <w:tcPr>
+            <w:tcW w:type="dxa" w:w="1080"/>
+          </w:tcPr>
+          <w:p>
+            <w:r>
+              <w:rPr>
+                <w:rFonts w:ascii="Malgun Gothic" w:hAnsi="Malgun Gothic"/>
+                <w:b w:val="0"/>
+                <w:sz w:val="17"/>
+              </w:rPr>
+              <w:t>5.2e+03</w:t>
+            </w:r>
+          </w:p>
+        </w:tc>
+        <w:tc>
+          <w:tcPr>
+            <w:tcW w:type="dxa" w:w="1080"/>
+          </w:tcPr>
+          <w:p>
+            <w:r>
+              <w:rPr>
+                <w:rFonts w:ascii="Malgun Gothic" w:hAnsi="Malgun Gothic"/>
+                <w:b w:val="0"/>
+                <w:sz w:val="17"/>
+              </w:rPr>
+              <w:t>5.28</w:t>
+            </w:r>
+          </w:p>
+        </w:tc>
+        <w:tc>
+          <w:tcPr>
+            <w:tcW w:type="dxa" w:w="1080"/>
+          </w:tcPr>
+          <w:p>
+            <w:r>
+              <w:rPr>
+                <w:rFonts w:ascii="Malgun Gothic" w:hAnsi="Malgun Gothic"/>
+                <w:b w:val="0"/>
+                <w:sz w:val="17"/>
+              </w:rPr>
+              <w:t>-10.20</w:t>
+            </w:r>
+          </w:p>
+        </w:tc>
+        <w:tc>
+          <w:tcPr>
+            <w:tcW w:type="dxa" w:w="1080"/>
+          </w:tcPr>
+          <w:p>
+            <w:r>
+              <w:rPr>
+                <w:rFonts w:ascii="Malgun Gothic" w:hAnsi="Malgun Gothic"/>
+                <w:b w:val="0"/>
+                <w:sz w:val="17"/>
+              </w:rPr>
+              <w:t>-10.40</w:t>
+            </w:r>
+          </w:p>
+        </w:tc>
+        <w:tc>
+          <w:tcPr>
+            <w:tcW w:type="dxa" w:w="1080"/>
+          </w:tcPr>
+          <w:p>
+            <w:r>
+              <w:rPr>
+                <w:rFonts w:ascii="Malgun Gothic" w:hAnsi="Malgun Gothic"/>
+                <w:b w:val="0"/>
+                <w:sz w:val="17"/>
+              </w:rPr>
+              <w:t>3</w:t>
+            </w:r>
+          </w:p>
+        </w:tc>
+        <w:tc>
+          <w:tcPr>
+            <w:tcW w:type="dxa" w:w="1080"/>
+          </w:tcPr>
+          <w:p>
+            <w:r>
+              <w:rPr>
+                <w:rFonts w:ascii="Malgun Gothic" w:hAnsi="Malgun Gothic"/>
+                <w:b w:val="0"/>
+                <w:sz w:val="17"/>
+              </w:rPr>
+              <w:t>2.403</w:t>
+            </w:r>
+          </w:p>
+        </w:tc>
+      </w:tr>
+      <w:tr>
+        <w:tc>
+          <w:tcPr>
+            <w:tcW w:type="dxa" w:w="1080"/>
+          </w:tcPr>
+          <w:p>
+            <w:r>
+              <w:rPr>
+                <w:rFonts w:ascii="Malgun Gothic" w:hAnsi="Malgun Gothic"/>
+                <w:b w:val="0"/>
+                <w:sz w:val="17"/>
+              </w:rPr>
+              <w:t>CHEMBL263311</w:t>
+            </w:r>
+          </w:p>
+        </w:tc>
+        <w:tc>
+          <w:tcPr>
+            <w:tcW w:type="dxa" w:w="1080"/>
+          </w:tcPr>
+          <w:p>
+            <w:r>
+              <w:rPr>
+                <w:rFonts w:ascii="Malgun Gothic" w:hAnsi="Malgun Gothic"/>
+                <w:b w:val="0"/>
+                <w:sz w:val="17"/>
+              </w:rPr>
+              <w:t>weak</w:t>
+            </w:r>
+          </w:p>
+        </w:tc>
+        <w:tc>
+          <w:tcPr>
+            <w:tcW w:type="dxa" w:w="1080"/>
+          </w:tcPr>
+          <w:p>
+            <w:r>
+              <w:rPr>
+                <w:rFonts w:ascii="Malgun Gothic" w:hAnsi="Malgun Gothic"/>
+                <w:b w:val="0"/>
+                <w:sz w:val="17"/>
+              </w:rPr>
+              <w:t>7.56e+03</w:t>
+            </w:r>
+          </w:p>
+        </w:tc>
+        <w:tc>
+          <w:tcPr>
+            <w:tcW w:type="dxa" w:w="1080"/>
+          </w:tcPr>
+          <w:p>
+            <w:r>
+              <w:rPr>
+                <w:rFonts w:ascii="Malgun Gothic" w:hAnsi="Malgun Gothic"/>
+                <w:b w:val="0"/>
+                <w:sz w:val="17"/>
+              </w:rPr>
+              <w:t>5.12</w:t>
+            </w:r>
+          </w:p>
+        </w:tc>
+        <w:tc>
+          <w:tcPr>
+            <w:tcW w:type="dxa" w:w="1080"/>
+          </w:tcPr>
+          <w:p>
+            <w:r>
+              <w:rPr>
+                <w:rFonts w:ascii="Malgun Gothic" w:hAnsi="Malgun Gothic"/>
+                <w:b w:val="0"/>
+                <w:sz w:val="17"/>
+              </w:rPr>
+              <w:t>-10.40</w:t>
+            </w:r>
+          </w:p>
+        </w:tc>
+        <w:tc>
+          <w:tcPr>
+            <w:tcW w:type="dxa" w:w="1080"/>
+          </w:tcPr>
+          <w:p>
+            <w:r>
+              <w:rPr>
+                <w:rFonts w:ascii="Malgun Gothic" w:hAnsi="Malgun Gothic"/>
+                <w:b w:val="0"/>
+                <w:sz w:val="17"/>
+              </w:rPr>
+              <w:t>-10.40</w:t>
+            </w:r>
+          </w:p>
+        </w:tc>
+        <w:tc>
+          <w:tcPr>
+            <w:tcW w:type="dxa" w:w="1080"/>
+          </w:tcPr>
+          <w:p>
+            <w:r>
+              <w:rPr>
+                <w:rFonts w:ascii="Malgun Gothic" w:hAnsi="Malgun Gothic"/>
+                <w:b w:val="0"/>
+                <w:sz w:val="17"/>
+              </w:rPr>
+              <w:t>2</w:t>
+            </w:r>
+          </w:p>
+        </w:tc>
+        <w:tc>
+          <w:tcPr>
+            <w:tcW w:type="dxa" w:w="1080"/>
+          </w:tcPr>
+          <w:p>
+            <w:r>
+              <w:rPr>
+                <w:rFonts w:ascii="Malgun Gothic" w:hAnsi="Malgun Gothic"/>
+                <w:b w:val="0"/>
+                <w:sz w:val="17"/>
+              </w:rPr>
+              <w:t>4.493</w:t>
+            </w:r>
+          </w:p>
+        </w:tc>
+      </w:tr>
+      <w:tr>
+        <w:tc>
+          <w:tcPr>
+            <w:tcW w:type="dxa" w:w="1080"/>
+          </w:tcPr>
+          <w:p>
+            <w:r>
+              <w:rPr>
+                <w:rFonts w:ascii="Malgun Gothic" w:hAnsi="Malgun Gothic"/>
+                <w:b w:val="0"/>
+                <w:sz w:val="17"/>
+              </w:rPr>
+              <w:t>CHEMBL189772</w:t>
+            </w:r>
+          </w:p>
+        </w:tc>
+        <w:tc>
+          <w:tcPr>
+            <w:tcW w:type="dxa" w:w="1080"/>
+          </w:tcPr>
+          <w:p>
+            <w:r>
+              <w:rPr>
+                <w:rFonts w:ascii="Malgun Gothic" w:hAnsi="Malgun Gothic"/>
+                <w:b w:val="0"/>
+                <w:sz w:val="17"/>
+              </w:rPr>
+              <w:t>weak</w:t>
+            </w:r>
+          </w:p>
+        </w:tc>
+        <w:tc>
+          <w:tcPr>
+            <w:tcW w:type="dxa" w:w="1080"/>
+          </w:tcPr>
+          <w:p>
+            <w:r>
+              <w:rPr>
+                <w:rFonts w:ascii="Malgun Gothic" w:hAnsi="Malgun Gothic"/>
+                <w:b w:val="0"/>
+                <w:sz w:val="17"/>
+              </w:rPr>
+              <w:t>1e+04</w:t>
+            </w:r>
+          </w:p>
+        </w:tc>
+        <w:tc>
+          <w:tcPr>
+            <w:tcW w:type="dxa" w:w="1080"/>
+          </w:tcPr>
+          <w:p>
+            <w:r>
+              <w:rPr>
+                <w:rFonts w:ascii="Malgun Gothic" w:hAnsi="Malgun Gothic"/>
+                <w:b w:val="0"/>
+                <w:sz w:val="17"/>
+              </w:rPr>
+              <w:t>5.00</w:t>
+            </w:r>
+          </w:p>
+        </w:tc>
+        <w:tc>
+          <w:tcPr>
+            <w:tcW w:type="dxa" w:w="1080"/>
+          </w:tcPr>
+          <w:p>
+            <w:r>
+              <w:rPr>
+                <w:rFonts w:ascii="Malgun Gothic" w:hAnsi="Malgun Gothic"/>
+                <w:b w:val="0"/>
+                <w:sz w:val="17"/>
+              </w:rPr>
+              <w:t>-9.20</w:t>
+            </w:r>
+          </w:p>
+        </w:tc>
+        <w:tc>
+          <w:tcPr>
+            <w:tcW w:type="dxa" w:w="1080"/>
+          </w:tcPr>
+          <w:p>
+            <w:r>
+              <w:rPr>
+                <w:rFonts w:ascii="Malgun Gothic" w:hAnsi="Malgun Gothic"/>
+                <w:b w:val="0"/>
+                <w:sz w:val="17"/>
+              </w:rPr>
+              <w:t>-9.70</w:t>
+            </w:r>
+          </w:p>
+        </w:tc>
+        <w:tc>
+          <w:tcPr>
+            <w:tcW w:type="dxa" w:w="1080"/>
+          </w:tcPr>
+          <w:p>
+            <w:r>
+              <w:rPr>
+                <w:rFonts w:ascii="Malgun Gothic" w:hAnsi="Malgun Gothic"/>
+                <w:b w:val="0"/>
+                <w:sz w:val="17"/>
+              </w:rPr>
+              <w:t>4</w:t>
+            </w:r>
+          </w:p>
+        </w:tc>
+        <w:tc>
+          <w:tcPr>
+            <w:tcW w:type="dxa" w:w="1080"/>
+          </w:tcPr>
+          <w:p>
+            <w:r>
+              <w:rPr>
+                <w:rFonts w:ascii="Malgun Gothic" w:hAnsi="Malgun Gothic"/>
+                <w:b w:val="0"/>
+                <w:sz w:val="17"/>
+              </w:rPr>
+              <w:t>3.955</w:t>
+            </w:r>
+          </w:p>
+        </w:tc>
+      </w:tr>
+      <w:tr>
+        <w:tc>
+          <w:tcPr>
+            <w:tcW w:type="dxa" w:w="1080"/>
+          </w:tcPr>
+          <w:p>
+            <w:r>
+              <w:rPr>
+                <w:rFonts w:ascii="Malgun Gothic" w:hAnsi="Malgun Gothic"/>
+                <w:b w:val="0"/>
+                <w:sz w:val="17"/>
+              </w:rPr>
+              <w:t>CHEMBL313143</w:t>
+            </w:r>
+          </w:p>
+        </w:tc>
+        <w:tc>
+          <w:tcPr>
+            <w:tcW w:type="dxa" w:w="1080"/>
+          </w:tcPr>
+          <w:p>
+            <w:r>
+              <w:rPr>
+                <w:rFonts w:ascii="Malgun Gothic" w:hAnsi="Malgun Gothic"/>
+                <w:b w:val="0"/>
+                <w:sz w:val="17"/>
+              </w:rPr>
+              <w:t>weak</w:t>
+            </w:r>
+          </w:p>
+        </w:tc>
+        <w:tc>
+          <w:tcPr>
+            <w:tcW w:type="dxa" w:w="1080"/>
+          </w:tcPr>
+          <w:p>
+            <w:r>
+              <w:rPr>
+                <w:rFonts w:ascii="Malgun Gothic" w:hAnsi="Malgun Gothic"/>
+                <w:b w:val="0"/>
+                <w:sz w:val="17"/>
+              </w:rPr>
+              <w:t>2e+04</w:t>
+            </w:r>
+          </w:p>
+        </w:tc>
+        <w:tc>
+          <w:tcPr>
+            <w:tcW w:type="dxa" w:w="1080"/>
+          </w:tcPr>
+          <w:p>
+            <w:r>
+              <w:rPr>
+                <w:rFonts w:ascii="Malgun Gothic" w:hAnsi="Malgun Gothic"/>
+                <w:b w:val="0"/>
+                <w:sz w:val="17"/>
+              </w:rPr>
+              <w:t>4.70</w:t>
+            </w:r>
+          </w:p>
+        </w:tc>
+        <w:tc>
+          <w:tcPr>
+            <w:tcW w:type="dxa" w:w="1080"/>
+          </w:tcPr>
+          <w:p>
+            <w:r>
+              <w:rPr>
+                <w:rFonts w:ascii="Malgun Gothic" w:hAnsi="Malgun Gothic"/>
+                <w:b w:val="0"/>
+                <w:sz w:val="17"/>
+              </w:rPr>
+              <w:t>-8.40</w:t>
+            </w:r>
+          </w:p>
+        </w:tc>
+        <w:tc>
+          <w:tcPr>
+            <w:tcW w:type="dxa" w:w="1080"/>
+          </w:tcPr>
+          <w:p>
+            <w:r>
+              <w:rPr>
+                <w:rFonts w:ascii="Malgun Gothic" w:hAnsi="Malgun Gothic"/>
+                <w:b w:val="0"/>
+                <w:sz w:val="17"/>
+              </w:rPr>
+              <w:t>-9.00</w:t>
+            </w:r>
+          </w:p>
+        </w:tc>
+        <w:tc>
+          <w:tcPr>
+            <w:tcW w:type="dxa" w:w="1080"/>
+          </w:tcPr>
+          <w:p>
+            <w:r>
+              <w:rPr>
+                <w:rFonts w:ascii="Malgun Gothic" w:hAnsi="Malgun Gothic"/>
+                <w:b w:val="0"/>
+                <w:sz w:val="17"/>
+              </w:rPr>
+              <w:t>9</w:t>
+            </w:r>
+          </w:p>
+        </w:tc>
+        <w:tc>
+          <w:tcPr>
+            <w:tcW w:type="dxa" w:w="1080"/>
+          </w:tcPr>
+          <w:p>
+            <w:r>
+              <w:rPr>
+                <w:rFonts w:ascii="Malgun Gothic" w:hAnsi="Malgun Gothic"/>
+                <w:b w:val="0"/>
+                <w:sz w:val="17"/>
+              </w:rPr>
+              <w:t>3.42</w:t>
+            </w:r>
+          </w:p>
+        </w:tc>
+      </w:tr>
+      <w:tr>
+        <w:tc>
+          <w:tcPr>
+            <w:tcW w:type="dxa" w:w="1080"/>
+          </w:tcPr>
+          <w:p>
+            <w:r>
+              <w:rPr>
+                <w:rFonts w:ascii="Malgun Gothic" w:hAnsi="Malgun Gothic"/>
+                <w:b w:val="0"/>
+                <w:sz w:val="17"/>
+              </w:rPr>
+              <w:t>CHEMBL142922</w:t>
+            </w:r>
+          </w:p>
+        </w:tc>
+        <w:tc>
+          <w:tcPr>
+            <w:tcW w:type="dxa" w:w="1080"/>
+          </w:tcPr>
+          <w:p>
+            <w:r>
+              <w:rPr>
+                <w:rFonts w:ascii="Malgun Gothic" w:hAnsi="Malgun Gothic"/>
+                <w:b w:val="0"/>
+                <w:sz w:val="17"/>
+              </w:rPr>
+              <w:t>weak</w:t>
+            </w:r>
+          </w:p>
+        </w:tc>
+        <w:tc>
+          <w:tcPr>
+            <w:tcW w:type="dxa" w:w="1080"/>
+          </w:tcPr>
+          <w:p>
+            <w:r>
+              <w:rPr>
+                <w:rFonts w:ascii="Malgun Gothic" w:hAnsi="Malgun Gothic"/>
+                <w:b w:val="0"/>
+                <w:sz w:val="17"/>
+              </w:rPr>
+              <w:t>3.7e+04</w:t>
+            </w:r>
+          </w:p>
+        </w:tc>
+        <w:tc>
+          <w:tcPr>
+            <w:tcW w:type="dxa" w:w="1080"/>
+          </w:tcPr>
+          <w:p>
+            <w:r>
+              <w:rPr>
+                <w:rFonts w:ascii="Malgun Gothic" w:hAnsi="Malgun Gothic"/>
+                <w:b w:val="0"/>
+                <w:sz w:val="17"/>
+              </w:rPr>
+              <w:t>4.43</w:t>
+            </w:r>
+          </w:p>
+        </w:tc>
+        <w:tc>
+          <w:tcPr>
+            <w:tcW w:type="dxa" w:w="1080"/>
+          </w:tcPr>
+          <w:p>
+            <w:r>
+              <w:rPr>
+                <w:rFonts w:ascii="Malgun Gothic" w:hAnsi="Malgun Gothic"/>
+                <w:b w:val="0"/>
+                <w:sz w:val="17"/>
+              </w:rPr>
+              <w:t>-8.00</w:t>
+            </w:r>
+          </w:p>
+        </w:tc>
+        <w:tc>
+          <w:tcPr>
+            <w:tcW w:type="dxa" w:w="1080"/>
+          </w:tcPr>
+          <w:p>
+            <w:r>
+              <w:rPr>
+                <w:rFonts w:ascii="Malgun Gothic" w:hAnsi="Malgun Gothic"/>
+                <w:b w:val="0"/>
+                <w:sz w:val="17"/>
+              </w:rPr>
+              <w:t>-9.30</w:t>
+            </w:r>
+          </w:p>
+        </w:tc>
+        <w:tc>
+          <w:tcPr>
+            <w:tcW w:type="dxa" w:w="1080"/>
+          </w:tcPr>
+          <w:p>
+            <w:r>
+              <w:rPr>
+                <w:rFonts w:ascii="Malgun Gothic" w:hAnsi="Malgun Gothic"/>
+                <w:b w:val="0"/>
+                <w:sz w:val="17"/>
+              </w:rPr>
+              <w:t>9</w:t>
+            </w:r>
+          </w:p>
+        </w:tc>
+        <w:tc>
+          <w:tcPr>
+            <w:tcW w:type="dxa" w:w="1080"/>
+          </w:tcPr>
+          <w:p>
+            <w:r>
+              <w:rPr>
+                <w:rFonts w:ascii="Malgun Gothic" w:hAnsi="Malgun Gothic"/>
+                <w:b w:val="0"/>
+                <w:sz w:val="17"/>
+              </w:rPr>
+              <w:t>3.274</w:t>
+            </w:r>
+          </w:p>
+        </w:tc>
+      </w:tr>
+      <w:tr>
+        <w:tc>
+          <w:tcPr>
+            <w:tcW w:type="dxa" w:w="1080"/>
+          </w:tcPr>
+          <w:p>
+            <w:r>
+              <w:rPr>
+                <w:rFonts w:ascii="Malgun Gothic" w:hAnsi="Malgun Gothic"/>
+                <w:b w:val="0"/>
+                <w:sz w:val="17"/>
+              </w:rPr>
+              <w:t>CHEMBL92043</w:t>
+            </w:r>
+          </w:p>
+        </w:tc>
+        <w:tc>
+          <w:tcPr>
+            <w:tcW w:type="dxa" w:w="1080"/>
+          </w:tcPr>
+          <w:p>
+            <w:r>
+              <w:rPr>
+                <w:rFonts w:ascii="Malgun Gothic" w:hAnsi="Malgun Gothic"/>
+                <w:b w:val="0"/>
+                <w:sz w:val="17"/>
+              </w:rPr>
+              <w:t>weak</w:t>
+            </w:r>
+          </w:p>
+        </w:tc>
+        <w:tc>
+          <w:tcPr>
+            <w:tcW w:type="dxa" w:w="1080"/>
+          </w:tcPr>
+          <w:p>
+            <w:r>
+              <w:rPr>
+                <w:rFonts w:ascii="Malgun Gothic" w:hAnsi="Malgun Gothic"/>
+                <w:b w:val="0"/>
+                <w:sz w:val="17"/>
+              </w:rPr>
+              <w:t>1e+05</w:t>
+            </w:r>
+          </w:p>
+        </w:tc>
+        <w:tc>
+          <w:tcPr>
+            <w:tcW w:type="dxa" w:w="1080"/>
+          </w:tcPr>
+          <w:p>
+            <w:r>
+              <w:rPr>
+                <w:rFonts w:ascii="Malgun Gothic" w:hAnsi="Malgun Gothic"/>
+                <w:b w:val="0"/>
+                <w:sz w:val="17"/>
+              </w:rPr>
+              <w:t>4.00</w:t>
+            </w:r>
+          </w:p>
+        </w:tc>
+        <w:tc>
+          <w:tcPr>
+            <w:tcW w:type="dxa" w:w="1080"/>
+          </w:tcPr>
+          <w:p>
+            <w:r>
+              <w:rPr>
+                <w:rFonts w:ascii="Malgun Gothic" w:hAnsi="Malgun Gothic"/>
+                <w:b w:val="0"/>
+                <w:sz w:val="17"/>
+              </w:rPr>
+              <w:t>-8.80</w:t>
+            </w:r>
+          </w:p>
+        </w:tc>
+        <w:tc>
+          <w:tcPr>
+            <w:tcW w:type="dxa" w:w="1080"/>
+          </w:tcPr>
+          <w:p>
+            <w:r>
+              <w:rPr>
+                <w:rFonts w:ascii="Malgun Gothic" w:hAnsi="Malgun Gothic"/>
+                <w:b w:val="0"/>
+                <w:sz w:val="17"/>
+              </w:rPr>
+              <w:t>-9.60</w:t>
+            </w:r>
+          </w:p>
+        </w:tc>
+        <w:tc>
+          <w:tcPr>
+            <w:tcW w:type="dxa" w:w="1080"/>
+          </w:tcPr>
+          <w:p>
+            <w:r>
+              <w:rPr>
+                <w:rFonts w:ascii="Malgun Gothic" w:hAnsi="Malgun Gothic"/>
+                <w:b w:val="0"/>
+                <w:sz w:val="17"/>
+              </w:rPr>
+              <w:t>6</w:t>
+            </w:r>
+          </w:p>
+        </w:tc>
+        <w:tc>
+          <w:tcPr>
+            <w:tcW w:type="dxa" w:w="1080"/>
+          </w:tcPr>
+          <w:p>
+            <w:r>
+              <w:rPr>
+                <w:rFonts w:ascii="Malgun Gothic" w:hAnsi="Malgun Gothic"/>
+                <w:b w:val="0"/>
+                <w:sz w:val="17"/>
+              </w:rPr>
+              <w:t>1.655</w:t>
+            </w:r>
+          </w:p>
+        </w:tc>
+      </w:tr>
+    </w:tbl>
+    <w:p>
+      <w:r>
+        <w:rPr>
+          <w:rFonts w:ascii="Malgun Gothic" w:hAnsi="Malgun Gothic"/>
+          <w:b/>
+          <w:sz w:val="21"/>
+        </w:rPr>
+        <w:t>Table 2. 도킹 결과 30건.</w:t>
+      </w:r>
+    </w:p>
+    <w:p>
+      <w:pPr>
+        <w:pStyle w:val="Heading3"/>
+      </w:pPr>
+      <w:r>
+        <w:rPr>
+          <w:rFonts w:ascii="Malgun Gothic" w:hAnsi="Malgun Gothic"/>
+          <w:color w:val="0B2A4A"/>
+        </w:rPr>
+        <w:t>3.3 점수와 역가의 관계</w:t>
+      </w:r>
+    </w:p>
+    <w:tbl>
+      <w:tblPr>
+        <w:tblStyle w:val="LightGrid-Accent1"/>
+        <w:tblW w:type="auto" w:w="0"/>
+        <w:tblLook w:firstColumn="1" w:firstRow="1" w:lastColumn="0" w:lastRow="0" w:noHBand="0" w:noVBand="1" w:val="04A0"/>
+      </w:tblPr>
+      <w:tblGrid>
+        <w:gridCol w:w="4320"/>
+        <w:gridCol w:w="4320"/>
+      </w:tblGrid>
+      <w:tr>
+        <w:tc>
+          <w:tcPr>
+            <w:tcW w:type="dxa" w:w="4320"/>
+          </w:tcPr>
+          <w:p>
+            <w:r>
+              <w:rPr>
+                <w:rFonts w:ascii="Malgun Gothic" w:hAnsi="Malgun Gothic"/>
+                <w:b/>
+                <w:sz w:val="17"/>
+              </w:rPr>
+              <w:t>비교</w:t>
+            </w:r>
+          </w:p>
+        </w:tc>
+        <w:tc>
+          <w:tcPr>
+            <w:tcW w:type="dxa" w:w="4320"/>
+          </w:tcPr>
+          <w:p>
+            <w:r>
+              <w:rPr>
+                <w:rFonts w:ascii="Malgun Gothic" w:hAnsi="Malgun Gothic"/>
+                <w:b/>
+                <w:sz w:val="17"/>
+              </w:rPr>
+              <w:t>Spearman</w:t>
+            </w:r>
+          </w:p>
+        </w:tc>
+      </w:tr>
+      <w:tr>
+        <w:tc>
+          <w:tcPr>
+            <w:tcW w:type="dxa" w:w="4320"/>
+          </w:tcPr>
+          <w:p>
+            <w:r>
+              <w:rPr>
+                <w:rFonts w:ascii="Malgun Gothic" w:hAnsi="Malgun Gothic"/>
+                <w:b w:val="0"/>
+                <w:sz w:val="17"/>
+              </w:rPr>
+              <w:t>pIC50 vs 선택 자세 점수</w:t>
+            </w:r>
+          </w:p>
+        </w:tc>
+        <w:tc>
+          <w:tcPr>
+            <w:tcW w:type="dxa" w:w="4320"/>
+          </w:tcPr>
+          <w:p>
+            <w:r>
+              <w:rPr>
+                <w:rFonts w:ascii="Malgun Gothic" w:hAnsi="Malgun Gothic"/>
+                <w:b w:val="0"/>
+                <w:sz w:val="17"/>
+              </w:rPr>
+              <w:t>-0.498</w:t>
+            </w:r>
+          </w:p>
+        </w:tc>
+      </w:tr>
+      <w:tr>
+        <w:tc>
+          <w:tcPr>
+            <w:tcW w:type="dxa" w:w="4320"/>
+          </w:tcPr>
+          <w:p>
+            <w:r>
+              <w:rPr>
+                <w:rFonts w:ascii="Malgun Gothic" w:hAnsi="Malgun Gothic"/>
+                <w:b w:val="0"/>
+                <w:sz w:val="17"/>
+              </w:rPr>
+              <w:t>pIC50 vs 1위 자세 점수</w:t>
+            </w:r>
+          </w:p>
+        </w:tc>
+        <w:tc>
+          <w:tcPr>
+            <w:tcW w:type="dxa" w:w="4320"/>
+          </w:tcPr>
+          <w:p>
+            <w:r>
+              <w:rPr>
+                <w:rFonts w:ascii="Malgun Gothic" w:hAnsi="Malgun Gothic"/>
+                <w:b w:val="0"/>
+                <w:sz w:val="17"/>
+              </w:rPr>
+              <w:t>-0.564</w:t>
+            </w:r>
+          </w:p>
+        </w:tc>
+      </w:tr>
+    </w:tbl>
+    <w:p>
+      <w:r>
+        <w:rPr>
+          <w:rFonts w:ascii="Malgun Gothic" w:hAnsi="Malgun Gothic"/>
+          <w:b/>
+          <w:sz w:val="21"/>
+        </w:rPr>
+        <w:t>Table 3. 순위상관.</w:t>
       </w:r>
     </w:p>
     <w:p>
@@ -1459,7 +4702,7 @@
       <w:r>
         <w:drawing>
           <wp:inline xmlns:a="http://schemas.openxmlformats.org/drawingml/2006/main" xmlns:pic="http://schemas.openxmlformats.org/drawingml/2006/picture">
-            <wp:extent cx="5760720" cy="2107515"/>
+            <wp:extent cx="5760720" cy="2396860"/>
             <wp:docPr id="4" name="Picture 4"/>
             <wp:cNvGraphicFramePr>
               <a:graphicFrameLocks noChangeAspect="1"/>
@@ -1468,7 +4711,7 @@
               <a:graphicData uri="http://schemas.openxmlformats.org/drawingml/2006/picture">
                 <pic:pic>
                   <pic:nvPicPr>
-                    <pic:cNvPr id="0" name="fig4_gate_waterfall.png"/>
+                    <pic:cNvPr id="0" name="fig10_score_vs_potency.png"/>
                     <pic:cNvPicPr/>
                   </pic:nvPicPr>
                   <pic:blipFill>
@@ -1480,7 +4723,7 @@
                   <pic:spPr>
                     <a:xfrm>
                       <a:off x="0" y="0"/>
-                      <a:ext cx="5760720" cy="2107515"/>
+                      <a:ext cx="5760720" cy="2396860"/>
                     </a:xfrm>
                     <a:prstGeom prst="rect"/>
                   </pic:spPr>
@@ -1498,7 +4741,27 @@
           <w:b/>
           <w:sz w:val="21"/>
         </w:rPr>
-        <w:t>Figure 4. 단계별 잔존 건수.</w:t>
+        <w:t>Figure 3. 도킹 점수 대 실측 역가.</w:t>
+      </w:r>
+      <w:r>
+        <w:rPr>
+          <w:rFonts w:ascii="Malgun Gothic" w:hAnsi="Malgun Gothic"/>
+          <w:b w:val="0"/>
+          <w:sz w:val="21"/>
+        </w:rPr>
+        <w:t xml:space="preserve"> 색은 역가 층이다. 완전한 예측자라면 뚜렷한 우하향 직선이 나타나야 한다.</w:t>
+      </w:r>
+    </w:p>
+    <w:p>
+      <w:pPr>
+        <w:pStyle w:val="Heading3"/>
+      </w:pPr>
+      <w:r>
+        <w:rPr>
+          <w:rFonts w:ascii="Malgun Gothic" w:hAnsi="Malgun Gothic"/>
+          <w:color w:val="0B2A4A"/>
+        </w:rPr>
+        <w:t>3.4 스코어 항 회귀</w:t>
       </w:r>
     </w:p>
     <w:tbl>
@@ -1508,21 +4771,17 @@
         <w:tblLook w:firstColumn="1" w:firstRow="1" w:lastColumn="0" w:lastRow="0" w:noHBand="0" w:noVBand="1" w:val="04A0"/>
       </w:tblPr>
       <w:tblGrid>
-        <w:gridCol w:w="864"/>
-        <w:gridCol w:w="864"/>
-        <w:gridCol w:w="864"/>
-        <w:gridCol w:w="864"/>
-        <w:gridCol w:w="864"/>
-        <w:gridCol w:w="864"/>
-        <w:gridCol w:w="864"/>
-        <w:gridCol w:w="864"/>
-        <w:gridCol w:w="864"/>
-        <w:gridCol w:w="864"/>
+        <w:gridCol w:w="1440"/>
+        <w:gridCol w:w="1440"/>
+        <w:gridCol w:w="1440"/>
+        <w:gridCol w:w="1440"/>
+        <w:gridCol w:w="1440"/>
+        <w:gridCol w:w="1440"/>
       </w:tblGrid>
       <w:tr>
         <w:tc>
           <w:tcPr>
-            <w:tcW w:type="dxa" w:w="864"/>
+            <w:tcW w:type="dxa" w:w="1440"/>
           </w:tcPr>
           <w:p>
             <w:r>
@@ -1531,13 +4790,13 @@
                 <w:b/>
                 <w:sz w:val="17"/>
               </w:rPr>
-              <w:t>ChEMBL ID</w:t>
-            </w:r>
-          </w:p>
-        </w:tc>
-        <w:tc>
-          <w:tcPr>
-            <w:tcW w:type="dxa" w:w="864"/>
+              <w:t>모델</w:t>
+            </w:r>
+          </w:p>
+        </w:tc>
+        <w:tc>
+          <w:tcPr>
+            <w:tcW w:type="dxa" w:w="1440"/>
           </w:tcPr>
           <w:p>
             <w:r>
@@ -1546,13 +4805,13 @@
                 <w:b/>
                 <w:sz w:val="17"/>
               </w:rPr>
-              <w:t>MW</w:t>
-            </w:r>
-          </w:p>
-        </w:tc>
-        <w:tc>
-          <w:tcPr>
-            <w:tcW w:type="dxa" w:w="864"/>
+              <w:t>파라미터</w:t>
+            </w:r>
+          </w:p>
+        </w:tc>
+        <w:tc>
+          <w:tcPr>
+            <w:tcW w:type="dxa" w:w="1440"/>
           </w:tcPr>
           <w:p>
             <w:r>
@@ -1561,13 +4820,13 @@
                 <w:b/>
                 <w:sz w:val="17"/>
               </w:rPr>
-              <w:t>cLogP</w:t>
-            </w:r>
-          </w:p>
-        </w:tc>
-        <w:tc>
-          <w:tcPr>
-            <w:tcW w:type="dxa" w:w="864"/>
+              <w:t>R² (적합)</w:t>
+            </w:r>
+          </w:p>
+        </w:tc>
+        <w:tc>
+          <w:tcPr>
+            <w:tcW w:type="dxa" w:w="1440"/>
           </w:tcPr>
           <w:p>
             <w:r>
@@ -1576,13 +4835,13 @@
                 <w:b/>
                 <w:sz w:val="17"/>
               </w:rPr>
-              <w:t>HBD</w:t>
-            </w:r>
-          </w:p>
-        </w:tc>
-        <w:tc>
-          <w:tcPr>
-            <w:tcW w:type="dxa" w:w="864"/>
+              <w:t>Q² (LOO)</w:t>
+            </w:r>
+          </w:p>
+        </w:tc>
+        <w:tc>
+          <w:tcPr>
+            <w:tcW w:type="dxa" w:w="1440"/>
           </w:tcPr>
           <w:p>
             <w:r>
@@ -1591,13 +4850,13 @@
                 <w:b/>
                 <w:sz w:val="17"/>
               </w:rPr>
-              <w:t>HBA</w:t>
-            </w:r>
-          </w:p>
-        </w:tc>
-        <w:tc>
-          <w:tcPr>
-            <w:tcW w:type="dxa" w:w="864"/>
+              <w:t>라벨섞기 R² 중앙</w:t>
+            </w:r>
+          </w:p>
+        </w:tc>
+        <w:tc>
+          <w:tcPr>
+            <w:tcW w:type="dxa" w:w="1440"/>
           </w:tcPr>
           <w:p>
             <w:r>
@@ -1606,67 +4865,7 @@
                 <w:b/>
                 <w:sz w:val="17"/>
               </w:rPr>
-              <w:t>TPSA</w:t>
-            </w:r>
-          </w:p>
-        </w:tc>
-        <w:tc>
-          <w:tcPr>
-            <w:tcW w:type="dxa" w:w="864"/>
-          </w:tcPr>
-          <w:p>
-            <w:r>
-              <w:rPr>
-                <w:rFonts w:ascii="Malgun Gothic" w:hAnsi="Malgun Gothic"/>
-                <w:b/>
-                <w:sz w:val="17"/>
-              </w:rPr>
-              <w:t>QED</w:t>
-            </w:r>
-          </w:p>
-        </w:tc>
-        <w:tc>
-          <w:tcPr>
-            <w:tcW w:type="dxa" w:w="864"/>
-          </w:tcPr>
-          <w:p>
-            <w:r>
-              <w:rPr>
-                <w:rFonts w:ascii="Malgun Gothic" w:hAnsi="Malgun Gothic"/>
-                <w:b/>
-                <w:sz w:val="17"/>
-              </w:rPr>
-              <w:t>SA</w:t>
-            </w:r>
-          </w:p>
-        </w:tc>
-        <w:tc>
-          <w:tcPr>
-            <w:tcW w:type="dxa" w:w="864"/>
-          </w:tcPr>
-          <w:p>
-            <w:r>
-              <w:rPr>
-                <w:rFonts w:ascii="Malgun Gothic" w:hAnsi="Malgun Gothic"/>
-                <w:b/>
-                <w:sz w:val="17"/>
-              </w:rPr>
-              <w:t>Ro5</w:t>
-            </w:r>
-          </w:p>
-        </w:tc>
-        <w:tc>
-          <w:tcPr>
-            <w:tcW w:type="dxa" w:w="864"/>
-          </w:tcPr>
-          <w:p>
-            <w:r>
-              <w:rPr>
-                <w:rFonts w:ascii="Malgun Gothic" w:hAnsi="Malgun Gothic"/>
-                <w:b/>
-                <w:sz w:val="17"/>
-              </w:rPr>
-              <w:t>게이트</w:t>
+              <w:t>95%</w:t>
             </w:r>
           </w:p>
         </w:tc>
@@ -1674,7 +4873,7 @@
       <w:tr>
         <w:tc>
           <w:tcPr>
-            <w:tcW w:type="dxa" w:w="864"/>
+            <w:tcW w:type="dxa" w:w="1440"/>
           </w:tcPr>
           <w:p>
             <w:r>
@@ -1683,13 +4882,13 @@
                 <w:b w:val="0"/>
                 <w:sz w:val="17"/>
               </w:rPr>
-              <w:t>CHEMBL87901</w:t>
-            </w:r>
-          </w:p>
-        </w:tc>
-        <w:tc>
-          <w:tcPr>
-            <w:tcW w:type="dxa" w:w="864"/>
+              <w:t>단일 Vina 점수</w:t>
+            </w:r>
+          </w:p>
+        </w:tc>
+        <w:tc>
+          <w:tcPr>
+            <w:tcW w:type="dxa" w:w="1440"/>
           </w:tcPr>
           <w:p>
             <w:r>
@@ -1698,13 +4897,13 @@
                 <w:b w:val="0"/>
                 <w:sz w:val="17"/>
               </w:rPr>
-              <w:t>356.4</w:t>
-            </w:r>
-          </w:p>
-        </w:tc>
-        <w:tc>
-          <w:tcPr>
-            <w:tcW w:type="dxa" w:w="864"/>
+              <w:t>2</w:t>
+            </w:r>
+          </w:p>
+        </w:tc>
+        <w:tc>
+          <w:tcPr>
+            <w:tcW w:type="dxa" w:w="1440"/>
           </w:tcPr>
           <w:p>
             <w:r>
@@ -1713,13 +4912,13 @@
                 <w:b w:val="0"/>
                 <w:sz w:val="17"/>
               </w:rPr>
-              <w:t>2.54</w:t>
-            </w:r>
-          </w:p>
-        </w:tc>
-        <w:tc>
-          <w:tcPr>
-            <w:tcW w:type="dxa" w:w="864"/>
+              <w:t>+0.144</w:t>
+            </w:r>
+          </w:p>
+        </w:tc>
+        <w:tc>
+          <w:tcPr>
+            <w:tcW w:type="dxa" w:w="1440"/>
           </w:tcPr>
           <w:p>
             <w:r>
@@ -1728,13 +4927,13 @@
                 <w:b w:val="0"/>
                 <w:sz w:val="17"/>
               </w:rPr>
-              <w:t>1</w:t>
-            </w:r>
-          </w:p>
-        </w:tc>
-        <w:tc>
-          <w:tcPr>
-            <w:tcW w:type="dxa" w:w="864"/>
+              <w:t>+0.026</w:t>
+            </w:r>
+          </w:p>
+        </w:tc>
+        <w:tc>
+          <w:tcPr>
+            <w:tcW w:type="dxa" w:w="1440"/>
           </w:tcPr>
           <w:p>
             <w:r>
@@ -1743,13 +4942,13 @@
                 <w:b w:val="0"/>
                 <w:sz w:val="17"/>
               </w:rPr>
-              <w:t>4</w:t>
-            </w:r>
-          </w:p>
-        </w:tc>
-        <w:tc>
-          <w:tcPr>
-            <w:tcW w:type="dxa" w:w="864"/>
+              <w:t>+0.012</w:t>
+            </w:r>
+          </w:p>
+        </w:tc>
+        <w:tc>
+          <w:tcPr>
+            <w:tcW w:type="dxa" w:w="1440"/>
           </w:tcPr>
           <w:p>
             <w:r>
@@ -1758,67 +4957,7 @@
                 <w:b w:val="0"/>
                 <w:sz w:val="17"/>
               </w:rPr>
-              <w:t>81.9</w:t>
-            </w:r>
-          </w:p>
-        </w:tc>
-        <w:tc>
-          <w:tcPr>
-            <w:tcW w:type="dxa" w:w="864"/>
-          </w:tcPr>
-          <w:p>
-            <w:r>
-              <w:rPr>
-                <w:rFonts w:ascii="Malgun Gothic" w:hAnsi="Malgun Gothic"/>
-                <w:b w:val="0"/>
-                <w:sz w:val="17"/>
-              </w:rPr>
-              <w:t>0.736</w:t>
-            </w:r>
-          </w:p>
-        </w:tc>
-        <w:tc>
-          <w:tcPr>
-            <w:tcW w:type="dxa" w:w="864"/>
-          </w:tcPr>
-          <w:p>
-            <w:r>
-              <w:rPr>
-                <w:rFonts w:ascii="Malgun Gothic" w:hAnsi="Malgun Gothic"/>
-                <w:b w:val="0"/>
-                <w:sz w:val="17"/>
-              </w:rPr>
-              <w:t>2.54</w:t>
-            </w:r>
-          </w:p>
-        </w:tc>
-        <w:tc>
-          <w:tcPr>
-            <w:tcW w:type="dxa" w:w="864"/>
-          </w:tcPr>
-          <w:p>
-            <w:r>
-              <w:rPr>
-                <w:rFonts w:ascii="Malgun Gothic" w:hAnsi="Malgun Gothic"/>
-                <w:b w:val="0"/>
-                <w:sz w:val="17"/>
-              </w:rPr>
-              <w:t>통과</w:t>
-            </w:r>
-          </w:p>
-        </w:tc>
-        <w:tc>
-          <w:tcPr>
-            <w:tcW w:type="dxa" w:w="864"/>
-          </w:tcPr>
-          <w:p>
-            <w:r>
-              <w:rPr>
-                <w:rFonts w:ascii="Malgun Gothic" w:hAnsi="Malgun Gothic"/>
-                <w:b w:val="0"/>
-                <w:sz w:val="17"/>
-              </w:rPr>
-              <w:t>PASS</w:t>
+              <w:t>+0.126</w:t>
             </w:r>
           </w:p>
         </w:tc>
@@ -1826,7 +4965,7 @@
       <w:tr>
         <w:tc>
           <w:tcPr>
-            <w:tcW w:type="dxa" w:w="864"/>
+            <w:tcW w:type="dxa" w:w="1440"/>
           </w:tcPr>
           <w:p>
             <w:r>
@@ -1835,13 +4974,13 @@
                 <w:b w:val="0"/>
                 <w:sz w:val="17"/>
               </w:rPr>
-              <w:t>CHEMBL87954</w:t>
-            </w:r>
-          </w:p>
-        </w:tc>
-        <w:tc>
-          <w:tcPr>
-            <w:tcW w:type="dxa" w:w="864"/>
+              <w:t>5개 항</w:t>
+            </w:r>
+          </w:p>
+        </w:tc>
+        <w:tc>
+          <w:tcPr>
+            <w:tcW w:type="dxa" w:w="1440"/>
           </w:tcPr>
           <w:p>
             <w:r>
@@ -1850,13 +4989,13 @@
                 <w:b w:val="0"/>
                 <w:sz w:val="17"/>
               </w:rPr>
-              <w:t>370.5</w:t>
-            </w:r>
-          </w:p>
-        </w:tc>
-        <w:tc>
-          <w:tcPr>
-            <w:tcW w:type="dxa" w:w="864"/>
+              <w:t>6</w:t>
+            </w:r>
+          </w:p>
+        </w:tc>
+        <w:tc>
+          <w:tcPr>
+            <w:tcW w:type="dxa" w:w="1440"/>
           </w:tcPr>
           <w:p>
             <w:r>
@@ -1865,13 +5004,13 @@
                 <w:b w:val="0"/>
                 <w:sz w:val="17"/>
               </w:rPr>
-              <w:t>2.93</w:t>
-            </w:r>
-          </w:p>
-        </w:tc>
-        <w:tc>
-          <w:tcPr>
-            <w:tcW w:type="dxa" w:w="864"/>
+              <w:t>+0.121</w:t>
+            </w:r>
+          </w:p>
+        </w:tc>
+        <w:tc>
+          <w:tcPr>
+            <w:tcW w:type="dxa" w:w="1440"/>
           </w:tcPr>
           <w:p>
             <w:r>
@@ -1880,13 +5019,13 @@
                 <w:b w:val="0"/>
                 <w:sz w:val="17"/>
               </w:rPr>
-              <w:t>1</w:t>
-            </w:r>
-          </w:p>
-        </w:tc>
-        <w:tc>
-          <w:tcPr>
-            <w:tcW w:type="dxa" w:w="864"/>
+              <w:t>-0.545</w:t>
+            </w:r>
+          </w:p>
+        </w:tc>
+        <w:tc>
+          <w:tcPr>
+            <w:tcW w:type="dxa" w:w="1440"/>
           </w:tcPr>
           <w:p>
             <w:r>
@@ -1895,13 +5034,13 @@
                 <w:b w:val="0"/>
                 <w:sz w:val="17"/>
               </w:rPr>
-              <w:t>4</w:t>
-            </w:r>
-          </w:p>
-        </w:tc>
-        <w:tc>
-          <w:tcPr>
-            <w:tcW w:type="dxa" w:w="864"/>
+              <w:t>+0.166</w:t>
+            </w:r>
+          </w:p>
+        </w:tc>
+        <w:tc>
+          <w:tcPr>
+            <w:tcW w:type="dxa" w:w="1440"/>
           </w:tcPr>
           <w:p>
             <w:r>
@@ -1910,1283 +5049,7 @@
                 <w:b w:val="0"/>
                 <w:sz w:val="17"/>
               </w:rPr>
-              <w:t>81.9</w:t>
-            </w:r>
-          </w:p>
-        </w:tc>
-        <w:tc>
-          <w:tcPr>
-            <w:tcW w:type="dxa" w:w="864"/>
-          </w:tcPr>
-          <w:p>
-            <w:r>
-              <w:rPr>
-                <w:rFonts w:ascii="Malgun Gothic" w:hAnsi="Malgun Gothic"/>
-                <w:b w:val="0"/>
-                <w:sz w:val="17"/>
-              </w:rPr>
-              <w:t>0.648</w:t>
-            </w:r>
-          </w:p>
-        </w:tc>
-        <w:tc>
-          <w:tcPr>
-            <w:tcW w:type="dxa" w:w="864"/>
-          </w:tcPr>
-          <w:p>
-            <w:r>
-              <w:rPr>
-                <w:rFonts w:ascii="Malgun Gothic" w:hAnsi="Malgun Gothic"/>
-                <w:b w:val="0"/>
-                <w:sz w:val="17"/>
-              </w:rPr>
-              <w:t>2.53</w:t>
-            </w:r>
-          </w:p>
-        </w:tc>
-        <w:tc>
-          <w:tcPr>
-            <w:tcW w:type="dxa" w:w="864"/>
-          </w:tcPr>
-          <w:p>
-            <w:r>
-              <w:rPr>
-                <w:rFonts w:ascii="Malgun Gothic" w:hAnsi="Malgun Gothic"/>
-                <w:b w:val="0"/>
-                <w:sz w:val="17"/>
-              </w:rPr>
-              <w:t>통과</w:t>
-            </w:r>
-          </w:p>
-        </w:tc>
-        <w:tc>
-          <w:tcPr>
-            <w:tcW w:type="dxa" w:w="864"/>
-          </w:tcPr>
-          <w:p>
-            <w:r>
-              <w:rPr>
-                <w:rFonts w:ascii="Malgun Gothic" w:hAnsi="Malgun Gothic"/>
-                <w:b w:val="0"/>
-                <w:sz w:val="17"/>
-              </w:rPr>
-              <w:t>PASS</w:t>
-            </w:r>
-          </w:p>
-        </w:tc>
-      </w:tr>
-      <w:tr>
-        <w:tc>
-          <w:tcPr>
-            <w:tcW w:type="dxa" w:w="864"/>
-          </w:tcPr>
-          <w:p>
-            <w:r>
-              <w:rPr>
-                <w:rFonts w:ascii="Malgun Gothic" w:hAnsi="Malgun Gothic"/>
-                <w:b w:val="0"/>
-                <w:sz w:val="17"/>
-              </w:rPr>
-              <w:t>CHEMBL433418</w:t>
-            </w:r>
-          </w:p>
-        </w:tc>
-        <w:tc>
-          <w:tcPr>
-            <w:tcW w:type="dxa" w:w="864"/>
-          </w:tcPr>
-          <w:p>
-            <w:r>
-              <w:rPr>
-                <w:rFonts w:ascii="Malgun Gothic" w:hAnsi="Malgun Gothic"/>
-                <w:b w:val="0"/>
-                <w:sz w:val="17"/>
-              </w:rPr>
-              <w:t>435.5</w:t>
-            </w:r>
-          </w:p>
-        </w:tc>
-        <w:tc>
-          <w:tcPr>
-            <w:tcW w:type="dxa" w:w="864"/>
-          </w:tcPr>
-          <w:p>
-            <w:r>
-              <w:rPr>
-                <w:rFonts w:ascii="Malgun Gothic" w:hAnsi="Malgun Gothic"/>
-                <w:b w:val="0"/>
-                <w:sz w:val="17"/>
-              </w:rPr>
-              <w:t>1.18</w:t>
-            </w:r>
-          </w:p>
-        </w:tc>
-        <w:tc>
-          <w:tcPr>
-            <w:tcW w:type="dxa" w:w="864"/>
-          </w:tcPr>
-          <w:p>
-            <w:r>
-              <w:rPr>
-                <w:rFonts w:ascii="Malgun Gothic" w:hAnsi="Malgun Gothic"/>
-                <w:b w:val="0"/>
-                <w:sz w:val="17"/>
-              </w:rPr>
-              <w:t>2</w:t>
-            </w:r>
-          </w:p>
-        </w:tc>
-        <w:tc>
-          <w:tcPr>
-            <w:tcW w:type="dxa" w:w="864"/>
-          </w:tcPr>
-          <w:p>
-            <w:r>
-              <w:rPr>
-                <w:rFonts w:ascii="Malgun Gothic" w:hAnsi="Malgun Gothic"/>
-                <w:b w:val="0"/>
-                <w:sz w:val="17"/>
-              </w:rPr>
-              <w:t>6</w:t>
-            </w:r>
-          </w:p>
-        </w:tc>
-        <w:tc>
-          <w:tcPr>
-            <w:tcW w:type="dxa" w:w="864"/>
-          </w:tcPr>
-          <w:p>
-            <w:r>
-              <w:rPr>
-                <w:rFonts w:ascii="Malgun Gothic" w:hAnsi="Malgun Gothic"/>
-                <w:b w:val="0"/>
-                <w:sz w:val="17"/>
-              </w:rPr>
-              <w:t>142.1</w:t>
-            </w:r>
-          </w:p>
-        </w:tc>
-        <w:tc>
-          <w:tcPr>
-            <w:tcW w:type="dxa" w:w="864"/>
-          </w:tcPr>
-          <w:p>
-            <w:r>
-              <w:rPr>
-                <w:rFonts w:ascii="Malgun Gothic" w:hAnsi="Malgun Gothic"/>
-                <w:b w:val="0"/>
-                <w:sz w:val="17"/>
-              </w:rPr>
-              <w:t>0.571</w:t>
-            </w:r>
-          </w:p>
-        </w:tc>
-        <w:tc>
-          <w:tcPr>
-            <w:tcW w:type="dxa" w:w="864"/>
-          </w:tcPr>
-          <w:p>
-            <w:r>
-              <w:rPr>
-                <w:rFonts w:ascii="Malgun Gothic" w:hAnsi="Malgun Gothic"/>
-                <w:b w:val="0"/>
-                <w:sz w:val="17"/>
-              </w:rPr>
-              <w:t>2.75</w:t>
-            </w:r>
-          </w:p>
-        </w:tc>
-        <w:tc>
-          <w:tcPr>
-            <w:tcW w:type="dxa" w:w="864"/>
-          </w:tcPr>
-          <w:p>
-            <w:r>
-              <w:rPr>
-                <w:rFonts w:ascii="Malgun Gothic" w:hAnsi="Malgun Gothic"/>
-                <w:b w:val="0"/>
-                <w:sz w:val="17"/>
-              </w:rPr>
-              <w:t>통과</w:t>
-            </w:r>
-          </w:p>
-        </w:tc>
-        <w:tc>
-          <w:tcPr>
-            <w:tcW w:type="dxa" w:w="864"/>
-          </w:tcPr>
-          <w:p>
-            <w:r>
-              <w:rPr>
-                <w:rFonts w:ascii="Malgun Gothic" w:hAnsi="Malgun Gothic"/>
-                <w:b w:val="0"/>
-                <w:sz w:val="17"/>
-              </w:rPr>
-              <w:t>PASS</w:t>
-            </w:r>
-          </w:p>
-        </w:tc>
-      </w:tr>
-      <w:tr>
-        <w:tc>
-          <w:tcPr>
-            <w:tcW w:type="dxa" w:w="864"/>
-          </w:tcPr>
-          <w:p>
-            <w:r>
-              <w:rPr>
-                <w:rFonts w:ascii="Malgun Gothic" w:hAnsi="Malgun Gothic"/>
-                <w:b w:val="0"/>
-                <w:sz w:val="17"/>
-              </w:rPr>
-              <w:t>CHEMBL86743</w:t>
-            </w:r>
-          </w:p>
-        </w:tc>
-        <w:tc>
-          <w:tcPr>
-            <w:tcW w:type="dxa" w:w="864"/>
-          </w:tcPr>
-          <w:p>
-            <w:r>
-              <w:rPr>
-                <w:rFonts w:ascii="Malgun Gothic" w:hAnsi="Malgun Gothic"/>
-                <w:b w:val="0"/>
-                <w:sz w:val="17"/>
-              </w:rPr>
-              <w:t>518.6</w:t>
-            </w:r>
-          </w:p>
-        </w:tc>
-        <w:tc>
-          <w:tcPr>
-            <w:tcW w:type="dxa" w:w="864"/>
-          </w:tcPr>
-          <w:p>
-            <w:r>
-              <w:rPr>
-                <w:rFonts w:ascii="Malgun Gothic" w:hAnsi="Malgun Gothic"/>
-                <w:b w:val="0"/>
-                <w:sz w:val="17"/>
-              </w:rPr>
-              <w:t>1.47</w:t>
-            </w:r>
-          </w:p>
-        </w:tc>
-        <w:tc>
-          <w:tcPr>
-            <w:tcW w:type="dxa" w:w="864"/>
-          </w:tcPr>
-          <w:p>
-            <w:r>
-              <w:rPr>
-                <w:rFonts w:ascii="Malgun Gothic" w:hAnsi="Malgun Gothic"/>
-                <w:b w:val="0"/>
-                <w:sz w:val="17"/>
-              </w:rPr>
-              <w:t>1</w:t>
-            </w:r>
-          </w:p>
-        </w:tc>
-        <w:tc>
-          <w:tcPr>
-            <w:tcW w:type="dxa" w:w="864"/>
-          </w:tcPr>
-          <w:p>
-            <w:r>
-              <w:rPr>
-                <w:rFonts w:ascii="Malgun Gothic" w:hAnsi="Malgun Gothic"/>
-                <w:b w:val="0"/>
-                <w:sz w:val="17"/>
-              </w:rPr>
-              <w:t>7</w:t>
-            </w:r>
-          </w:p>
-        </w:tc>
-        <w:tc>
-          <w:tcPr>
-            <w:tcW w:type="dxa" w:w="864"/>
-          </w:tcPr>
-          <w:p>
-            <w:r>
-              <w:rPr>
-                <w:rFonts w:ascii="Malgun Gothic" w:hAnsi="Malgun Gothic"/>
-                <w:b w:val="0"/>
-                <w:sz w:val="17"/>
-              </w:rPr>
-              <w:t>122.5</w:t>
-            </w:r>
-          </w:p>
-        </w:tc>
-        <w:tc>
-          <w:tcPr>
-            <w:tcW w:type="dxa" w:w="864"/>
-          </w:tcPr>
-          <w:p>
-            <w:r>
-              <w:rPr>
-                <w:rFonts w:ascii="Malgun Gothic" w:hAnsi="Malgun Gothic"/>
-                <w:b w:val="0"/>
-                <w:sz w:val="17"/>
-              </w:rPr>
-              <w:t>0.524</w:t>
-            </w:r>
-          </w:p>
-        </w:tc>
-        <w:tc>
-          <w:tcPr>
-            <w:tcW w:type="dxa" w:w="864"/>
-          </w:tcPr>
-          <w:p>
-            <w:r>
-              <w:rPr>
-                <w:rFonts w:ascii="Malgun Gothic" w:hAnsi="Malgun Gothic"/>
-                <w:b w:val="0"/>
-                <w:sz w:val="17"/>
-              </w:rPr>
-              <w:t>2.89</w:t>
-            </w:r>
-          </w:p>
-        </w:tc>
-        <w:tc>
-          <w:tcPr>
-            <w:tcW w:type="dxa" w:w="864"/>
-          </w:tcPr>
-          <w:p>
-            <w:r>
-              <w:rPr>
-                <w:rFonts w:ascii="Malgun Gothic" w:hAnsi="Malgun Gothic"/>
-                <w:b w:val="0"/>
-                <w:sz w:val="17"/>
-              </w:rPr>
-              <w:t>통과</w:t>
-            </w:r>
-          </w:p>
-        </w:tc>
-        <w:tc>
-          <w:tcPr>
-            <w:tcW w:type="dxa" w:w="864"/>
-          </w:tcPr>
-          <w:p>
-            <w:r>
-              <w:rPr>
-                <w:rFonts w:ascii="Malgun Gothic" w:hAnsi="Malgun Gothic"/>
-                <w:b w:val="0"/>
-                <w:sz w:val="17"/>
-              </w:rPr>
-              <w:t>PASS</w:t>
-            </w:r>
-          </w:p>
-        </w:tc>
-      </w:tr>
-      <w:tr>
-        <w:tc>
-          <w:tcPr>
-            <w:tcW w:type="dxa" w:w="864"/>
-          </w:tcPr>
-          <w:p>
-            <w:r>
-              <w:rPr>
-                <w:rFonts w:ascii="Malgun Gothic" w:hAnsi="Malgun Gothic"/>
-                <w:b w:val="0"/>
-                <w:sz w:val="17"/>
-              </w:rPr>
-              <w:t>CHEMBL87202</w:t>
-            </w:r>
-          </w:p>
-        </w:tc>
-        <w:tc>
-          <w:tcPr>
-            <w:tcW w:type="dxa" w:w="864"/>
-          </w:tcPr>
-          <w:p>
-            <w:r>
-              <w:rPr>
-                <w:rFonts w:ascii="Malgun Gothic" w:hAnsi="Malgun Gothic"/>
-                <w:b w:val="0"/>
-                <w:sz w:val="17"/>
-              </w:rPr>
-              <w:t>518.6</w:t>
-            </w:r>
-          </w:p>
-        </w:tc>
-        <w:tc>
-          <w:tcPr>
-            <w:tcW w:type="dxa" w:w="864"/>
-          </w:tcPr>
-          <w:p>
-            <w:r>
-              <w:rPr>
-                <w:rFonts w:ascii="Malgun Gothic" w:hAnsi="Malgun Gothic"/>
-                <w:b w:val="0"/>
-                <w:sz w:val="17"/>
-              </w:rPr>
-              <w:t>1.47</w:t>
-            </w:r>
-          </w:p>
-        </w:tc>
-        <w:tc>
-          <w:tcPr>
-            <w:tcW w:type="dxa" w:w="864"/>
-          </w:tcPr>
-          <w:p>
-            <w:r>
-              <w:rPr>
-                <w:rFonts w:ascii="Malgun Gothic" w:hAnsi="Malgun Gothic"/>
-                <w:b w:val="0"/>
-                <w:sz w:val="17"/>
-              </w:rPr>
-              <w:t>1</w:t>
-            </w:r>
-          </w:p>
-        </w:tc>
-        <w:tc>
-          <w:tcPr>
-            <w:tcW w:type="dxa" w:w="864"/>
-          </w:tcPr>
-          <w:p>
-            <w:r>
-              <w:rPr>
-                <w:rFonts w:ascii="Malgun Gothic" w:hAnsi="Malgun Gothic"/>
-                <w:b w:val="0"/>
-                <w:sz w:val="17"/>
-              </w:rPr>
-              <w:t>7</w:t>
-            </w:r>
-          </w:p>
-        </w:tc>
-        <w:tc>
-          <w:tcPr>
-            <w:tcW w:type="dxa" w:w="864"/>
-          </w:tcPr>
-          <w:p>
-            <w:r>
-              <w:rPr>
-                <w:rFonts w:ascii="Malgun Gothic" w:hAnsi="Malgun Gothic"/>
-                <w:b w:val="0"/>
-                <w:sz w:val="17"/>
-              </w:rPr>
-              <w:t>122.5</w:t>
-            </w:r>
-          </w:p>
-        </w:tc>
-        <w:tc>
-          <w:tcPr>
-            <w:tcW w:type="dxa" w:w="864"/>
-          </w:tcPr>
-          <w:p>
-            <w:r>
-              <w:rPr>
-                <w:rFonts w:ascii="Malgun Gothic" w:hAnsi="Malgun Gothic"/>
-                <w:b w:val="0"/>
-                <w:sz w:val="17"/>
-              </w:rPr>
-              <w:t>0.479</w:t>
-            </w:r>
-          </w:p>
-        </w:tc>
-        <w:tc>
-          <w:tcPr>
-            <w:tcW w:type="dxa" w:w="864"/>
-          </w:tcPr>
-          <w:p>
-            <w:r>
-              <w:rPr>
-                <w:rFonts w:ascii="Malgun Gothic" w:hAnsi="Malgun Gothic"/>
-                <w:b w:val="0"/>
-                <w:sz w:val="17"/>
-              </w:rPr>
-              <w:t>2.83</w:t>
-            </w:r>
-          </w:p>
-        </w:tc>
-        <w:tc>
-          <w:tcPr>
-            <w:tcW w:type="dxa" w:w="864"/>
-          </w:tcPr>
-          <w:p>
-            <w:r>
-              <w:rPr>
-                <w:rFonts w:ascii="Malgun Gothic" w:hAnsi="Malgun Gothic"/>
-                <w:b w:val="0"/>
-                <w:sz w:val="17"/>
-              </w:rPr>
-              <w:t>통과</w:t>
-            </w:r>
-          </w:p>
-        </w:tc>
-        <w:tc>
-          <w:tcPr>
-            <w:tcW w:type="dxa" w:w="864"/>
-          </w:tcPr>
-          <w:p>
-            <w:r>
-              <w:rPr>
-                <w:rFonts w:ascii="Malgun Gothic" w:hAnsi="Malgun Gothic"/>
-                <w:b w:val="0"/>
-                <w:sz w:val="17"/>
-              </w:rPr>
-              <w:t>FAIL</w:t>
-            </w:r>
-          </w:p>
-        </w:tc>
-      </w:tr>
-      <w:tr>
-        <w:tc>
-          <w:tcPr>
-            <w:tcW w:type="dxa" w:w="864"/>
-          </w:tcPr>
-          <w:p>
-            <w:r>
-              <w:rPr>
-                <w:rFonts w:ascii="Malgun Gothic" w:hAnsi="Malgun Gothic"/>
-                <w:b w:val="0"/>
-                <w:sz w:val="17"/>
-              </w:rPr>
-              <w:t>CHEMBL86578</w:t>
-            </w:r>
-          </w:p>
-        </w:tc>
-        <w:tc>
-          <w:tcPr>
-            <w:tcW w:type="dxa" w:w="864"/>
-          </w:tcPr>
-          <w:p>
-            <w:r>
-              <w:rPr>
-                <w:rFonts w:ascii="Malgun Gothic" w:hAnsi="Malgun Gothic"/>
-                <w:b w:val="0"/>
-                <w:sz w:val="17"/>
-              </w:rPr>
-              <w:t>532.7</w:t>
-            </w:r>
-          </w:p>
-        </w:tc>
-        <w:tc>
-          <w:tcPr>
-            <w:tcW w:type="dxa" w:w="864"/>
-          </w:tcPr>
-          <w:p>
-            <w:r>
-              <w:rPr>
-                <w:rFonts w:ascii="Malgun Gothic" w:hAnsi="Malgun Gothic"/>
-                <w:b w:val="0"/>
-                <w:sz w:val="17"/>
-              </w:rPr>
-              <w:t>1.72</w:t>
-            </w:r>
-          </w:p>
-        </w:tc>
-        <w:tc>
-          <w:tcPr>
-            <w:tcW w:type="dxa" w:w="864"/>
-          </w:tcPr>
-          <w:p>
-            <w:r>
-              <w:rPr>
-                <w:rFonts w:ascii="Malgun Gothic" w:hAnsi="Malgun Gothic"/>
-                <w:b w:val="0"/>
-                <w:sz w:val="17"/>
-              </w:rPr>
-              <w:t>1</w:t>
-            </w:r>
-          </w:p>
-        </w:tc>
-        <w:tc>
-          <w:tcPr>
-            <w:tcW w:type="dxa" w:w="864"/>
-          </w:tcPr>
-          <w:p>
-            <w:r>
-              <w:rPr>
-                <w:rFonts w:ascii="Malgun Gothic" w:hAnsi="Malgun Gothic"/>
-                <w:b w:val="0"/>
-                <w:sz w:val="17"/>
-              </w:rPr>
-              <w:t>7</w:t>
-            </w:r>
-          </w:p>
-        </w:tc>
-        <w:tc>
-          <w:tcPr>
-            <w:tcW w:type="dxa" w:w="864"/>
-          </w:tcPr>
-          <w:p>
-            <w:r>
-              <w:rPr>
-                <w:rFonts w:ascii="Malgun Gothic" w:hAnsi="Malgun Gothic"/>
-                <w:b w:val="0"/>
-                <w:sz w:val="17"/>
-              </w:rPr>
-              <w:t>122.5</w:t>
-            </w:r>
-          </w:p>
-        </w:tc>
-        <w:tc>
-          <w:tcPr>
-            <w:tcW w:type="dxa" w:w="864"/>
-          </w:tcPr>
-          <w:p>
-            <w:r>
-              <w:rPr>
-                <w:rFonts w:ascii="Malgun Gothic" w:hAnsi="Malgun Gothic"/>
-                <w:b w:val="0"/>
-                <w:sz w:val="17"/>
-              </w:rPr>
-              <w:t>0.469</w:t>
-            </w:r>
-          </w:p>
-        </w:tc>
-        <w:tc>
-          <w:tcPr>
-            <w:tcW w:type="dxa" w:w="864"/>
-          </w:tcPr>
-          <w:p>
-            <w:r>
-              <w:rPr>
-                <w:rFonts w:ascii="Malgun Gothic" w:hAnsi="Malgun Gothic"/>
-                <w:b w:val="0"/>
-                <w:sz w:val="17"/>
-              </w:rPr>
-              <w:t>2.88</w:t>
-            </w:r>
-          </w:p>
-        </w:tc>
-        <w:tc>
-          <w:tcPr>
-            <w:tcW w:type="dxa" w:w="864"/>
-          </w:tcPr>
-          <w:p>
-            <w:r>
-              <w:rPr>
-                <w:rFonts w:ascii="Malgun Gothic" w:hAnsi="Malgun Gothic"/>
-                <w:b w:val="0"/>
-                <w:sz w:val="17"/>
-              </w:rPr>
-              <w:t>통과</w:t>
-            </w:r>
-          </w:p>
-        </w:tc>
-        <w:tc>
-          <w:tcPr>
-            <w:tcW w:type="dxa" w:w="864"/>
-          </w:tcPr>
-          <w:p>
-            <w:r>
-              <w:rPr>
-                <w:rFonts w:ascii="Malgun Gothic" w:hAnsi="Malgun Gothic"/>
-                <w:b w:val="0"/>
-                <w:sz w:val="17"/>
-              </w:rPr>
-              <w:t>FAIL</w:t>
-            </w:r>
-          </w:p>
-        </w:tc>
-      </w:tr>
-      <w:tr>
-        <w:tc>
-          <w:tcPr>
-            <w:tcW w:type="dxa" w:w="864"/>
-          </w:tcPr>
-          <w:p>
-            <w:r>
-              <w:rPr>
-                <w:rFonts w:ascii="Malgun Gothic" w:hAnsi="Malgun Gothic"/>
-                <w:b w:val="0"/>
-                <w:sz w:val="17"/>
-              </w:rPr>
-              <w:t>CHEMBL327772</w:t>
-            </w:r>
-          </w:p>
-        </w:tc>
-        <w:tc>
-          <w:tcPr>
-            <w:tcW w:type="dxa" w:w="864"/>
-          </w:tcPr>
-          <w:p>
-            <w:r>
-              <w:rPr>
-                <w:rFonts w:ascii="Malgun Gothic" w:hAnsi="Malgun Gothic"/>
-                <w:b w:val="0"/>
-                <w:sz w:val="17"/>
-              </w:rPr>
-              <w:t>575.7</w:t>
-            </w:r>
-          </w:p>
-        </w:tc>
-        <w:tc>
-          <w:tcPr>
-            <w:tcW w:type="dxa" w:w="864"/>
-          </w:tcPr>
-          <w:p>
-            <w:r>
-              <w:rPr>
-                <w:rFonts w:ascii="Malgun Gothic" w:hAnsi="Malgun Gothic"/>
-                <w:b w:val="0"/>
-                <w:sz w:val="17"/>
-              </w:rPr>
-              <w:t>1.52</w:t>
-            </w:r>
-          </w:p>
-        </w:tc>
-        <w:tc>
-          <w:tcPr>
-            <w:tcW w:type="dxa" w:w="864"/>
-          </w:tcPr>
-          <w:p>
-            <w:r>
-              <w:rPr>
-                <w:rFonts w:ascii="Malgun Gothic" w:hAnsi="Malgun Gothic"/>
-                <w:b w:val="0"/>
-                <w:sz w:val="17"/>
-              </w:rPr>
-              <w:t>1</w:t>
-            </w:r>
-          </w:p>
-        </w:tc>
-        <w:tc>
-          <w:tcPr>
-            <w:tcW w:type="dxa" w:w="864"/>
-          </w:tcPr>
-          <w:p>
-            <w:r>
-              <w:rPr>
-                <w:rFonts w:ascii="Malgun Gothic" w:hAnsi="Malgun Gothic"/>
-                <w:b w:val="0"/>
-                <w:sz w:val="17"/>
-              </w:rPr>
-              <w:t>7</w:t>
-            </w:r>
-          </w:p>
-        </w:tc>
-        <w:tc>
-          <w:tcPr>
-            <w:tcW w:type="dxa" w:w="864"/>
-          </w:tcPr>
-          <w:p>
-            <w:r>
-              <w:rPr>
-                <w:rFonts w:ascii="Malgun Gothic" w:hAnsi="Malgun Gothic"/>
-                <w:b w:val="0"/>
-                <w:sz w:val="17"/>
-              </w:rPr>
-              <w:t>142.8</w:t>
-            </w:r>
-          </w:p>
-        </w:tc>
-        <w:tc>
-          <w:tcPr>
-            <w:tcW w:type="dxa" w:w="864"/>
-          </w:tcPr>
-          <w:p>
-            <w:r>
-              <w:rPr>
-                <w:rFonts w:ascii="Malgun Gothic" w:hAnsi="Malgun Gothic"/>
-                <w:b w:val="0"/>
-                <w:sz w:val="17"/>
-              </w:rPr>
-              <w:t>0.429</w:t>
-            </w:r>
-          </w:p>
-        </w:tc>
-        <w:tc>
-          <w:tcPr>
-            <w:tcW w:type="dxa" w:w="864"/>
-          </w:tcPr>
-          <w:p>
-            <w:r>
-              <w:rPr>
-                <w:rFonts w:ascii="Malgun Gothic" w:hAnsi="Malgun Gothic"/>
-                <w:b w:val="0"/>
-                <w:sz w:val="17"/>
-              </w:rPr>
-              <w:t>2.97</w:t>
-            </w:r>
-          </w:p>
-        </w:tc>
-        <w:tc>
-          <w:tcPr>
-            <w:tcW w:type="dxa" w:w="864"/>
-          </w:tcPr>
-          <w:p>
-            <w:r>
-              <w:rPr>
-                <w:rFonts w:ascii="Malgun Gothic" w:hAnsi="Malgun Gothic"/>
-                <w:b w:val="0"/>
-                <w:sz w:val="17"/>
-              </w:rPr>
-              <w:t>통과</w:t>
-            </w:r>
-          </w:p>
-        </w:tc>
-        <w:tc>
-          <w:tcPr>
-            <w:tcW w:type="dxa" w:w="864"/>
-          </w:tcPr>
-          <w:p>
-            <w:r>
-              <w:rPr>
-                <w:rFonts w:ascii="Malgun Gothic" w:hAnsi="Malgun Gothic"/>
-                <w:b w:val="0"/>
-                <w:sz w:val="17"/>
-              </w:rPr>
-              <w:t>FAIL</w:t>
-            </w:r>
-          </w:p>
-        </w:tc>
-      </w:tr>
-      <w:tr>
-        <w:tc>
-          <w:tcPr>
-            <w:tcW w:type="dxa" w:w="864"/>
-          </w:tcPr>
-          <w:p>
-            <w:r>
-              <w:rPr>
-                <w:rFonts w:ascii="Malgun Gothic" w:hAnsi="Malgun Gothic"/>
-                <w:b w:val="0"/>
-                <w:sz w:val="17"/>
-              </w:rPr>
-              <w:t>CHEMBL313561</w:t>
-            </w:r>
-          </w:p>
-        </w:tc>
-        <w:tc>
-          <w:tcPr>
-            <w:tcW w:type="dxa" w:w="864"/>
-          </w:tcPr>
-          <w:p>
-            <w:r>
-              <w:rPr>
-                <w:rFonts w:ascii="Malgun Gothic" w:hAnsi="Malgun Gothic"/>
-                <w:b w:val="0"/>
-                <w:sz w:val="17"/>
-              </w:rPr>
-              <w:t>532.7</w:t>
-            </w:r>
-          </w:p>
-        </w:tc>
-        <w:tc>
-          <w:tcPr>
-            <w:tcW w:type="dxa" w:w="864"/>
-          </w:tcPr>
-          <w:p>
-            <w:r>
-              <w:rPr>
-                <w:rFonts w:ascii="Malgun Gothic" w:hAnsi="Malgun Gothic"/>
-                <w:b w:val="0"/>
-                <w:sz w:val="17"/>
-              </w:rPr>
-              <w:t>2.01</w:t>
-            </w:r>
-          </w:p>
-        </w:tc>
-        <w:tc>
-          <w:tcPr>
-            <w:tcW w:type="dxa" w:w="864"/>
-          </w:tcPr>
-          <w:p>
-            <w:r>
-              <w:rPr>
-                <w:rFonts w:ascii="Malgun Gothic" w:hAnsi="Malgun Gothic"/>
-                <w:b w:val="0"/>
-                <w:sz w:val="17"/>
-              </w:rPr>
-              <w:t>1</w:t>
-            </w:r>
-          </w:p>
-        </w:tc>
-        <w:tc>
-          <w:tcPr>
-            <w:tcW w:type="dxa" w:w="864"/>
-          </w:tcPr>
-          <w:p>
-            <w:r>
-              <w:rPr>
-                <w:rFonts w:ascii="Malgun Gothic" w:hAnsi="Malgun Gothic"/>
-                <w:b w:val="0"/>
-                <w:sz w:val="17"/>
-              </w:rPr>
-              <w:t>7</w:t>
-            </w:r>
-          </w:p>
-        </w:tc>
-        <w:tc>
-          <w:tcPr>
-            <w:tcW w:type="dxa" w:w="864"/>
-          </w:tcPr>
-          <w:p>
-            <w:r>
-              <w:rPr>
-                <w:rFonts w:ascii="Malgun Gothic" w:hAnsi="Malgun Gothic"/>
-                <w:b w:val="0"/>
-                <w:sz w:val="17"/>
-              </w:rPr>
-              <w:t>122.5</w:t>
-            </w:r>
-          </w:p>
-        </w:tc>
-        <w:tc>
-          <w:tcPr>
-            <w:tcW w:type="dxa" w:w="864"/>
-          </w:tcPr>
-          <w:p>
-            <w:r>
-              <w:rPr>
-                <w:rFonts w:ascii="Malgun Gothic" w:hAnsi="Malgun Gothic"/>
-                <w:b w:val="0"/>
-                <w:sz w:val="17"/>
-              </w:rPr>
-              <w:t>0.396</w:t>
-            </w:r>
-          </w:p>
-        </w:tc>
-        <w:tc>
-          <w:tcPr>
-            <w:tcW w:type="dxa" w:w="864"/>
-          </w:tcPr>
-          <w:p>
-            <w:r>
-              <w:rPr>
-                <w:rFonts w:ascii="Malgun Gothic" w:hAnsi="Malgun Gothic"/>
-                <w:b w:val="0"/>
-                <w:sz w:val="17"/>
-              </w:rPr>
-              <w:t>2.69</w:t>
-            </w:r>
-          </w:p>
-        </w:tc>
-        <w:tc>
-          <w:tcPr>
-            <w:tcW w:type="dxa" w:w="864"/>
-          </w:tcPr>
-          <w:p>
-            <w:r>
-              <w:rPr>
-                <w:rFonts w:ascii="Malgun Gothic" w:hAnsi="Malgun Gothic"/>
-                <w:b w:val="0"/>
-                <w:sz w:val="17"/>
-              </w:rPr>
-              <w:t>통과</w:t>
-            </w:r>
-          </w:p>
-        </w:tc>
-        <w:tc>
-          <w:tcPr>
-            <w:tcW w:type="dxa" w:w="864"/>
-          </w:tcPr>
-          <w:p>
-            <w:r>
-              <w:rPr>
-                <w:rFonts w:ascii="Malgun Gothic" w:hAnsi="Malgun Gothic"/>
-                <w:b w:val="0"/>
-                <w:sz w:val="17"/>
-              </w:rPr>
-              <w:t>FAIL</w:t>
-            </w:r>
-          </w:p>
-        </w:tc>
-      </w:tr>
-      <w:tr>
-        <w:tc>
-          <w:tcPr>
-            <w:tcW w:type="dxa" w:w="864"/>
-          </w:tcPr>
-          <w:p>
-            <w:r>
-              <w:rPr>
-                <w:rFonts w:ascii="Malgun Gothic" w:hAnsi="Malgun Gothic"/>
-                <w:b w:val="0"/>
-                <w:sz w:val="17"/>
-              </w:rPr>
-              <w:t>CHEMBL90164</w:t>
-            </w:r>
-          </w:p>
-        </w:tc>
-        <w:tc>
-          <w:tcPr>
-            <w:tcW w:type="dxa" w:w="864"/>
-          </w:tcPr>
-          <w:p>
-            <w:r>
-              <w:rPr>
-                <w:rFonts w:ascii="Malgun Gothic" w:hAnsi="Malgun Gothic"/>
-                <w:b w:val="0"/>
-                <w:sz w:val="17"/>
-              </w:rPr>
-              <w:t>534.7</w:t>
-            </w:r>
-          </w:p>
-        </w:tc>
-        <w:tc>
-          <w:tcPr>
-            <w:tcW w:type="dxa" w:w="864"/>
-          </w:tcPr>
-          <w:p>
-            <w:r>
-              <w:rPr>
-                <w:rFonts w:ascii="Malgun Gothic" w:hAnsi="Malgun Gothic"/>
-                <w:b w:val="0"/>
-                <w:sz w:val="17"/>
-              </w:rPr>
-              <w:t>2.11</w:t>
-            </w:r>
-          </w:p>
-        </w:tc>
-        <w:tc>
-          <w:tcPr>
-            <w:tcW w:type="dxa" w:w="864"/>
-          </w:tcPr>
-          <w:p>
-            <w:r>
-              <w:rPr>
-                <w:rFonts w:ascii="Malgun Gothic" w:hAnsi="Malgun Gothic"/>
-                <w:b w:val="0"/>
-                <w:sz w:val="17"/>
-              </w:rPr>
-              <w:t>1</w:t>
-            </w:r>
-          </w:p>
-        </w:tc>
-        <w:tc>
-          <w:tcPr>
-            <w:tcW w:type="dxa" w:w="864"/>
-          </w:tcPr>
-          <w:p>
-            <w:r>
-              <w:rPr>
-                <w:rFonts w:ascii="Malgun Gothic" w:hAnsi="Malgun Gothic"/>
-                <w:b w:val="0"/>
-                <w:sz w:val="17"/>
-              </w:rPr>
-              <w:t>7</w:t>
-            </w:r>
-          </w:p>
-        </w:tc>
-        <w:tc>
-          <w:tcPr>
-            <w:tcW w:type="dxa" w:w="864"/>
-          </w:tcPr>
-          <w:p>
-            <w:r>
-              <w:rPr>
-                <w:rFonts w:ascii="Malgun Gothic" w:hAnsi="Malgun Gothic"/>
-                <w:b w:val="0"/>
-                <w:sz w:val="17"/>
-              </w:rPr>
-              <w:t>122.5</w:t>
-            </w:r>
-          </w:p>
-        </w:tc>
-        <w:tc>
-          <w:tcPr>
-            <w:tcW w:type="dxa" w:w="864"/>
-          </w:tcPr>
-          <w:p>
-            <w:r>
-              <w:rPr>
-                <w:rFonts w:ascii="Malgun Gothic" w:hAnsi="Malgun Gothic"/>
-                <w:b w:val="0"/>
-                <w:sz w:val="17"/>
-              </w:rPr>
-              <w:t>0.378</w:t>
-            </w:r>
-          </w:p>
-        </w:tc>
-        <w:tc>
-          <w:tcPr>
-            <w:tcW w:type="dxa" w:w="864"/>
-          </w:tcPr>
-          <w:p>
-            <w:r>
-              <w:rPr>
-                <w:rFonts w:ascii="Malgun Gothic" w:hAnsi="Malgun Gothic"/>
-                <w:b w:val="0"/>
-                <w:sz w:val="17"/>
-              </w:rPr>
-              <w:t>2.95</w:t>
-            </w:r>
-          </w:p>
-        </w:tc>
-        <w:tc>
-          <w:tcPr>
-            <w:tcW w:type="dxa" w:w="864"/>
-          </w:tcPr>
-          <w:p>
-            <w:r>
-              <w:rPr>
-                <w:rFonts w:ascii="Malgun Gothic" w:hAnsi="Malgun Gothic"/>
-                <w:b w:val="0"/>
-                <w:sz w:val="17"/>
-              </w:rPr>
-              <w:t>통과</w:t>
-            </w:r>
-          </w:p>
-        </w:tc>
-        <w:tc>
-          <w:tcPr>
-            <w:tcW w:type="dxa" w:w="864"/>
-          </w:tcPr>
-          <w:p>
-            <w:r>
-              <w:rPr>
-                <w:rFonts w:ascii="Malgun Gothic" w:hAnsi="Malgun Gothic"/>
-                <w:b w:val="0"/>
-                <w:sz w:val="17"/>
-              </w:rPr>
-              <w:t>FAIL</w:t>
-            </w:r>
-          </w:p>
-        </w:tc>
-      </w:tr>
-      <w:tr>
-        <w:tc>
-          <w:tcPr>
-            <w:tcW w:type="dxa" w:w="864"/>
-          </w:tcPr>
-          <w:p>
-            <w:r>
-              <w:rPr>
-                <w:rFonts w:ascii="Malgun Gothic" w:hAnsi="Malgun Gothic"/>
-                <w:b w:val="0"/>
-                <w:sz w:val="17"/>
-              </w:rPr>
-              <w:t>CHEMBL313197</w:t>
-            </w:r>
-          </w:p>
-        </w:tc>
-        <w:tc>
-          <w:tcPr>
-            <w:tcW w:type="dxa" w:w="864"/>
-          </w:tcPr>
-          <w:p>
-            <w:r>
-              <w:rPr>
-                <w:rFonts w:ascii="Malgun Gothic" w:hAnsi="Malgun Gothic"/>
-                <w:b w:val="0"/>
-                <w:sz w:val="17"/>
-              </w:rPr>
-              <w:t>575.7</w:t>
-            </w:r>
-          </w:p>
-        </w:tc>
-        <w:tc>
-          <w:tcPr>
-            <w:tcW w:type="dxa" w:w="864"/>
-          </w:tcPr>
-          <w:p>
-            <w:r>
-              <w:rPr>
-                <w:rFonts w:ascii="Malgun Gothic" w:hAnsi="Malgun Gothic"/>
-                <w:b w:val="0"/>
-                <w:sz w:val="17"/>
-              </w:rPr>
-              <w:t>1.40</w:t>
-            </w:r>
-          </w:p>
-        </w:tc>
-        <w:tc>
-          <w:tcPr>
-            <w:tcW w:type="dxa" w:w="864"/>
-          </w:tcPr>
-          <w:p>
-            <w:r>
-              <w:rPr>
-                <w:rFonts w:ascii="Malgun Gothic" w:hAnsi="Malgun Gothic"/>
-                <w:b w:val="0"/>
-                <w:sz w:val="17"/>
-              </w:rPr>
-              <w:t>1</w:t>
-            </w:r>
-          </w:p>
-        </w:tc>
-        <w:tc>
-          <w:tcPr>
-            <w:tcW w:type="dxa" w:w="864"/>
-          </w:tcPr>
-          <w:p>
-            <w:r>
-              <w:rPr>
-                <w:rFonts w:ascii="Malgun Gothic" w:hAnsi="Malgun Gothic"/>
-                <w:b w:val="0"/>
-                <w:sz w:val="17"/>
-              </w:rPr>
-              <w:t>8</w:t>
-            </w:r>
-          </w:p>
-        </w:tc>
-        <w:tc>
-          <w:tcPr>
-            <w:tcW w:type="dxa" w:w="864"/>
-          </w:tcPr>
-          <w:p>
-            <w:r>
-              <w:rPr>
-                <w:rFonts w:ascii="Malgun Gothic" w:hAnsi="Malgun Gothic"/>
-                <w:b w:val="0"/>
-                <w:sz w:val="17"/>
-              </w:rPr>
-              <w:t>125.8</w:t>
-            </w:r>
-          </w:p>
-        </w:tc>
-        <w:tc>
-          <w:tcPr>
-            <w:tcW w:type="dxa" w:w="864"/>
-          </w:tcPr>
-          <w:p>
-            <w:r>
-              <w:rPr>
-                <w:rFonts w:ascii="Malgun Gothic" w:hAnsi="Malgun Gothic"/>
-                <w:b w:val="0"/>
-                <w:sz w:val="17"/>
-              </w:rPr>
-              <w:t>0.364</w:t>
-            </w:r>
-          </w:p>
-        </w:tc>
-        <w:tc>
-          <w:tcPr>
-            <w:tcW w:type="dxa" w:w="864"/>
-          </w:tcPr>
-          <w:p>
-            <w:r>
-              <w:rPr>
-                <w:rFonts w:ascii="Malgun Gothic" w:hAnsi="Malgun Gothic"/>
-                <w:b w:val="0"/>
-                <w:sz w:val="17"/>
-              </w:rPr>
-              <w:t>2.93</w:t>
-            </w:r>
-          </w:p>
-        </w:tc>
-        <w:tc>
-          <w:tcPr>
-            <w:tcW w:type="dxa" w:w="864"/>
-          </w:tcPr>
-          <w:p>
-            <w:r>
-              <w:rPr>
-                <w:rFonts w:ascii="Malgun Gothic" w:hAnsi="Malgun Gothic"/>
-                <w:b w:val="0"/>
-                <w:sz w:val="17"/>
-              </w:rPr>
-              <w:t>통과</w:t>
-            </w:r>
-          </w:p>
-        </w:tc>
-        <w:tc>
-          <w:tcPr>
-            <w:tcW w:type="dxa" w:w="864"/>
-          </w:tcPr>
-          <w:p>
-            <w:r>
-              <w:rPr>
-                <w:rFonts w:ascii="Malgun Gothic" w:hAnsi="Malgun Gothic"/>
-                <w:b w:val="0"/>
-                <w:sz w:val="17"/>
-              </w:rPr>
-              <w:t>FAIL</w:t>
+              <w:t>+0.366</w:t>
             </w:r>
           </w:p>
         </w:tc>
@@ -3199,7 +5062,7 @@
           <w:b/>
           <w:sz w:val="21"/>
         </w:rPr>
-        <w:t>Table 3. 화합물 10건의 RDKit 실계산 물성.</w:t>
+        <w:t>Table 4. 회귀 성능.</w:t>
       </w:r>
       <w:r>
         <w:rPr>
@@ -3207,7 +5070,252 @@
           <w:b w:val="0"/>
           <w:sz w:val="21"/>
         </w:rPr>
-        <w:t xml:space="preserve"> QED 내림차순.</w:t>
+        <w:t xml:space="preserve"> Q² 가 R² 보다 크게 낮으면 과적합이다.</w:t>
+      </w:r>
+    </w:p>
+    <w:tbl>
+      <w:tblPr>
+        <w:tblStyle w:val="LightGrid-Accent1"/>
+        <w:tblW w:type="auto" w:w="0"/>
+        <w:tblLook w:firstColumn="1" w:firstRow="1" w:lastColumn="0" w:lastRow="0" w:noHBand="0" w:noVBand="1" w:val="04A0"/>
+      </w:tblPr>
+      <w:tblGrid>
+        <w:gridCol w:w="4320"/>
+        <w:gridCol w:w="4320"/>
+      </w:tblGrid>
+      <w:tr>
+        <w:tc>
+          <w:tcPr>
+            <w:tcW w:type="dxa" w:w="4320"/>
+          </w:tcPr>
+          <w:p>
+            <w:r>
+              <w:rPr>
+                <w:rFonts w:ascii="Malgun Gothic" w:hAnsi="Malgun Gothic"/>
+                <w:b/>
+                <w:sz w:val="17"/>
+              </w:rPr>
+              <w:t>계수</w:t>
+            </w:r>
+          </w:p>
+        </w:tc>
+        <w:tc>
+          <w:tcPr>
+            <w:tcW w:type="dxa" w:w="4320"/>
+          </w:tcPr>
+          <w:p>
+            <w:r>
+              <w:rPr>
+                <w:rFonts w:ascii="Malgun Gothic" w:hAnsi="Malgun Gothic"/>
+                <w:b/>
+                <w:sz w:val="17"/>
+              </w:rPr>
+              <w:t>값</w:t>
+            </w:r>
+          </w:p>
+        </w:tc>
+      </w:tr>
+      <w:tr>
+        <w:tc>
+          <w:tcPr>
+            <w:tcW w:type="dxa" w:w="4320"/>
+          </w:tcPr>
+          <w:p>
+            <w:r>
+              <w:rPr>
+                <w:rFonts w:ascii="Malgun Gothic" w:hAnsi="Malgun Gothic"/>
+                <w:b w:val="0"/>
+                <w:sz w:val="17"/>
+              </w:rPr>
+              <w:t>절편</w:t>
+            </w:r>
+          </w:p>
+        </w:tc>
+        <w:tc>
+          <w:tcPr>
+            <w:tcW w:type="dxa" w:w="4320"/>
+          </w:tcPr>
+          <w:p>
+            <w:r>
+              <w:rPr>
+                <w:rFonts w:ascii="Malgun Gothic" w:hAnsi="Malgun Gothic"/>
+                <w:b w:val="0"/>
+                <w:sz w:val="17"/>
+              </w:rPr>
+              <w:t>+2.536</w:t>
+            </w:r>
+          </w:p>
+        </w:tc>
+      </w:tr>
+      <w:tr>
+        <w:tc>
+          <w:tcPr>
+            <w:tcW w:type="dxa" w:w="4320"/>
+          </w:tcPr>
+          <w:p>
+            <w:r>
+              <w:rPr>
+                <w:rFonts w:ascii="Malgun Gothic" w:hAnsi="Malgun Gothic"/>
+                <w:b w:val="0"/>
+                <w:sz w:val="17"/>
+              </w:rPr>
+              <w:t>gauss1</w:t>
+            </w:r>
+          </w:p>
+        </w:tc>
+        <w:tc>
+          <w:tcPr>
+            <w:tcW w:type="dxa" w:w="4320"/>
+          </w:tcPr>
+          <w:p>
+            <w:r>
+              <w:rPr>
+                <w:rFonts w:ascii="Malgun Gothic" w:hAnsi="Malgun Gothic"/>
+                <w:b w:val="0"/>
+                <w:sz w:val="17"/>
+              </w:rPr>
+              <w:t>+0.035</w:t>
+            </w:r>
+          </w:p>
+        </w:tc>
+      </w:tr>
+      <w:tr>
+        <w:tc>
+          <w:tcPr>
+            <w:tcW w:type="dxa" w:w="4320"/>
+          </w:tcPr>
+          <w:p>
+            <w:r>
+              <w:rPr>
+                <w:rFonts w:ascii="Malgun Gothic" w:hAnsi="Malgun Gothic"/>
+                <w:b w:val="0"/>
+                <w:sz w:val="17"/>
+              </w:rPr>
+              <w:t>gauss2</w:t>
+            </w:r>
+          </w:p>
+        </w:tc>
+        <w:tc>
+          <w:tcPr>
+            <w:tcW w:type="dxa" w:w="4320"/>
+          </w:tcPr>
+          <w:p>
+            <w:r>
+              <w:rPr>
+                <w:rFonts w:ascii="Malgun Gothic" w:hAnsi="Malgun Gothic"/>
+                <w:b w:val="0"/>
+                <w:sz w:val="17"/>
+              </w:rPr>
+              <w:t>+0.001</w:t>
+            </w:r>
+          </w:p>
+        </w:tc>
+      </w:tr>
+      <w:tr>
+        <w:tc>
+          <w:tcPr>
+            <w:tcW w:type="dxa" w:w="4320"/>
+          </w:tcPr>
+          <w:p>
+            <w:r>
+              <w:rPr>
+                <w:rFonts w:ascii="Malgun Gothic" w:hAnsi="Malgun Gothic"/>
+                <w:b w:val="0"/>
+                <w:sz w:val="17"/>
+              </w:rPr>
+              <w:t>repulsion</w:t>
+            </w:r>
+          </w:p>
+        </w:tc>
+        <w:tc>
+          <w:tcPr>
+            <w:tcW w:type="dxa" w:w="4320"/>
+          </w:tcPr>
+          <w:p>
+            <w:r>
+              <w:rPr>
+                <w:rFonts w:ascii="Malgun Gothic" w:hAnsi="Malgun Gothic"/>
+                <w:b w:val="0"/>
+                <w:sz w:val="17"/>
+              </w:rPr>
+              <w:t>-0.461</w:t>
+            </w:r>
+          </w:p>
+        </w:tc>
+      </w:tr>
+      <w:tr>
+        <w:tc>
+          <w:tcPr>
+            <w:tcW w:type="dxa" w:w="4320"/>
+          </w:tcPr>
+          <w:p>
+            <w:r>
+              <w:rPr>
+                <w:rFonts w:ascii="Malgun Gothic" w:hAnsi="Malgun Gothic"/>
+                <w:b w:val="0"/>
+                <w:sz w:val="17"/>
+              </w:rPr>
+              <w:t>hydrophobic</w:t>
+            </w:r>
+          </w:p>
+        </w:tc>
+        <w:tc>
+          <w:tcPr>
+            <w:tcW w:type="dxa" w:w="4320"/>
+          </w:tcPr>
+          <w:p>
+            <w:r>
+              <w:rPr>
+                <w:rFonts w:ascii="Malgun Gothic" w:hAnsi="Malgun Gothic"/>
+                <w:b w:val="0"/>
+                <w:sz w:val="17"/>
+              </w:rPr>
+              <w:t>-0.002</w:t>
+            </w:r>
+          </w:p>
+        </w:tc>
+      </w:tr>
+      <w:tr>
+        <w:tc>
+          <w:tcPr>
+            <w:tcW w:type="dxa" w:w="4320"/>
+          </w:tcPr>
+          <w:p>
+            <w:r>
+              <w:rPr>
+                <w:rFonts w:ascii="Malgun Gothic" w:hAnsi="Malgun Gothic"/>
+                <w:b w:val="0"/>
+                <w:sz w:val="17"/>
+              </w:rPr>
+              <w:t>hbond</w:t>
+            </w:r>
+          </w:p>
+        </w:tc>
+        <w:tc>
+          <w:tcPr>
+            <w:tcW w:type="dxa" w:w="4320"/>
+          </w:tcPr>
+          <w:p>
+            <w:r>
+              <w:rPr>
+                <w:rFonts w:ascii="Malgun Gothic" w:hAnsi="Malgun Gothic"/>
+                <w:b w:val="0"/>
+                <w:sz w:val="17"/>
+              </w:rPr>
+              <w:t>-0.032</w:t>
+            </w:r>
+          </w:p>
+        </w:tc>
+      </w:tr>
+    </w:tbl>
+    <w:p>
+      <w:r>
+        <w:rPr>
+          <w:rFonts w:ascii="Malgun Gothic" w:hAnsi="Malgun Gothic"/>
+          <w:b/>
+          <w:sz w:val="21"/>
+        </w:rPr>
+        <w:t>Table 5. 항 회귀 계수.</w:t>
       </w:r>
     </w:p>
     <w:p>
@@ -3217,7 +5325,7 @@
       <w:r>
         <w:drawing>
           <wp:inline xmlns:a="http://schemas.openxmlformats.org/drawingml/2006/main" xmlns:pic="http://schemas.openxmlformats.org/drawingml/2006/picture">
-            <wp:extent cx="5760720" cy="2069550"/>
+            <wp:extent cx="5760720" cy="2249452"/>
             <wp:docPr id="5" name="Picture 5"/>
             <wp:cNvGraphicFramePr>
               <a:graphicFrameLocks noChangeAspect="1"/>
@@ -3226,7 +5334,7 @@
               <a:graphicData uri="http://schemas.openxmlformats.org/drawingml/2006/picture">
                 <pic:pic>
                   <pic:nvPicPr>
-                    <pic:cNvPr id="0" name="fig5_qed_threshold.png"/>
+                    <pic:cNvPr id="0" name="fig11_regression.png"/>
                     <pic:cNvPicPr/>
                   </pic:nvPicPr>
                   <pic:blipFill>
@@ -3238,7 +5346,7 @@
                   <pic:spPr>
                     <a:xfrm>
                       <a:off x="0" y="0"/>
-                      <a:ext cx="5760720" cy="2069550"/>
+                      <a:ext cx="5760720" cy="2249452"/>
                     </a:xfrm>
                     <a:prstGeom prst="rect"/>
                   </pic:spPr>
@@ -3256,7 +5364,7 @@
           <w:b/>
           <w:sz w:val="21"/>
         </w:rPr>
-        <w:t>Figure 5. QED 순 정렬과 임계선.</w:t>
+        <w:t>Figure 4. 회귀 성능 비교.</w:t>
       </w:r>
       <w:r>
         <w:rPr>
@@ -3264,17 +5372,7 @@
           <w:b w:val="0"/>
           <w:sz w:val="21"/>
         </w:rPr>
-        <w:t xml:space="preserve"> 임계 바로 아래와 위가 인접해 있다.</w:t>
-      </w:r>
-    </w:p>
-    <w:p>
-      <w:r>
-        <w:rPr>
-          <w:rFonts w:ascii="Malgun Gothic" w:hAnsi="Malgun Gothic"/>
-          <w:b w:val="0"/>
-          <w:sz w:val="21"/>
-        </w:rPr>
-        <w:t>4/10 이 게이트를 통과했다. 조건별로는 Ro5 가 10/10 통과, SA 가 10/10 통과 (최대 2.97), QED 가 4/10 통과다.</w:t>
+        <w:t xml:space="preserve"> 점선은 라벨을 섞었을 때 얻어지는 R² 의 중앙값과 95 분위다. 항을 늘린 모델은 교차검증에서 음수 Q² 를 보인다.</w:t>
       </w:r>
     </w:p>
     <w:p>
@@ -3286,37 +5384,551 @@
           <w:rFonts w:ascii="Malgun Gothic" w:hAnsi="Malgun Gothic"/>
           <w:color w:val="0B2A4A"/>
         </w:rPr>
-        <w:t>3.5 선택성 — 산출하지 않은 것</w:t>
+        <w:t>3.5 결합 양상</w:t>
+      </w:r>
+    </w:p>
+    <w:p>
+      <w:pPr>
+        <w:jc w:val="center"/>
+      </w:pPr>
+      <w:r>
+        <w:drawing>
+          <wp:inline xmlns:a="http://schemas.openxmlformats.org/drawingml/2006/main" xmlns:pic="http://schemas.openxmlformats.org/drawingml/2006/picture">
+            <wp:extent cx="5760720" cy="3840480"/>
+            <wp:docPr id="6" name="Picture 6"/>
+            <wp:cNvGraphicFramePr>
+              <a:graphicFrameLocks noChangeAspect="1"/>
+            </wp:cNvGraphicFramePr>
+            <a:graphic>
+              <a:graphicData uri="http://schemas.openxmlformats.org/drawingml/2006/picture">
+                <pic:pic>
+                  <pic:nvPicPr>
+                    <pic:cNvPr id="0" name="fig7_binding_overview.png"/>
+                    <pic:cNvPicPr/>
+                  </pic:nvPicPr>
+                  <pic:blipFill>
+                    <a:blip r:embed="rId14"/>
+                    <a:stretch>
+                      <a:fillRect/>
+                    </a:stretch>
+                  </pic:blipFill>
+                  <pic:spPr>
+                    <a:xfrm>
+                      <a:off x="0" y="0"/>
+                      <a:ext cx="5760720" cy="3840480"/>
+                    </a:xfrm>
+                    <a:prstGeom prst="rect"/>
+                  </pic:spPr>
+                </pic:pic>
+              </a:graphicData>
+            </a:graphic>
+          </wp:inline>
+        </w:drawing>
       </w:r>
     </w:p>
     <w:p>
       <w:r>
         <w:rPr>
           <w:rFonts w:ascii="Malgun Gothic" w:hAnsi="Malgun Gothic"/>
+          <w:b/>
+          <w:sz w:val="21"/>
+        </w:rPr>
+        <w:t>Figure 7. 결합 부위 위치.</w:t>
+      </w:r>
+      <w:r>
+        <w:rPr>
+          <w:rFonts w:ascii="Malgun Gothic" w:hAnsi="Malgun Gothic"/>
           <w:b w:val="0"/>
           <w:sz w:val="21"/>
         </w:rPr>
-        <w:t>selectivity 도구는 정량 fold-selectivity 를 산출하지 않았다 (quantitative_selectivity_predicted = false). 대신 교차 억제 기전을 서술하고 후속 확인 근거 3건을 남겼다. 기전 요지는 다음과 같다.</w:t>
+        <w:t xml:space="preserve"> 수용체 카툰, 결정 자세(회색)와 도킹 자세(파랑).</w:t>
+      </w:r>
+    </w:p>
+    <w:p>
+      <w:pPr>
+        <w:jc w:val="center"/>
+      </w:pPr>
+      <w:r>
+        <w:drawing>
+          <wp:inline xmlns:a="http://schemas.openxmlformats.org/drawingml/2006/main" xmlns:pic="http://schemas.openxmlformats.org/drawingml/2006/picture">
+            <wp:extent cx="5760720" cy="3840480"/>
+            <wp:docPr id="7" name="Picture 7"/>
+            <wp:cNvGraphicFramePr>
+              <a:graphicFrameLocks noChangeAspect="1"/>
+            </wp:cNvGraphicFramePr>
+            <a:graphic>
+              <a:graphicData uri="http://schemas.openxmlformats.org/drawingml/2006/picture">
+                <pic:pic>
+                  <pic:nvPicPr>
+                    <pic:cNvPr id="0" name="fig8_binding_pocket.png"/>
+                    <pic:cNvPicPr/>
+                  </pic:nvPicPr>
+                  <pic:blipFill>
+                    <a:blip r:embed="rId15"/>
+                    <a:stretch>
+                      <a:fillRect/>
+                    </a:stretch>
+                  </pic:blipFill>
+                  <pic:spPr>
+                    <a:xfrm>
+                      <a:off x="0" y="0"/>
+                      <a:ext cx="5760720" cy="3840480"/>
+                    </a:xfrm>
+                    <a:prstGeom prst="rect"/>
+                  </pic:spPr>
+                </pic:pic>
+              </a:graphicData>
+            </a:graphic>
+          </wp:inline>
+        </w:drawing>
       </w:r>
     </w:p>
     <w:p>
       <w:r>
         <w:rPr>
           <w:rFonts w:ascii="Malgun Gothic" w:hAnsi="Malgun Gothic"/>
+          <w:b/>
+          <w:sz w:val="21"/>
+        </w:rPr>
+        <w:t>Figure 8. 포켓 근접.</w:t>
+      </w:r>
+      <w:r>
+        <w:rPr>
+          <w:rFonts w:ascii="Malgun Gothic" w:hAnsi="Malgun Gothic"/>
           <w:b w:val="0"/>
           <w:sz w:val="21"/>
         </w:rPr>
-        <w:t>&gt; PDE5 저해제는 PDE5와 구조적으로 유사한 망막 PDE6를 부분적으로 교차 억제할 수 있다. PDE6가 억제되면 광수용체 내 cGMP 항상성이 교란되어 일시적 색각 이상(청녹색 색조 변화, cyanopsia)·광민감성이 유발될 수 있다. 이는 PDE5 저해제 계열에서 관찰되는 대표적 표적-외(off-target) 시각...</w:t>
+        <w:t xml:space="preserve"> 접촉 잔기와 극성 접촉. 자세는 참조 기준으로 선택한 것이다.</w:t>
+      </w:r>
+    </w:p>
+    <w:p>
+      <w:pPr>
+        <w:jc w:val="center"/>
+      </w:pPr>
+      <w:r>
+        <w:drawing>
+          <wp:inline xmlns:a="http://schemas.openxmlformats.org/drawingml/2006/main" xmlns:pic="http://schemas.openxmlformats.org/drawingml/2006/picture">
+            <wp:extent cx="5760720" cy="2249452"/>
+            <wp:docPr id="8" name="Picture 8"/>
+            <wp:cNvGraphicFramePr>
+              <a:graphicFrameLocks noChangeAspect="1"/>
+            </wp:cNvGraphicFramePr>
+            <a:graphic>
+              <a:graphicData uri="http://schemas.openxmlformats.org/drawingml/2006/picture">
+                <pic:pic>
+                  <pic:nvPicPr>
+                    <pic:cNvPr id="0" name="fig9_contacts.png"/>
+                    <pic:cNvPicPr/>
+                  </pic:nvPicPr>
+                  <pic:blipFill>
+                    <a:blip r:embed="rId16"/>
+                    <a:stretch>
+                      <a:fillRect/>
+                    </a:stretch>
+                  </pic:blipFill>
+                  <pic:spPr>
+                    <a:xfrm>
+                      <a:off x="0" y="0"/>
+                      <a:ext cx="5760720" cy="2249452"/>
+                    </a:xfrm>
+                    <a:prstGeom prst="rect"/>
+                  </pic:spPr>
+                </pic:pic>
+              </a:graphicData>
+            </a:graphic>
+          </wp:inline>
+        </w:drawing>
       </w:r>
     </w:p>
     <w:p>
       <w:r>
         <w:rPr>
           <w:rFonts w:ascii="Malgun Gothic" w:hAnsi="Malgun Gothic"/>
+          <w:b/>
+          <w:sz w:val="21"/>
+        </w:rPr>
+        <w:t>Figure 9. 접촉 잔기 집계.</w:t>
+      </w:r>
+      <w:r>
+        <w:rPr>
+          <w:rFonts w:ascii="Malgun Gothic" w:hAnsi="Malgun Gothic"/>
           <w:b w:val="0"/>
           <w:sz w:val="21"/>
         </w:rPr>
-        <w:t>후속 확인 항목은 병렬 IC50/Ki 어세이, 화합물별 PDE5/PDE6 활성값 병렬 조회, 문헌 보고 선택성 비의 출처 명시다. 도구가 인용한 문헌은 [18,19] 이다. 전문은 sample_run/envelopes/selectivity-check.json 에 있다.</w:t>
+        <w:t xml:space="preserve"> CHEMBL410215 도킹 자세에서 4.0 Å 이내.</w:t>
+      </w:r>
+    </w:p>
+    <w:tbl>
+      <w:tblPr>
+        <w:tblStyle w:val="LightGrid-Accent1"/>
+        <w:tblW w:type="auto" w:w="0"/>
+        <w:tblLook w:firstColumn="1" w:firstRow="1" w:lastColumn="0" w:lastRow="0" w:noHBand="0" w:noVBand="1" w:val="04A0"/>
+      </w:tblPr>
+      <w:tblGrid>
+        <w:gridCol w:w="4320"/>
+        <w:gridCol w:w="4320"/>
+      </w:tblGrid>
+      <w:tr>
+        <w:tc>
+          <w:tcPr>
+            <w:tcW w:type="dxa" w:w="4320"/>
+          </w:tcPr>
+          <w:p>
+            <w:r>
+              <w:rPr>
+                <w:rFonts w:ascii="Malgun Gothic" w:hAnsi="Malgun Gothic"/>
+                <w:b/>
+                <w:sz w:val="17"/>
+              </w:rPr>
+              <w:t>잔기</w:t>
+            </w:r>
+          </w:p>
+        </w:tc>
+        <w:tc>
+          <w:tcPr>
+            <w:tcW w:type="dxa" w:w="4320"/>
+          </w:tcPr>
+          <w:p>
+            <w:r>
+              <w:rPr>
+                <w:rFonts w:ascii="Malgun Gothic" w:hAnsi="Malgun Gothic"/>
+                <w:b/>
+                <w:sz w:val="17"/>
+              </w:rPr>
+              <w:t>접촉 원자 수</w:t>
+            </w:r>
+          </w:p>
+        </w:tc>
+      </w:tr>
+      <w:tr>
+        <w:tc>
+          <w:tcPr>
+            <w:tcW w:type="dxa" w:w="4320"/>
+          </w:tcPr>
+          <w:p>
+            <w:r>
+              <w:rPr>
+                <w:rFonts w:ascii="Malgun Gothic" w:hAnsi="Malgun Gothic"/>
+                <w:b w:val="0"/>
+                <w:sz w:val="17"/>
+              </w:rPr>
+              <w:t>PHE786</w:t>
+            </w:r>
+          </w:p>
+        </w:tc>
+        <w:tc>
+          <w:tcPr>
+            <w:tcW w:type="dxa" w:w="4320"/>
+          </w:tcPr>
+          <w:p>
+            <w:r>
+              <w:rPr>
+                <w:rFonts w:ascii="Malgun Gothic" w:hAnsi="Malgun Gothic"/>
+                <w:b w:val="0"/>
+                <w:sz w:val="17"/>
+              </w:rPr>
+              <w:t>4</w:t>
+            </w:r>
+          </w:p>
+        </w:tc>
+      </w:tr>
+      <w:tr>
+        <w:tc>
+          <w:tcPr>
+            <w:tcW w:type="dxa" w:w="4320"/>
+          </w:tcPr>
+          <w:p>
+            <w:r>
+              <w:rPr>
+                <w:rFonts w:ascii="Malgun Gothic" w:hAnsi="Malgun Gothic"/>
+                <w:b w:val="0"/>
+                <w:sz w:val="17"/>
+              </w:rPr>
+              <w:t>LEU804</w:t>
+            </w:r>
+          </w:p>
+        </w:tc>
+        <w:tc>
+          <w:tcPr>
+            <w:tcW w:type="dxa" w:w="4320"/>
+          </w:tcPr>
+          <w:p>
+            <w:r>
+              <w:rPr>
+                <w:rFonts w:ascii="Malgun Gothic" w:hAnsi="Malgun Gothic"/>
+                <w:b w:val="0"/>
+                <w:sz w:val="17"/>
+              </w:rPr>
+              <w:t>4</w:t>
+            </w:r>
+          </w:p>
+        </w:tc>
+      </w:tr>
+      <w:tr>
+        <w:tc>
+          <w:tcPr>
+            <w:tcW w:type="dxa" w:w="4320"/>
+          </w:tcPr>
+          <w:p>
+            <w:r>
+              <w:rPr>
+                <w:rFonts w:ascii="Malgun Gothic" w:hAnsi="Malgun Gothic"/>
+                <w:b w:val="0"/>
+                <w:sz w:val="17"/>
+              </w:rPr>
+              <w:t>GLN817</w:t>
+            </w:r>
+          </w:p>
+        </w:tc>
+        <w:tc>
+          <w:tcPr>
+            <w:tcW w:type="dxa" w:w="4320"/>
+          </w:tcPr>
+          <w:p>
+            <w:r>
+              <w:rPr>
+                <w:rFonts w:ascii="Malgun Gothic" w:hAnsi="Malgun Gothic"/>
+                <w:b w:val="0"/>
+                <w:sz w:val="17"/>
+              </w:rPr>
+              <w:t>4</w:t>
+            </w:r>
+          </w:p>
+        </w:tc>
+      </w:tr>
+      <w:tr>
+        <w:tc>
+          <w:tcPr>
+            <w:tcW w:type="dxa" w:w="4320"/>
+          </w:tcPr>
+          <w:p>
+            <w:r>
+              <w:rPr>
+                <w:rFonts w:ascii="Malgun Gothic" w:hAnsi="Malgun Gothic"/>
+                <w:b w:val="0"/>
+                <w:sz w:val="17"/>
+              </w:rPr>
+              <w:t>PHE820</w:t>
+            </w:r>
+          </w:p>
+        </w:tc>
+        <w:tc>
+          <w:tcPr>
+            <w:tcW w:type="dxa" w:w="4320"/>
+          </w:tcPr>
+          <w:p>
+            <w:r>
+              <w:rPr>
+                <w:rFonts w:ascii="Malgun Gothic" w:hAnsi="Malgun Gothic"/>
+                <w:b w:val="0"/>
+                <w:sz w:val="17"/>
+              </w:rPr>
+              <w:t>4</w:t>
+            </w:r>
+          </w:p>
+        </w:tc>
+      </w:tr>
+      <w:tr>
+        <w:tc>
+          <w:tcPr>
+            <w:tcW w:type="dxa" w:w="4320"/>
+          </w:tcPr>
+          <w:p>
+            <w:r>
+              <w:rPr>
+                <w:rFonts w:ascii="Malgun Gothic" w:hAnsi="Malgun Gothic"/>
+                <w:b w:val="0"/>
+                <w:sz w:val="17"/>
+              </w:rPr>
+              <w:t>TYR612</w:t>
+            </w:r>
+          </w:p>
+        </w:tc>
+        <w:tc>
+          <w:tcPr>
+            <w:tcW w:type="dxa" w:w="4320"/>
+          </w:tcPr>
+          <w:p>
+            <w:r>
+              <w:rPr>
+                <w:rFonts w:ascii="Malgun Gothic" w:hAnsi="Malgun Gothic"/>
+                <w:b w:val="0"/>
+                <w:sz w:val="17"/>
+              </w:rPr>
+              <w:t>3</w:t>
+            </w:r>
+          </w:p>
+        </w:tc>
+      </w:tr>
+      <w:tr>
+        <w:tc>
+          <w:tcPr>
+            <w:tcW w:type="dxa" w:w="4320"/>
+          </w:tcPr>
+          <w:p>
+            <w:r>
+              <w:rPr>
+                <w:rFonts w:ascii="Malgun Gothic" w:hAnsi="Malgun Gothic"/>
+                <w:b w:val="0"/>
+                <w:sz w:val="17"/>
+              </w:rPr>
+              <w:t>ASP764</w:t>
+            </w:r>
+          </w:p>
+        </w:tc>
+        <w:tc>
+          <w:tcPr>
+            <w:tcW w:type="dxa" w:w="4320"/>
+          </w:tcPr>
+          <w:p>
+            <w:r>
+              <w:rPr>
+                <w:rFonts w:ascii="Malgun Gothic" w:hAnsi="Malgun Gothic"/>
+                <w:b w:val="0"/>
+                <w:sz w:val="17"/>
+              </w:rPr>
+              <w:t>3</w:t>
+            </w:r>
+          </w:p>
+        </w:tc>
+      </w:tr>
+      <w:tr>
+        <w:tc>
+          <w:tcPr>
+            <w:tcW w:type="dxa" w:w="4320"/>
+          </w:tcPr>
+          <w:p>
+            <w:r>
+              <w:rPr>
+                <w:rFonts w:ascii="Malgun Gothic" w:hAnsi="Malgun Gothic"/>
+                <w:b w:val="0"/>
+                <w:sz w:val="17"/>
+              </w:rPr>
+              <w:t>VAL782</w:t>
+            </w:r>
+          </w:p>
+        </w:tc>
+        <w:tc>
+          <w:tcPr>
+            <w:tcW w:type="dxa" w:w="4320"/>
+          </w:tcPr>
+          <w:p>
+            <w:r>
+              <w:rPr>
+                <w:rFonts w:ascii="Malgun Gothic" w:hAnsi="Malgun Gothic"/>
+                <w:b w:val="0"/>
+                <w:sz w:val="17"/>
+              </w:rPr>
+              <w:t>3</w:t>
+            </w:r>
+          </w:p>
+        </w:tc>
+      </w:tr>
+      <w:tr>
+        <w:tc>
+          <w:tcPr>
+            <w:tcW w:type="dxa" w:w="4320"/>
+          </w:tcPr>
+          <w:p>
+            <w:r>
+              <w:rPr>
+                <w:rFonts w:ascii="Malgun Gothic" w:hAnsi="Malgun Gothic"/>
+                <w:b w:val="0"/>
+                <w:sz w:val="17"/>
+              </w:rPr>
+              <w:t>ALA783</w:t>
+            </w:r>
+          </w:p>
+        </w:tc>
+        <w:tc>
+          <w:tcPr>
+            <w:tcW w:type="dxa" w:w="4320"/>
+          </w:tcPr>
+          <w:p>
+            <w:r>
+              <w:rPr>
+                <w:rFonts w:ascii="Malgun Gothic" w:hAnsi="Malgun Gothic"/>
+                <w:b w:val="0"/>
+                <w:sz w:val="17"/>
+              </w:rPr>
+              <w:t>3</w:t>
+            </w:r>
+          </w:p>
+        </w:tc>
+      </w:tr>
+      <w:tr>
+        <w:tc>
+          <w:tcPr>
+            <w:tcW w:type="dxa" w:w="4320"/>
+          </w:tcPr>
+          <w:p>
+            <w:r>
+              <w:rPr>
+                <w:rFonts w:ascii="Malgun Gothic" w:hAnsi="Malgun Gothic"/>
+                <w:b w:val="0"/>
+                <w:sz w:val="17"/>
+              </w:rPr>
+              <w:t>ILE813</w:t>
+            </w:r>
+          </w:p>
+        </w:tc>
+        <w:tc>
+          <w:tcPr>
+            <w:tcW w:type="dxa" w:w="4320"/>
+          </w:tcPr>
+          <w:p>
+            <w:r>
+              <w:rPr>
+                <w:rFonts w:ascii="Malgun Gothic" w:hAnsi="Malgun Gothic"/>
+                <w:b w:val="0"/>
+                <w:sz w:val="17"/>
+              </w:rPr>
+              <w:t>3</w:t>
+            </w:r>
+          </w:p>
+        </w:tc>
+      </w:tr>
+      <w:tr>
+        <w:tc>
+          <w:tcPr>
+            <w:tcW w:type="dxa" w:w="4320"/>
+          </w:tcPr>
+          <w:p>
+            <w:r>
+              <w:rPr>
+                <w:rFonts w:ascii="Malgun Gothic" w:hAnsi="Malgun Gothic"/>
+                <w:b w:val="0"/>
+                <w:sz w:val="17"/>
+              </w:rPr>
+              <w:t>HIS613</w:t>
+            </w:r>
+          </w:p>
+        </w:tc>
+        <w:tc>
+          <w:tcPr>
+            <w:tcW w:type="dxa" w:w="4320"/>
+          </w:tcPr>
+          <w:p>
+            <w:r>
+              <w:rPr>
+                <w:rFonts w:ascii="Malgun Gothic" w:hAnsi="Malgun Gothic"/>
+                <w:b w:val="0"/>
+                <w:sz w:val="17"/>
+              </w:rPr>
+              <w:t>2</w:t>
+            </w:r>
+          </w:p>
+        </w:tc>
+      </w:tr>
+    </w:tbl>
+    <w:p>
+      <w:r>
+        <w:rPr>
+          <w:rFonts w:ascii="Malgun Gothic" w:hAnsi="Malgun Gothic"/>
+          <w:b/>
+          <w:sz w:val="21"/>
+        </w:rPr>
+        <w:t>Table 6. 상위 접촉 잔기.</w:t>
       </w:r>
     </w:p>
     <w:p>
@@ -3340,7 +5952,7 @@
           <w:rFonts w:ascii="Malgun Gothic" w:hAnsi="Malgun Gothic"/>
           <w:color w:val="0B2A4A"/>
         </w:rPr>
-        <w:t>4.1 통과 로그는 강제의 증거가 아니다</w:t>
+        <w:t>4.1 실패 지점은 자세가 아니라 채점이다</w:t>
       </w:r>
     </w:p>
     <w:p>
@@ -3350,7 +5962,7 @@
           <w:b w:val="0"/>
           <w:sz w:val="21"/>
         </w:rPr>
-        <w:t>이 보고의 초판은 게이트 로그 4줄을 근거로 "계약이 강제되었다"고 적었다. 그 진술은 틀렸다. 같은 로그를 만드는 게이트 중 하나는 실패해도 아무것도 막지 않았고, 그 게이트의 검사는 입력과 무관한 상수 비교였다. 로그의 PASSED 는 "검사를 통과했다"가 아니라 "검사가 통과를 반환하도록 작성되어 있다"는 뜻이었다.</w:t>
+        <w:t>재도킹 대조가 이 연구에서 가장 정보량이 큰 실험이었다. 프로그램은 결정 자세를 상위 모드 안에 재현했다. 즉 탐색 공간과 자세 생성에는 문제가 없다. 그런데 채점 함수가 그 자세를 1위로 올리지 못했다. 만약 1위 자세만 보고 끝냈다면 "도킹이 실패했다"고 결론지었을 것이고, 그것은 틀린 진단이었을 것이다.</w:t>
       </w:r>
     </w:p>
     <w:p>
@@ -3360,49 +5972,7 @@
           <w:b w:val="0"/>
           <w:sz w:val="21"/>
         </w:rPr>
-        <w:t xml:space="preserve">교훈은 하네스를 부정하는 쪽이 아니라 반대다. </w:t>
-      </w:r>
-      <w:r>
-        <w:rPr>
-          <w:rFonts w:ascii="Malgun Gothic" w:hAnsi="Malgun Gothic"/>
-          <w:b/>
-          <w:sz w:val="21"/>
-        </w:rPr>
-        <w:t>게이트에는 음성 대조가 필요하다.</w:t>
-      </w:r>
-      <w:r>
-        <w:rPr>
-          <w:rFonts w:ascii="Malgun Gothic" w:hAnsi="Malgun Gothic"/>
-          <w:b w:val="0"/>
-          <w:sz w:val="21"/>
-        </w:rPr>
-        <w:t xml:space="preserve"> 통과만 관측된 파이프라인은 검증된 것이 아니라 아직 시험되지 않은 것이다.</w:t>
-      </w:r>
-    </w:p>
-    <w:p>
-      <w:r>
-        <w:rPr>
-          <w:rFonts w:ascii="Malgun Gothic" w:hAnsi="Malgun Gothic"/>
-          <w:b w:val="0"/>
-          <w:sz w:val="21"/>
-        </w:rPr>
-        <w:t xml:space="preserve">이 논리는 새로운 것이 아니라 소프트웨어 테스팅의 오래된 결론과 같다. 뮤테이션 테스팅은 프로그램에 의도적 결함을 심어 테스트가 그것을 잡아내는지 보는 방법으로, 테스트 스위트가 "통과한다"는 사실만으로는 결함 검출력을 알 수 없다는 문제의식에서 출발했다 [20]. 본 실행의 selectivity 게이트는 그 관점에서 보면 </w:t>
-      </w:r>
-      <w:r>
-        <w:rPr>
-          <w:rFonts w:ascii="Malgun Gothic" w:hAnsi="Malgun Gothic"/>
-          <w:b/>
-          <w:sz w:val="21"/>
-        </w:rPr>
-        <w:t>어떤 뮤턴트도 죽이지 못하는 테스트</w:t>
-      </w:r>
-      <w:r>
-        <w:rPr>
-          <w:rFonts w:ascii="Malgun Gothic" w:hAnsi="Malgun Gothic"/>
-          <w:b w:val="0"/>
-          <w:sz w:val="21"/>
-        </w:rPr>
-        <w:t>였다. 에이전트 하네스의 게이트도 같은 기준으로 평가해야 한다.</w:t>
+        <w:t>이 구분은 실무적으로 중요하다. 자세 생성이 실패하면 탐색을 늘리거나 유연성을 도입해야 하지만, 채점이 실패하면 그런 조치는 도움이 되지 않는다. 대조 실험이 없으면 어느 쪽인지 알 수 없다.</w:t>
       </w:r>
     </w:p>
     <w:p>
@@ -3414,366 +5984,7 @@
           <w:rFonts w:ascii="Malgun Gothic" w:hAnsi="Malgun Gothic"/>
           <w:color w:val="0B2A4A"/>
         </w:rPr>
-        <w:t>4.2 임계값의 임의성</w:t>
-      </w:r>
-    </w:p>
-    <w:p>
-      <w:pPr>
-        <w:jc w:val="center"/>
-      </w:pPr>
-      <w:r>
-        <w:drawing>
-          <wp:inline xmlns:a="http://schemas.openxmlformats.org/drawingml/2006/main" xmlns:pic="http://schemas.openxmlformats.org/drawingml/2006/picture">
-            <wp:extent cx="5760720" cy="2034935"/>
-            <wp:docPr id="6" name="Picture 6"/>
-            <wp:cNvGraphicFramePr>
-              <a:graphicFrameLocks noChangeAspect="1"/>
-            </wp:cNvGraphicFramePr>
-            <a:graphic>
-              <a:graphicData uri="http://schemas.openxmlformats.org/drawingml/2006/picture">
-                <pic:pic>
-                  <pic:nvPicPr>
-                    <pic:cNvPr id="0" name="fig6_threshold_sweep.png"/>
-                    <pic:cNvPicPr/>
-                  </pic:nvPicPr>
-                  <pic:blipFill>
-                    <a:blip r:embed="rId14"/>
-                    <a:stretch>
-                      <a:fillRect/>
-                    </a:stretch>
-                  </pic:blipFill>
-                  <pic:spPr>
-                    <a:xfrm>
-                      <a:off x="0" y="0"/>
-                      <a:ext cx="5760720" cy="2034935"/>
-                    </a:xfrm>
-                    <a:prstGeom prst="rect"/>
-                  </pic:spPr>
-                </pic:pic>
-              </a:graphicData>
-            </a:graphic>
-          </wp:inline>
-        </w:drawing>
-      </w:r>
-    </w:p>
-    <w:p>
-      <w:r>
-        <w:rPr>
-          <w:rFonts w:ascii="Malgun Gothic" w:hAnsi="Malgun Gothic"/>
-          <w:b/>
-          <w:sz w:val="21"/>
-        </w:rPr>
-        <w:t>Figure 6. 임계 민감도.</w:t>
-      </w:r>
-    </w:p>
-    <w:tbl>
-      <w:tblPr>
-        <w:tblStyle w:val="LightGrid-Accent1"/>
-        <w:tblW w:type="auto" w:w="0"/>
-        <w:tblLook w:firstColumn="1" w:firstRow="1" w:lastColumn="0" w:lastRow="0" w:noHBand="0" w:noVBand="1" w:val="04A0"/>
-      </w:tblPr>
-      <w:tblGrid>
-        <w:gridCol w:w="960"/>
-        <w:gridCol w:w="960"/>
-        <w:gridCol w:w="960"/>
-        <w:gridCol w:w="960"/>
-        <w:gridCol w:w="960"/>
-        <w:gridCol w:w="960"/>
-        <w:gridCol w:w="960"/>
-        <w:gridCol w:w="960"/>
-        <w:gridCol w:w="960"/>
-      </w:tblGrid>
-      <w:tr>
-        <w:tc>
-          <w:tcPr>
-            <w:tcW w:type="dxa" w:w="960"/>
-          </w:tcPr>
-          <w:p>
-            <w:r>
-              <w:rPr>
-                <w:rFonts w:ascii="Malgun Gothic" w:hAnsi="Malgun Gothic"/>
-                <w:b/>
-                <w:sz w:val="17"/>
-              </w:rPr>
-              <w:t>QED 임계</w:t>
-            </w:r>
-          </w:p>
-        </w:tc>
-        <w:tc>
-          <w:tcPr>
-            <w:tcW w:type="dxa" w:w="960"/>
-          </w:tcPr>
-          <w:p>
-            <w:r>
-              <w:rPr>
-                <w:rFonts w:ascii="Malgun Gothic" w:hAnsi="Malgun Gothic"/>
-                <w:b/>
-                <w:sz w:val="17"/>
-              </w:rPr>
-              <w:t>0.35</w:t>
-            </w:r>
-          </w:p>
-        </w:tc>
-        <w:tc>
-          <w:tcPr>
-            <w:tcW w:type="dxa" w:w="960"/>
-          </w:tcPr>
-          <w:p>
-            <w:r>
-              <w:rPr>
-                <w:rFonts w:ascii="Malgun Gothic" w:hAnsi="Malgun Gothic"/>
-                <w:b/>
-                <w:sz w:val="17"/>
-              </w:rPr>
-              <w:t>0.40</w:t>
-            </w:r>
-          </w:p>
-        </w:tc>
-        <w:tc>
-          <w:tcPr>
-            <w:tcW w:type="dxa" w:w="960"/>
-          </w:tcPr>
-          <w:p>
-            <w:r>
-              <w:rPr>
-                <w:rFonts w:ascii="Malgun Gothic" w:hAnsi="Malgun Gothic"/>
-                <w:b/>
-                <w:sz w:val="17"/>
-              </w:rPr>
-              <w:t>0.45</w:t>
-            </w:r>
-          </w:p>
-        </w:tc>
-        <w:tc>
-          <w:tcPr>
-            <w:tcW w:type="dxa" w:w="960"/>
-          </w:tcPr>
-          <w:p>
-            <w:r>
-              <w:rPr>
-                <w:rFonts w:ascii="Malgun Gothic" w:hAnsi="Malgun Gothic"/>
-                <w:b/>
-                <w:sz w:val="17"/>
-              </w:rPr>
-              <w:t>0.50</w:t>
-            </w:r>
-          </w:p>
-        </w:tc>
-        <w:tc>
-          <w:tcPr>
-            <w:tcW w:type="dxa" w:w="960"/>
-          </w:tcPr>
-          <w:p>
-            <w:r>
-              <w:rPr>
-                <w:rFonts w:ascii="Malgun Gothic" w:hAnsi="Malgun Gothic"/>
-                <w:b/>
-                <w:sz w:val="17"/>
-              </w:rPr>
-              <w:t>0.55</w:t>
-            </w:r>
-          </w:p>
-        </w:tc>
-        <w:tc>
-          <w:tcPr>
-            <w:tcW w:type="dxa" w:w="960"/>
-          </w:tcPr>
-          <w:p>
-            <w:r>
-              <w:rPr>
-                <w:rFonts w:ascii="Malgun Gothic" w:hAnsi="Malgun Gothic"/>
-                <w:b/>
-                <w:sz w:val="17"/>
-              </w:rPr>
-              <w:t>0.60</w:t>
-            </w:r>
-          </w:p>
-        </w:tc>
-        <w:tc>
-          <w:tcPr>
-            <w:tcW w:type="dxa" w:w="960"/>
-          </w:tcPr>
-          <w:p>
-            <w:r>
-              <w:rPr>
-                <w:rFonts w:ascii="Malgun Gothic" w:hAnsi="Malgun Gothic"/>
-                <w:b/>
-                <w:sz w:val="17"/>
-              </w:rPr>
-              <w:t>0.65</w:t>
-            </w:r>
-          </w:p>
-        </w:tc>
-        <w:tc>
-          <w:tcPr>
-            <w:tcW w:type="dxa" w:w="960"/>
-          </w:tcPr>
-          <w:p>
-            <w:r>
-              <w:rPr>
-                <w:rFonts w:ascii="Malgun Gothic" w:hAnsi="Malgun Gothic"/>
-                <w:b/>
-                <w:sz w:val="17"/>
-              </w:rPr>
-              <w:t>0.70</w:t>
-            </w:r>
-          </w:p>
-        </w:tc>
-      </w:tr>
-      <w:tr>
-        <w:tc>
-          <w:tcPr>
-            <w:tcW w:type="dxa" w:w="960"/>
-          </w:tcPr>
-          <w:p>
-            <w:r>
-              <w:rPr>
-                <w:rFonts w:ascii="Malgun Gothic" w:hAnsi="Malgun Gothic"/>
-                <w:b w:val="0"/>
-                <w:sz w:val="17"/>
-              </w:rPr>
-              <w:t>통과 건수</w:t>
-            </w:r>
-          </w:p>
-        </w:tc>
-        <w:tc>
-          <w:tcPr>
-            <w:tcW w:type="dxa" w:w="960"/>
-          </w:tcPr>
-          <w:p>
-            <w:r>
-              <w:rPr>
-                <w:rFonts w:ascii="Malgun Gothic" w:hAnsi="Malgun Gothic"/>
-                <w:b w:val="0"/>
-                <w:sz w:val="17"/>
-              </w:rPr>
-              <w:t>10</w:t>
-            </w:r>
-          </w:p>
-        </w:tc>
-        <w:tc>
-          <w:tcPr>
-            <w:tcW w:type="dxa" w:w="960"/>
-          </w:tcPr>
-          <w:p>
-            <w:r>
-              <w:rPr>
-                <w:rFonts w:ascii="Malgun Gothic" w:hAnsi="Malgun Gothic"/>
-                <w:b w:val="0"/>
-                <w:sz w:val="17"/>
-              </w:rPr>
-              <w:t>7</w:t>
-            </w:r>
-          </w:p>
-        </w:tc>
-        <w:tc>
-          <w:tcPr>
-            <w:tcW w:type="dxa" w:w="960"/>
-          </w:tcPr>
-          <w:p>
-            <w:r>
-              <w:rPr>
-                <w:rFonts w:ascii="Malgun Gothic" w:hAnsi="Malgun Gothic"/>
-                <w:b w:val="0"/>
-                <w:sz w:val="17"/>
-              </w:rPr>
-              <w:t>6</w:t>
-            </w:r>
-          </w:p>
-        </w:tc>
-        <w:tc>
-          <w:tcPr>
-            <w:tcW w:type="dxa" w:w="960"/>
-          </w:tcPr>
-          <w:p>
-            <w:r>
-              <w:rPr>
-                <w:rFonts w:ascii="Malgun Gothic" w:hAnsi="Malgun Gothic"/>
-                <w:b w:val="0"/>
-                <w:sz w:val="17"/>
-              </w:rPr>
-              <w:t>4</w:t>
-            </w:r>
-          </w:p>
-        </w:tc>
-        <w:tc>
-          <w:tcPr>
-            <w:tcW w:type="dxa" w:w="960"/>
-          </w:tcPr>
-          <w:p>
-            <w:r>
-              <w:rPr>
-                <w:rFonts w:ascii="Malgun Gothic" w:hAnsi="Malgun Gothic"/>
-                <w:b w:val="0"/>
-                <w:sz w:val="17"/>
-              </w:rPr>
-              <w:t>3</w:t>
-            </w:r>
-          </w:p>
-        </w:tc>
-        <w:tc>
-          <w:tcPr>
-            <w:tcW w:type="dxa" w:w="960"/>
-          </w:tcPr>
-          <w:p>
-            <w:r>
-              <w:rPr>
-                <w:rFonts w:ascii="Malgun Gothic" w:hAnsi="Malgun Gothic"/>
-                <w:b w:val="0"/>
-                <w:sz w:val="17"/>
-              </w:rPr>
-              <w:t>2</w:t>
-            </w:r>
-          </w:p>
-        </w:tc>
-        <w:tc>
-          <w:tcPr>
-            <w:tcW w:type="dxa" w:w="960"/>
-          </w:tcPr>
-          <w:p>
-            <w:r>
-              <w:rPr>
-                <w:rFonts w:ascii="Malgun Gothic" w:hAnsi="Malgun Gothic"/>
-                <w:b w:val="0"/>
-                <w:sz w:val="17"/>
-              </w:rPr>
-              <w:t>1</w:t>
-            </w:r>
-          </w:p>
-        </w:tc>
-        <w:tc>
-          <w:tcPr>
-            <w:tcW w:type="dxa" w:w="960"/>
-          </w:tcPr>
-          <w:p>
-            <w:r>
-              <w:rPr>
-                <w:rFonts w:ascii="Malgun Gothic" w:hAnsi="Malgun Gothic"/>
-                <w:b w:val="0"/>
-                <w:sz w:val="17"/>
-              </w:rPr>
-              <w:t>1</w:t>
-            </w:r>
-          </w:p>
-        </w:tc>
-      </w:tr>
-    </w:tbl>
-    <w:p>
-      <w:r>
-        <w:rPr>
-          <w:rFonts w:ascii="Malgun Gothic" w:hAnsi="Malgun Gothic"/>
-          <w:b/>
-          <w:sz w:val="21"/>
-        </w:rPr>
-        <w:t>Table 4. 임계별 통과 건수.</w:t>
-      </w:r>
-      <w:r>
-        <w:rPr>
-          <w:rFonts w:ascii="Malgun Gothic" w:hAnsi="Malgun Gothic"/>
-          <w:b w:val="0"/>
-          <w:sz w:val="21"/>
-        </w:rPr>
-        <w:t xml:space="preserve"> 측정값은 동일하고 임계만 달라졌다.</w:t>
+        <w:t>4.2 항을 나눠도 개선되지 않았다</w:t>
       </w:r>
     </w:p>
     <w:p>
@@ -3783,7 +5994,33 @@
           <w:b w:val="0"/>
           <w:sz w:val="21"/>
         </w:rPr>
-        <w:t>실제로 쓴 0.5 에서 좌우로 0.05 씩 옮기면 통과가 6건과 3건으로 갈린다. 0.35 까지 내리면 10건 전부가 통과해 게이트가 아무것도 걸러내지 못한다. 임계 근방에서는 QED 0.479 가 탈락하고 0.524 가 통과했는데 차이는 0.045 다. 산출은 측정값보다 임계 선택에 민감하다.</w:t>
+        <w:t xml:space="preserve">단일 점수 대신 항을 개별 변수로 쓰면 나아질 것이라는 기대는 이 데이터에서 성립하지 않았다. 5개 항 모델은 적합 R² 가 단일 점수 모델과 비슷한데 교차검증 Q² 는 음수로 떨어졌다. Q² 가 음수라는 것은 새 화합물에 대해 </w:t>
+      </w:r>
+      <w:r>
+        <w:rPr>
+          <w:rFonts w:ascii="Malgun Gothic" w:hAnsi="Malgun Gothic"/>
+          <w:b/>
+          <w:sz w:val="21"/>
+        </w:rPr>
+        <w:t>평균값으로 예측하는 것보다 못하다</w:t>
+      </w:r>
+      <w:r>
+        <w:rPr>
+          <w:rFonts w:ascii="Malgun Gothic" w:hAnsi="Malgun Gothic"/>
+          <w:b w:val="0"/>
+          <w:sz w:val="21"/>
+        </w:rPr>
+        <w:t>는 뜻이다.</w:t>
+      </w:r>
+    </w:p>
+    <w:p>
+      <w:r>
+        <w:rPr>
+          <w:rFonts w:ascii="Malgun Gothic" w:hAnsi="Malgun Gothic"/>
+          <w:b w:val="0"/>
+          <w:sz w:val="21"/>
+        </w:rPr>
+        <w:t>라벨 섞기 대조가 이유를 보여준다. y 를 무작위로 섞어도 5개 항 모델은 적합 R² 중앙값 +0.166 를 얻는다. 실제 라벨로 얻은 +0.121 는 그 우연 수준을 넘지 못한다. 파라미터 6개가 n=30 의 잡음을 외우고 있을 뿐이다. 학습 R² 만 보고했다면 개선으로 오인했을 것이다.</w:t>
       </w:r>
     </w:p>
     <w:p>
@@ -3795,7 +6032,7 @@
           <w:rFonts w:ascii="Malgun Gothic" w:hAnsi="Malgun Gothic"/>
           <w:color w:val="0B2A4A"/>
         </w:rPr>
-        <w:t>4.3 Lipinski 규칙은 왜 아무것도 걸러내지 못했는가</w:t>
+        <w:t>4.3 결합 양상은 문헌과 일치한다</w:t>
       </w:r>
     </w:p>
     <w:p>
@@ -3805,7 +6042,7 @@
           <w:b w:val="0"/>
           <w:sz w:val="21"/>
         </w:rPr>
-        <w:t xml:space="preserve">Ro5 는 10/10 을 통과시켜 한 건도 탈락시키지 않았다. 초판은 이를 "이미 최적화된 계열이라 위반이 드물기 때문"으로 해석했으나 </w:t>
+        <w:t xml:space="preserve">접촉 잔기 집계에서 상위에 오른 것은 Gln817 과 Phe820 이다. 이 둘은 PDE5 저해제 인식에서 반복적으로 보고되는 잔기이며, 도킹 자세가 화학적으로 말이 되는 위치에 놓였음을 시사한다. 즉 </w:t>
       </w:r>
       <w:r>
         <w:rPr>
@@ -3813,7 +6050,7 @@
           <w:b/>
           <w:sz w:val="21"/>
         </w:rPr>
-        <w:t>데이터가 그 해석을 반박한다.</w:t>
+        <w:t>자세는 그럴듯한데 점수가 순위를 못 매기는</w:t>
       </w:r>
       <w:r>
         <w:rPr>
@@ -3821,23 +6058,7 @@
           <w:b w:val="0"/>
           <w:sz w:val="21"/>
         </w:rPr>
-        <w:t xml:space="preserve"> 실제로는 7/10 이 MW 500 을 초과하고, 위반이 하나도 없는 화합물은 3/10 뿐이다. Ro5 가 걸러내지 못한 이유는 위반이 드물어서가 아니라 </w:t>
-      </w:r>
-      <w:r>
-        <w:rPr>
-          <w:rFonts w:ascii="Malgun Gothic" w:hAnsi="Malgun Gothic"/>
-          <w:b/>
-          <w:sz w:val="21"/>
-        </w:rPr>
-        <w:t>게이트가 위반 1개를 허용하기 때문</w:t>
-      </w:r>
-      <w:r>
-        <w:rPr>
-          <w:rFonts w:ascii="Malgun Gothic" w:hAnsi="Malgun Gothic"/>
-          <w:b w:val="0"/>
-          <w:sz w:val="21"/>
-        </w:rPr>
-        <w:t>이다. 위반 0개를 요구했다면 7/10 이 탈락해 QED 보다 강한 필터가 되었을 것이다.</w:t>
+        <w:t xml:space="preserve"> 상황이 그림에서도 확인된다.</w:t>
       </w:r>
     </w:p>
     <w:p>
@@ -3849,7 +6070,7 @@
           <w:rFonts w:ascii="Malgun Gothic" w:hAnsi="Malgun Gothic"/>
           <w:color w:val="0B2A4A"/>
         </w:rPr>
-        <w:t>4.4 경쟁 가설</w:t>
+        <w:t>4.4 한계</w:t>
       </w:r>
     </w:p>
     <w:p>
@@ -3859,203 +6080,7 @@
           <w:b w:val="0"/>
           <w:sz w:val="21"/>
         </w:rPr>
-        <w:t>초판에는 경쟁 설명이 없었다. 본 판은 셋을 명시한다.</w:t>
-      </w:r>
-    </w:p>
-    <w:p>
-      <w:r>
-        <w:rPr>
-          <w:rFonts w:ascii="Malgun Gothic" w:hAnsi="Malgun Gothic"/>
-          <w:b w:val="0"/>
-          <w:sz w:val="21"/>
-        </w:rPr>
-        <w:t xml:space="preserve">- </w:t>
-      </w:r>
-      <w:r>
-        <w:rPr>
-          <w:rFonts w:ascii="Malgun Gothic" w:hAnsi="Malgun Gothic"/>
-          <w:b/>
-          <w:sz w:val="21"/>
-        </w:rPr>
-        <w:t>H2 (술어 상수성).</w:t>
-      </w:r>
-      <w:r>
-        <w:rPr>
-          <w:rFonts w:ascii="Malgun Gothic" w:hAnsi="Malgun Gothic"/>
-          <w:b w:val="0"/>
-          <w:sz w:val="21"/>
-        </w:rPr>
-        <w:t xml:space="preserve"> 게이트가 통과한 것은 강제가 작동해서가 아니라 술어가 상수여서다.   판별: 술어를 입력 의존으로 바꾸고 잘못된 입력을 준다. </w:t>
-      </w:r>
-      <w:r>
-        <w:rPr>
-          <w:rFonts w:ascii="Malgun Gothic" w:hAnsi="Malgun Gothic"/>
-          <w:b/>
-          <w:sz w:val="21"/>
-        </w:rPr>
-        <w:t>본 연구에서 수행했고 H2 가   selectivity 게이트에 대해 참이었다.</w:t>
-      </w:r>
-      <w:r>
-        <w:rPr>
-          <w:rFonts w:ascii="Malgun Gothic" w:hAnsi="Malgun Gothic"/>
-          <w:b w:val="0"/>
-          <w:sz w:val="21"/>
-        </w:rPr>
-        <w:t xml:space="preserve"> - </w:t>
-      </w:r>
-      <w:r>
-        <w:rPr>
-          <w:rFonts w:ascii="Malgun Gothic" w:hAnsi="Malgun Gothic"/>
-          <w:b/>
-          <w:sz w:val="21"/>
-        </w:rPr>
-        <w:t>H3 (입력이 우연히 깨끗함).</w:t>
-      </w:r>
-      <w:r>
-        <w:rPr>
-          <w:rFonts w:ascii="Malgun Gothic" w:hAnsi="Malgun Gothic"/>
-          <w:b w:val="0"/>
-          <w:sz w:val="21"/>
-        </w:rPr>
-        <w:t xml:space="preserve"> 차단 경로는 정상이나 실패 입력이 없었을 뿐이다.   판별: 실패 봉투를 주입한다. 수행 결과 차단이 관측되어 나머지 세 게이트에 대해 H3 가 기각된다. - </w:t>
-      </w:r>
-      <w:r>
-        <w:rPr>
-          <w:rFonts w:ascii="Malgun Gothic" w:hAnsi="Malgun Gothic"/>
-          <w:b/>
-          <w:sz w:val="21"/>
-        </w:rPr>
-        <w:t>H4 (판정 분리).</w:t>
-      </w:r>
-      <w:r>
-        <w:rPr>
-          <w:rFonts w:ascii="Malgun Gothic" w:hAnsi="Malgun Gothic"/>
-          <w:b w:val="0"/>
-          <w:sz w:val="21"/>
-        </w:rPr>
-        <w:t xml:space="preserve"> 약물성 결과가 무엇이든 단계는 통과한다. 판별: gate_pass 가   verification.passed 에 포함되는지 본다. 포함되지 않으므로 </w:t>
-      </w:r>
-      <w:r>
-        <w:rPr>
-          <w:rFonts w:ascii="Malgun Gothic" w:hAnsi="Malgun Gothic"/>
-          <w:b/>
-          <w:sz w:val="21"/>
-        </w:rPr>
-        <w:t>H4 는 참이다.</w:t>
-      </w:r>
-    </w:p>
-    <w:p>
-      <w:pPr>
-        <w:pStyle w:val="Heading3"/>
-      </w:pPr>
-      <w:r>
-        <w:rPr>
-          <w:rFonts w:ascii="Malgun Gothic" w:hAnsi="Malgun Gothic"/>
-          <w:color w:val="0B2A4A"/>
-        </w:rPr>
-        <w:t>4.5 한계</w:t>
-      </w:r>
-    </w:p>
-    <w:p>
-      <w:r>
-        <w:rPr>
-          <w:rFonts w:ascii="Malgun Gothic" w:hAnsi="Malgun Gothic"/>
-          <w:b w:val="0"/>
-          <w:sz w:val="21"/>
-        </w:rPr>
-        <w:t xml:space="preserve">1. 단일 실행이며 반복이 없다. 통계적 추론을 하지 않았고 p값·신뢰구간이 없다. 2. </w:t>
-      </w:r>
-      <w:r>
-        <w:rPr>
-          <w:rFonts w:ascii="Malgun Gothic" w:hAnsi="Malgun Gothic"/>
-          <w:b/>
-          <w:sz w:val="21"/>
-        </w:rPr>
-        <w:t>대조군이 없다.</w:t>
-      </w:r>
-      <w:r>
-        <w:rPr>
-          <w:rFonts w:ascii="Malgun Gothic" w:hAnsi="Malgun Gothic"/>
-          <w:b w:val="0"/>
-          <w:sz w:val="21"/>
-        </w:rPr>
-        <w:t xml:space="preserve"> 문서-전용 조건을 실행하지 않았으므로 "문서보다 코드가 낫다"는    비교 주장은 본 연구가 뒷받침하지 못한다. 3. 화합물 10건은 단일 화학형 계열에 가깝다. 원인은 정렬 미지정보다 §2.2 의 세 제외    필터에 더 크게 있을 수 있다. pchembl 비결측과 등호 관계를 요구하면 잘 연구된 단일    시리즈가 남기 쉽다. CLAUDE.md 가 참조 약물로 든 sildenafil·tadalafil·vardenafil·avanafil    은 포함되지 않았다. 4. 라이브러리·데이터베이스 버전을 고정하지 않아 수치 재현이 보장되지 않는다. 5. </w:t>
-      </w:r>
-      <w:r>
-        <w:rPr>
-          <w:rFonts w:ascii="Malgun Gothic" w:hAnsi="Malgun Gothic"/>
-          <w:b/>
-          <w:sz w:val="21"/>
-        </w:rPr>
-        <w:t>§3.2 강제력 실사와 §4.2 임계 스윕을 포함해 본 보고의 모든 분석은 결과를 본 뒤    설계된 사후(post-hoc) 탐색이다.</w:t>
-      </w:r>
-      <w:r>
-        <w:rPr>
-          <w:rFonts w:ascii="Malgun Gothic" w:hAnsi="Malgun Gothic"/>
-          <w:b w:val="0"/>
-          <w:sz w:val="21"/>
-        </w:rPr>
-        <w:t xml:space="preserve"> 사전 등록된 프로토콜이 없다. 임계 스윕의 범위    0.35–0.70 도 "전부 통과" 지점이 보이도록 사후에 정한 것이다. 6. </w:t>
-      </w:r>
-      <w:r>
-        <w:rPr>
-          <w:rFonts w:ascii="Malgun Gothic" w:hAnsi="Malgun Gothic"/>
-          <w:b/>
-          <w:sz w:val="21"/>
-        </w:rPr>
-        <w:t>경계 조건</w:t>
-      </w:r>
-      <w:r>
-        <w:rPr>
-          <w:rFonts w:ascii="Malgun Gothic" w:hAnsi="Malgun Gothic"/>
-          <w:b w:val="0"/>
-          <w:sz w:val="21"/>
-        </w:rPr>
-        <w:t>: 게이트 술어가 입력에 의존하지 않으면 하네스는 무력하다.    본 실행의 selectivity 게이트가 그 사례였다.</w:t>
-      </w:r>
-    </w:p>
-    <w:p>
-      <w:pPr>
-        <w:pStyle w:val="Heading3"/>
-      </w:pPr>
-      <w:r>
-        <w:rPr>
-          <w:rFonts w:ascii="Malgun Gothic" w:hAnsi="Malgun Gothic"/>
-          <w:color w:val="0B2A4A"/>
-        </w:rPr>
-        <w:t>독립 재현 계획</w:t>
-      </w:r>
-    </w:p>
-    <w:p>
-      <w:r>
-        <w:rPr>
-          <w:rFonts w:ascii="Malgun Gothic" w:hAnsi="Malgun Gothic"/>
-          <w:b w:val="0"/>
-          <w:sz w:val="21"/>
-        </w:rPr>
-        <w:t>본 보고는 자기 감사이므로 저자가 자기 코드를 검사했다는 한계가 있다. 다음을 제안한다. 제3자가 sample_run/environment.json 의 버전과 chembl_status.json 의 릴리스를 맞춘 뒤 python run_harness.py run 과 python scripts/negative_control.py 를 실행해 게이트 로그와 Table 3 을 대조한다. 나아가 같은 감사 절차(강제력 실사표 + 음성 대조)를 다른 공개 하네스에 적용해, 게이트 반증 불가능성이 이 저장소 고유의 문제인지 일반적 현상인지 확인하는 것이 다음 단계다. 본 보고는 후자를 주장하지 않는다.</w:t>
-      </w:r>
-    </w:p>
-    <w:p>
-      <w:pPr>
-        <w:pStyle w:val="Heading3"/>
-      </w:pPr>
-      <w:r>
-        <w:rPr>
-          <w:rFonts w:ascii="Malgun Gothic" w:hAnsi="Malgun Gothic"/>
-          <w:color w:val="0B2A4A"/>
-        </w:rPr>
-        <w:t>4.6 임상 번역 격차</w:t>
-      </w:r>
-    </w:p>
-    <w:p>
-      <w:r>
-        <w:rPr>
-          <w:rFonts w:ascii="Malgun Gothic" w:hAnsi="Malgun Gothic"/>
-          <w:b w:val="0"/>
-          <w:sz w:val="21"/>
-        </w:rPr>
-        <w:t>본 보고의 어떤 수치도 임상 효능이나 안전성을 시사하지 않는다. 물성은 합성 이전 단계의 계산 지표이며, 후보 판단에는 결합 실험, 세포 어세이, 약동학, 독성 평가가 필요하다. 게이트 통과는 규약 준수를 뜻할 뿐 화합물이 유망하다는 뜻이 아니다.</w:t>
+        <w:t>1. 단일 표적, 단일 결정 구조다. 다른 표적에서 같은 결론이 나올지는 검정하지 않았다. 2. 수용체를 강체로 다뤘다. 유연 도킹이나 앙상블 도킹은 시도하지 않았다. 3. 화합물 30건은 결정적 규칙으로 층화 추출한 것이며 무작위 표본이 아니다. 4. IC50 은 서로 다른 문헌·어세이 조건에서 온 값이다. 조건 간 차이가 잡음으로 들어간다. 5. 회귀는 선형 모델만 시도했다. 비선형 모델은 n=30 에서 과적합이 더 심해질 것으로 보아    시도하지 않았다. 6. 도킹 점수는 가설이며 결합 친화도의 실측이 아니다.</w:t>
       </w:r>
     </w:p>
     <w:p>
@@ -4077,7 +6102,7 @@
           <w:b w:val="0"/>
           <w:sz w:val="21"/>
         </w:rPr>
-        <w:t>게이트가 통과했다는 로그는 강제의 증거가 아니다. 본 실행에서 계약이 규정한 검사 다섯 중 셋만 실행 시점에 차단력을 가졌고, 하나는 어떤 입력으로도 실패할 수 없었으며, 하나는 아예 호출되지 않았다. 결함을 고치고 음성 대조를 수행한 뒤에야 차단을 관측할 수 있었다.</w:t>
+        <w:t>PDE5A 결정 구조에 대한 Vina 계열 도킹 점수는 이 화합물 집합의 실측 역가 순위를 신뢰할 수준으로 재현하지 못했다. 점수를 구성하는 항으로 분해해 다시 가중해도 개선되지 않았고, 교차검증 기준으로는 오히려 악화되었다.</w:t>
       </w:r>
     </w:p>
     <w:p>
@@ -4087,7 +6112,17 @@
           <w:b w:val="0"/>
           <w:sz w:val="21"/>
         </w:rPr>
-        <w:t xml:space="preserve">실무적 함의는 하나다. </w:t>
+        <w:t>그러나 실패의 위치는 특정할 수 있었다. 자세 생성은 작동했고 채점이 작동하지 않았다. 재도킹 대조 하나가 그 구분을 만들었다.</w:t>
+      </w:r>
+    </w:p>
+    <w:p>
+      <w:r>
+        <w:rPr>
+          <w:rFonts w:ascii="Malgun Gothic" w:hAnsi="Malgun Gothic"/>
+          <w:b w:val="0"/>
+          <w:sz w:val="21"/>
+        </w:rPr>
+        <w:t xml:space="preserve">실무적 함의는 둘이다. </w:t>
       </w:r>
       <w:r>
         <w:rPr>
@@ -4095,7 +6130,7 @@
           <w:b/>
           <w:sz w:val="21"/>
         </w:rPr>
-        <w:t>게이트를 만들었으면 실패시켜 보아야 한다.</w:t>
+        <w:t>도킹 결과를 쓰기 전에 재도킹 대조를 돌려 자세와 채점을 나눠 평가해야 한다.</w:t>
       </w:r>
       <w:r>
         <w:rPr>
@@ -4103,7 +6138,23 @@
           <w:b w:val="0"/>
           <w:sz w:val="21"/>
         </w:rPr>
-        <w:t xml:space="preserve"> 통과만 본 게이트는 검증된 것이 아니다.</w:t>
+        <w:t xml:space="preserve"> 그리고 </w:t>
+      </w:r>
+      <w:r>
+        <w:rPr>
+          <w:rFonts w:ascii="Malgun Gothic" w:hAnsi="Malgun Gothic"/>
+          <w:b/>
+          <w:sz w:val="21"/>
+        </w:rPr>
+        <w:t>소규모 데이터에서 항을 늘려 적합도를 올리는 것은 개선이 아니다.</w:t>
+      </w:r>
+      <w:r>
+        <w:rPr>
+          <w:rFonts w:ascii="Malgun Gothic" w:hAnsi="Malgun Gothic"/>
+          <w:b w:val="0"/>
+          <w:sz w:val="21"/>
+        </w:rPr>
+        <w:t xml:space="preserve"> 교차검증과 라벨 섞기 없이 보고된 R² 는 그 자체로는 아무것도 말해주지 않는다.</w:t>
       </w:r>
     </w:p>
     <w:p>
@@ -4115,7 +6166,7 @@
           <w:rFonts w:ascii="Malgun Gothic" w:hAnsi="Malgun Gothic"/>
           <w:color w:val="0B2A4A"/>
         </w:rPr>
-        <w:t>데이터 출처와 사용 조건</w:t>
+        <w:t>무-날조 선언</w:t>
       </w:r>
     </w:p>
     <w:p>
@@ -4125,187 +6176,7 @@
           <w:b w:val="0"/>
           <w:sz w:val="21"/>
         </w:rPr>
-        <w:t>표적 정보는 UniProt Knowledgebase [6], 활성물질은 ChEMBL [5] 에서 공개 API 로 조회했다. UniProt 데이터는 CC BY 4.0, ChEMBL 데이터는 CC BY-SA 3.0 으로 배포되며 두 자원 모두 출처 표시 조건으로 재사용이 허용된다. RDKit [4] 은 BSD 3-Clause 다. 본 보고는 교육·연구 목적의 비상업적 시연이다.</w:t>
-      </w:r>
-    </w:p>
-    <w:p>
-      <w:pPr>
-        <w:pStyle w:val="Heading2"/>
-      </w:pPr>
-      <w:r>
-        <w:rPr>
-          <w:rFonts w:ascii="Malgun Gothic" w:hAnsi="Malgun Gothic"/>
-          <w:color w:val="0B2A4A"/>
-        </w:rPr>
-        <w:t>오남용 가능성 (dual-use)</w:t>
-      </w:r>
-    </w:p>
-    <w:p>
-      <w:r>
-        <w:rPr>
-          <w:rFonts w:ascii="Malgun Gothic" w:hAnsi="Malgun Gothic"/>
-          <w:b w:val="0"/>
-          <w:sz w:val="21"/>
-        </w:rPr>
-        <w:t>본 파이프라인은 PDE5 저해제 유사체 목록에 PASS 라벨을 붙여 출력한다. 미승인 PDE5 유사체를 건강기능식품에 불법 혼입하는 사례는 실재하는 규제 문제다. 여기서의 PASS 는 계산 물성이 임의 임계를 넘었다는 뜻일 뿐 안전성·유효성·합법성과 무관하며, 본 산출물을 제품 개발 근거로 사용해서는 안 된다.</w:t>
-      </w:r>
-    </w:p>
-    <w:p>
-      <w:pPr>
-        <w:pStyle w:val="Heading2"/>
-      </w:pPr>
-      <w:r>
-        <w:rPr>
-          <w:rFonts w:ascii="Malgun Gothic" w:hAnsi="Malgun Gothic"/>
-          <w:color w:val="0B2A4A"/>
-        </w:rPr>
-        <w:t>인체 대상 여부</w:t>
-      </w:r>
-    </w:p>
-    <w:p>
-      <w:r>
-        <w:rPr>
-          <w:rFonts w:ascii="Malgun Gothic" w:hAnsi="Malgun Gothic"/>
-          <w:b w:val="0"/>
-          <w:sz w:val="21"/>
-        </w:rPr>
-        <w:t>본 연구는 인체 대상 데이터를 사용하지 않았다. 공개 데이터베이스의 분자 수준 정보만 다루며 인구집단 추론을 하지 않으므로 IRB 심의 대상이 아니다.</w:t>
-      </w:r>
-    </w:p>
-    <w:p>
-      <w:pPr>
-        <w:pStyle w:val="Heading2"/>
-      </w:pPr>
-      <w:r>
-        <w:rPr>
-          <w:rFonts w:ascii="Malgun Gothic" w:hAnsi="Malgun Gothic"/>
-          <w:color w:val="0B2A4A"/>
-        </w:rPr>
-        <w:t>이해상충</w:t>
-      </w:r>
-    </w:p>
-    <w:p>
-      <w:r>
-        <w:rPr>
-          <w:rFonts w:ascii="Malgun Gothic" w:hAnsi="Malgun Gothic"/>
-          <w:b w:val="0"/>
-          <w:sz w:val="21"/>
-        </w:rPr>
-        <w:t>없음. 본 보고는 강의 실습 자료로 작성되었으며 상업적 이해관계가 없다.</w:t>
-      </w:r>
-    </w:p>
-    <w:p>
-      <w:pPr>
-        <w:pStyle w:val="Heading2"/>
-      </w:pPr>
-      <w:r>
-        <w:rPr>
-          <w:rFonts w:ascii="Malgun Gothic" w:hAnsi="Malgun Gothic"/>
-          <w:color w:val="0B2A4A"/>
-        </w:rPr>
-        <w:t>데이터 및 코드 가용성</w:t>
-      </w:r>
-    </w:p>
-    <w:p>
-      <w:r>
-        <w:rPr>
-          <w:rFonts w:ascii="Malgun Gothic" w:hAnsi="Malgun Gothic"/>
-          <w:b w:val="0"/>
-          <w:sz w:val="21"/>
-        </w:rPr>
-        <w:t>- 원자료: sample_run/run_stdout.json, run_gatelog.txt, envelopes/, negative_control_gatelog.txt - 그림: scripts/make_figures.py (각 PNG 옆 .meta.json 에 출처·해시) - 본문: scripts/make_report.py (결과 수치를 원자료에서 주입) - 음성 대조: scripts/negative_control.py</w:t>
-      </w:r>
-    </w:p>
-    <w:p>
-      <w:pPr>
-        <w:pStyle w:val="Heading2"/>
-      </w:pPr>
-      <w:r>
-        <w:rPr>
-          <w:rFonts w:ascii="Malgun Gothic" w:hAnsi="Malgun Gothic"/>
-          <w:color w:val="0B2A4A"/>
-        </w:rPr>
-        <w:t>무-날조 선언 (범위 명시)</w:t>
-      </w:r>
-    </w:p>
-    <w:p>
-      <w:r>
-        <w:rPr>
-          <w:rFonts w:ascii="Malgun Gothic" w:hAnsi="Malgun Gothic"/>
-          <w:b w:val="0"/>
-          <w:sz w:val="21"/>
-        </w:rPr>
-        <w:t xml:space="preserve">본 보고서의 </w:t>
-      </w:r>
-      <w:r>
-        <w:rPr>
-          <w:rFonts w:ascii="Malgun Gothic" w:hAnsi="Malgun Gothic"/>
-          <w:b/>
-          <w:sz w:val="21"/>
-        </w:rPr>
-        <w:t>결과 수치</w:t>
-      </w:r>
-      <w:r>
-        <w:rPr>
-          <w:rFonts w:ascii="Malgun Gothic" w:hAnsi="Malgun Gothic"/>
-          <w:b w:val="0"/>
-          <w:sz w:val="21"/>
-        </w:rPr>
-        <w:t xml:space="preserve">(Table 3·4, 통과 건수, QED 범위, 해시, 표적 필드)는 스크립트가 원자료에서 주입한 값이다. </w:t>
-      </w:r>
-      <w:r>
-        <w:rPr>
-          <w:rFonts w:ascii="Malgun Gothic" w:hAnsi="Malgun Gothic"/>
-          <w:b/>
-          <w:sz w:val="21"/>
-        </w:rPr>
-        <w:t>환경 버전 문자열도 기계 캡처값이다</w:t>
-      </w:r>
-      <w:r>
-        <w:rPr>
-          <w:rFonts w:ascii="Malgun Gothic" w:hAnsi="Malgun Gothic"/>
-          <w:b w:val="0"/>
-          <w:sz w:val="21"/>
-        </w:rPr>
-        <w:t xml:space="preserve"> — scripts/capture_environment.py 가 importlib.metadata.version() 으로 실행 인터프리터에서 읽어 sample_run/environment.json 에 쓰고, make_report.py 가 그 파일을 읽어 본문에 주입한다. 두 스크립트 모두 저장소에 있으므로 이 주장 자체를 코드로 확인할 수 있다. ChEMBL 릴리스도 API 응답 (sample_run/chembl_status.json)에서 주입했다. </w:t>
-      </w:r>
-      <w:r>
-        <w:rPr>
-          <w:rFonts w:ascii="Malgun Gothic" w:hAnsi="Malgun Gothic"/>
-          <w:b/>
-          <w:sz w:val="21"/>
-        </w:rPr>
-        <w:t>반면 서술문, 절 제목, 계약 계층 설명은 사람이 작성했다.</w:t>
-      </w:r>
-      <w:r>
-        <w:rPr>
-          <w:rFonts w:ascii="Malgun Gothic" w:hAnsi="Malgun Gothic"/>
-          <w:b w:val="0"/>
-          <w:sz w:val="21"/>
-        </w:rPr>
-        <w:t xml:space="preserve"> 산출되지 않은 양은 산출되지 않았다고 적었으며 추정값으로 대체하지 않았다. Figure 1·2 는 수치를 포함하지 않는 개념도이고, Figure 3·4·6 은 원자료만 사용했다.</w:t>
-      </w:r>
-    </w:p>
-    <w:p>
-      <w:pPr>
-        <w:pStyle w:val="Heading2"/>
-      </w:pPr>
-      <w:r>
-        <w:rPr>
-          <w:rFonts w:ascii="Malgun Gothic" w:hAnsi="Malgun Gothic"/>
-          <w:color w:val="0B2A4A"/>
-        </w:rPr>
-        <w:t>참고문헌</w:t>
-      </w:r>
-    </w:p>
-    <w:p>
-      <w:r>
-        <w:rPr>
-          <w:rFonts w:ascii="Malgun Gothic" w:hAnsi="Malgun Gothic"/>
-          <w:b w:val="0"/>
-          <w:sz w:val="21"/>
-        </w:rPr>
-        <w:t>1. Bickerton GR, Paolini GV, Besnard J, Muresan S, Hopkins AL. Quantifying the chemical beauty of drugs. Nat Chem. 2012;4(2):90-98. doi:10.1038/nchem.1243. PMID: 22270643. 2. Lipinski CA, Lombardo F, Dominy BW, Feeney PJ. Experimental and computational approaches to estimate solubility and permeability in drug discovery and development settings. Adv Drug Deliv Rev. 2001;46(1-3):3-26. doi:10.1016/S0169-409X(00)00129-0. PMID: 11259830. 3. Ertl P, Schuffenhauer A. Estimation of synthetic accessibility score of drug-like molecules based on molecular complexity and fragment contributions. J Cheminform. 2009;1(1):8. doi:10.1186/1758-2946-1-8. PMID: 20298526. 4. RDKit: Open-source cheminformatics [software]. Available from: https://www.rdkit.org. doi:10.5281/zenodo.591637 (concept DOI). 5. Zdrazil B, Felix E, Hunter F, Manners EJ, Blackshaw J, Corbett S, et al. The ChEMBL Database in 2023. Nucleic Acids Res. 2024;52(D1):D1180-D1192. doi:10.1093/nar/gkad1004. PMID: 37933841. 6. UniProt Consortium. UniProt: the Universal Protein Knowledgebase in 2025. Nucleic Acids Res. 2025;53(D1):D609-D617. doi:10.1093/nar/gkae1010. PMID: 39552041. 7. Bhattacharyya M, Miller VM, Bhattacharyya D, Miller LE. High rates of fabricated and inaccurate references in ChatGPT-generated medical content. Cureus. 2023;15(5):e39238. doi:10.7759/cureus.39238. PMID: 37337480. 8. Walters WH, Wilder EI. Fabrication and errors in the bibliographic citations generated by ChatGPT. Sci Rep. 2023;13(1):14045. doi:10.1038/s41598-023-41032-5. PMID: 37679503. 9. Chelli M, Descamps J, Lavoue V, Trojani C, Azar M, Deckert M, et al. Hallucination rates and reference accuracy of ChatGPT and Bard for systematic reviews. J Med Internet Res. 2024;26:e53164. doi:10.2196/53164. PMID: 38776130. 10. Asgari E, Montana-Brown N, Dubois M, Khalil S, Balloch J, Yeung JA, et al. A framework to assess clinical safety and hallucination rates of LLMs for medical text summarisation. NPJ Digit Med. 2025;8(1):274. doi:10.1038/s41746-025-01670-7. PMID: 40360677. 11. Rebedea T, Dinu R, Sreedhar MN, Parisien C, Cohen J. NeMo Guardrails: a toolkit for controllable and safe LLM applications with programmable rails. In: EMNLP 2023 System Demonstrations. p. 431-445. doi:10.18653/v1/2023.emnlp-demo.40. 12. Dhuliawala S, Komeili M, Xu J, Raileanu R, Li X, Celikyilmaz A, et al. Chain-of-Verification reduces hallucination in large language models. In: Findings of ACL 2024. p. 3563-3578. doi:10.18653/v1/2024.findings-acl.212. 13. Schick T, Dwivedi-Yu J, Dessi R, Raileanu R, Lomeli M, Hambro E, et al. Toolformer: language models can teach themselves to use tools. In: NeurIPS 36 (2023). p. 68539-68551. doi:10.52202/075280-2997. 14. Meyer B. Applying "design by contract". Computer. 1992;25(10):40-51. doi:10.1109/2.161279. 15. Boiko DA, MacKnight R, Kline B, Gomes G. Autonomous chemical research with large language models. Nature. 2023;624(7992):570-578. doi:10.1038/s41586-023-06792-0. 16. Penades JR, Gottweis J, He L, Patkowski JB, Daryin A, Weng WH, et al. AI mirrors experimental science to uncover a mechanism of gene transfer crucial to bacterial evolution. Cell. 2025;188(23):6654-6665.e2. doi:10.1016/j.cell.2025.08.018. PMID: 40930092. 17. Swanson K, Wu W, Bulaong NL, Pak JE, Zou J. The Virtual Lab of AI agents designs new SARS-CoV-2 nanobodies. Nature. 2025;646(8085):716-723. doi:10.1038/s41586-025-09442-9. PMID: 40730228. 18. Boolell M, Allen MJ, Ballard SA, Gepi-Attee S, Muirhead GJ, Naylor AM, et al. Sildenafil: an orally active type 5 cyclic GMP-specific phosphodiesterase inhibitor for the treatment of penile erectile dysfunction. Int J Impot Res. 1996;8(2):47-52. 19. Ghofrani HA, Osterloh IH, Grimminger F. Sildenafil: from angina to erectile dysfunction to pulmonary hypertension and beyond. Nat Rev Drug Discov. 2006;5(8):689-702. doi:10.1038/nrd2030. 20. Jia Y, Harman M. An analysis and survey of the development of mutation testing. IEEE Trans Softw Eng. 2011;37(5):649-678. doi:10.1109/TSE.2010.62.</w:t>
+        <w:t>본 보고서의 결과 수치는 전부 sample_run/ 의 산출 파일에서 스크립트가 주입한 값이다. 서술문과 절 제목은 사람이 작성했다. 산출되지 않은 양은 산출되지 않았다고 적었다.</w:t>
       </w:r>
     </w:p>
     <w:sectPr>
